--- a/System/6-Archive/2-Public Archive/Old FileHistory/Folder Structure/Folder Structure - v5.docx
+++ b/System/6-Archive/2-Public Archive/Old FileHistory/Folder Structure/Folder Structure - v5.docx
@@ -25,8 +25,13 @@
       </w:r>
     </w:p>
     <w:p>
-      <w:r>
-        <w:t>created_at:</w:t>
+      <w:proofErr w:type="spellStart"/>
+      <w:r>
+        <w:t>created_at</w:t>
+      </w:r>
+      <w:proofErr w:type="spellEnd"/>
+      <w:r>
+        <w:t>:</w:t>
       </w:r>
       <w:r>
         <w:t xml:space="preserve"> </w:t>
@@ -36,9 +41,11 @@
       </w:r>
     </w:p>
     <w:p>
+      <w:proofErr w:type="spellStart"/>
       <w:r>
         <w:t>updated_at</w:t>
       </w:r>
+      <w:proofErr w:type="spellEnd"/>
       <w:r>
         <w:t>:</w:t>
       </w:r>
@@ -157,6 +164,7 @@
           <w:rFonts w:ascii="Roboto Mono" w:hAnsi="Roboto Mono"/>
         </w:rPr>
       </w:pPr>
+      <w:proofErr w:type="spellStart"/>
       <w:r>
         <w:rPr>
           <w:rFonts w:ascii="Roboto Mono" w:hAnsi="Roboto Mono"/>
@@ -165,6 +173,7 @@
         </w:rPr>
         <w:t>KingdomheartsData</w:t>
       </w:r>
+      <w:proofErr w:type="spellEnd"/>
       <w:r>
         <w:rPr>
           <w:rFonts w:ascii="Roboto Mono" w:hAnsi="Roboto Mono"/>
@@ -195,13 +204,23 @@
           <w:rFonts w:ascii="Roboto Mono" w:hAnsi="Roboto Mono"/>
         </w:rPr>
       </w:pPr>
-      <w:r>
-        <w:rPr>
-          <w:rFonts w:ascii="Roboto Mono" w:hAnsi="Roboto Mono"/>
-          <w:b/>
-          <w:bCs/>
-        </w:rPr>
-        <w:t xml:space="preserve">KingdomheartsGame </w:t>
+      <w:proofErr w:type="spellStart"/>
+      <w:r>
+        <w:rPr>
+          <w:rFonts w:ascii="Roboto Mono" w:hAnsi="Roboto Mono"/>
+          <w:b/>
+          <w:bCs/>
+        </w:rPr>
+        <w:t>KingdomheartsGame</w:t>
+      </w:r>
+      <w:proofErr w:type="spellEnd"/>
+      <w:r>
+        <w:rPr>
+          <w:rFonts w:ascii="Roboto Mono" w:hAnsi="Roboto Mono"/>
+          <w:b/>
+          <w:bCs/>
+        </w:rPr>
+        <w:t xml:space="preserve"> </w:t>
       </w:r>
       <w:r>
         <w:rPr>
@@ -227,13 +246,23 @@
           <w:rFonts w:ascii="Roboto Mono" w:hAnsi="Roboto Mono"/>
         </w:rPr>
       </w:pPr>
-      <w:r>
-        <w:rPr>
-          <w:rFonts w:ascii="Roboto Mono" w:hAnsi="Roboto Mono"/>
-          <w:b/>
-          <w:bCs/>
-        </w:rPr>
-        <w:t xml:space="preserve">Kingdomheartsknowledge </w:t>
+      <w:proofErr w:type="spellStart"/>
+      <w:r>
+        <w:rPr>
+          <w:rFonts w:ascii="Roboto Mono" w:hAnsi="Roboto Mono"/>
+          <w:b/>
+          <w:bCs/>
+        </w:rPr>
+        <w:t>Kingdomheartsknowledge</w:t>
+      </w:r>
+      <w:proofErr w:type="spellEnd"/>
+      <w:r>
+        <w:rPr>
+          <w:rFonts w:ascii="Roboto Mono" w:hAnsi="Roboto Mono"/>
+          <w:b/>
+          <w:bCs/>
+        </w:rPr>
+        <w:t xml:space="preserve"> </w:t>
       </w:r>
       <w:r>
         <w:rPr>
@@ -265,6 +294,7 @@
           <w:rFonts w:ascii="Roboto Mono" w:hAnsi="Roboto Mono"/>
         </w:rPr>
       </w:pPr>
+      <w:proofErr w:type="spellStart"/>
       <w:r>
         <w:rPr>
           <w:rFonts w:ascii="Roboto Mono" w:hAnsi="Roboto Mono"/>
@@ -273,6 +303,7 @@
         </w:rPr>
         <w:t>kingdomheartsMusic</w:t>
       </w:r>
+      <w:proofErr w:type="spellEnd"/>
       <w:r>
         <w:rPr>
           <w:rFonts w:ascii="Roboto Mono" w:hAnsi="Roboto Mono"/>
@@ -309,6 +340,7 @@
           <w:rFonts w:ascii="Roboto Mono" w:hAnsi="Roboto Mono"/>
         </w:rPr>
       </w:pPr>
+      <w:proofErr w:type="spellStart"/>
       <w:r>
         <w:rPr>
           <w:rFonts w:ascii="Roboto Mono" w:hAnsi="Roboto Mono"/>
@@ -317,6 +349,7 @@
         </w:rPr>
         <w:t>kingdomheartsManga</w:t>
       </w:r>
+      <w:proofErr w:type="spellEnd"/>
       <w:r>
         <w:rPr>
           <w:rFonts w:ascii="Roboto Mono" w:hAnsi="Roboto Mono"/>
@@ -355,6 +388,7 @@
           <w:rFonts w:ascii="Roboto Mono" w:hAnsi="Roboto Mono"/>
         </w:rPr>
       </w:pPr>
+      <w:proofErr w:type="spellStart"/>
       <w:r>
         <w:rPr>
           <w:rFonts w:ascii="Roboto Mono" w:hAnsi="Roboto Mono"/>
@@ -363,6 +397,7 @@
         </w:rPr>
         <w:t>kingdomheartsMiscellaneous</w:t>
       </w:r>
+      <w:proofErr w:type="spellEnd"/>
       <w:r>
         <w:rPr>
           <w:rFonts w:ascii="Roboto Mono" w:hAnsi="Roboto Mono"/>
@@ -401,13 +436,23 @@
           <w:rFonts w:ascii="Roboto Mono" w:hAnsi="Roboto Mono"/>
         </w:rPr>
       </w:pPr>
-      <w:r>
-        <w:rPr>
-          <w:rFonts w:ascii="Roboto Mono" w:hAnsi="Roboto Mono"/>
-          <w:b/>
-          <w:bCs/>
-        </w:rPr>
-        <w:t xml:space="preserve">kingdomheartsResources </w:t>
+      <w:proofErr w:type="spellStart"/>
+      <w:r>
+        <w:rPr>
+          <w:rFonts w:ascii="Roboto Mono" w:hAnsi="Roboto Mono"/>
+          <w:b/>
+          <w:bCs/>
+        </w:rPr>
+        <w:t>kingdomheartsResources</w:t>
+      </w:r>
+      <w:proofErr w:type="spellEnd"/>
+      <w:r>
+        <w:rPr>
+          <w:rFonts w:ascii="Roboto Mono" w:hAnsi="Roboto Mono"/>
+          <w:b/>
+          <w:bCs/>
+        </w:rPr>
+        <w:t xml:space="preserve"> </w:t>
       </w:r>
       <w:r>
         <w:rPr>
@@ -433,13 +478,23 @@
           <w:rFonts w:ascii="Roboto Mono" w:hAnsi="Roboto Mono"/>
         </w:rPr>
       </w:pPr>
-      <w:r>
-        <w:rPr>
-          <w:rFonts w:ascii="Roboto Mono" w:hAnsi="Roboto Mono"/>
-          <w:b/>
-          <w:bCs/>
-        </w:rPr>
-        <w:t xml:space="preserve">KingdomheartsSkill </w:t>
+      <w:proofErr w:type="spellStart"/>
+      <w:r>
+        <w:rPr>
+          <w:rFonts w:ascii="Roboto Mono" w:hAnsi="Roboto Mono"/>
+          <w:b/>
+          <w:bCs/>
+        </w:rPr>
+        <w:t>KingdomheartsSkill</w:t>
+      </w:r>
+      <w:proofErr w:type="spellEnd"/>
+      <w:r>
+        <w:rPr>
+          <w:rFonts w:ascii="Roboto Mono" w:hAnsi="Roboto Mono"/>
+          <w:b/>
+          <w:bCs/>
+        </w:rPr>
+        <w:t xml:space="preserve"> </w:t>
       </w:r>
       <w:r>
         <w:rPr>
@@ -465,13 +520,23 @@
           <w:rFonts w:ascii="Roboto Mono" w:hAnsi="Roboto Mono"/>
         </w:rPr>
       </w:pPr>
-      <w:r>
-        <w:rPr>
-          <w:rFonts w:ascii="Roboto Mono" w:hAnsi="Roboto Mono"/>
-          <w:b/>
-          <w:bCs/>
-        </w:rPr>
-        <w:t xml:space="preserve">kingdomheartsStandards </w:t>
+      <w:proofErr w:type="spellStart"/>
+      <w:r>
+        <w:rPr>
+          <w:rFonts w:ascii="Roboto Mono" w:hAnsi="Roboto Mono"/>
+          <w:b/>
+          <w:bCs/>
+        </w:rPr>
+        <w:t>kingdomheartsStandards</w:t>
+      </w:r>
+      <w:proofErr w:type="spellEnd"/>
+      <w:r>
+        <w:rPr>
+          <w:rFonts w:ascii="Roboto Mono" w:hAnsi="Roboto Mono"/>
+          <w:b/>
+          <w:bCs/>
+        </w:rPr>
+        <w:t xml:space="preserve"> </w:t>
       </w:r>
       <w:r>
         <w:rPr>
@@ -497,6 +562,7 @@
           <w:rFonts w:ascii="Roboto Mono" w:hAnsi="Roboto Mono"/>
         </w:rPr>
       </w:pPr>
+      <w:proofErr w:type="spellStart"/>
       <w:r>
         <w:rPr>
           <w:rFonts w:ascii="Roboto Mono" w:hAnsi="Roboto Mono"/>
@@ -505,6 +571,7 @@
         </w:rPr>
         <w:t>kingdomheartsSystem</w:t>
       </w:r>
+      <w:proofErr w:type="spellEnd"/>
       <w:r>
         <w:rPr>
           <w:rFonts w:ascii="Roboto Mono" w:hAnsi="Roboto Mono"/>
@@ -826,6 +893,7 @@
           <w:szCs w:val="24"/>
         </w:rPr>
       </w:pPr>
+      <w:proofErr w:type="spellStart"/>
       <w:r>
         <w:rPr>
           <w:rFonts w:ascii="Roboto Mono" w:hAnsi="Roboto Mono"/>
@@ -836,6 +904,7 @@
         </w:rPr>
         <w:t>DeleteLater</w:t>
       </w:r>
+      <w:proofErr w:type="spellEnd"/>
       <w:r>
         <w:rPr>
           <w:rFonts w:ascii="Roboto Mono" w:hAnsi="Roboto Mono"/>
@@ -1162,8 +1231,18 @@
           <w:b/>
           <w:bCs/>
         </w:rPr>
-        <w:t>old FileHistory</w:t>
-      </w:r>
+        <w:t xml:space="preserve">old </w:t>
+      </w:r>
+      <w:proofErr w:type="spellStart"/>
+      <w:r>
+        <w:rPr>
+          <w:rFonts w:ascii="Roboto Mono" w:hAnsi="Roboto Mono"/>
+          <w:b/>
+          <w:bCs/>
+        </w:rPr>
+        <w:t>FileHistory</w:t>
+      </w:r>
+      <w:proofErr w:type="spellEnd"/>
       <w:r>
         <w:rPr>
           <w:rFonts w:ascii="Roboto Mono" w:hAnsi="Roboto Mono"/>
@@ -3791,8 +3870,18 @@
           <w:b/>
           <w:bCs/>
         </w:rPr>
-        <w:t>old FileHistory</w:t>
-      </w:r>
+        <w:t xml:space="preserve">old </w:t>
+      </w:r>
+      <w:proofErr w:type="spellStart"/>
+      <w:r>
+        <w:rPr>
+          <w:rFonts w:ascii="Roboto Mono" w:hAnsi="Roboto Mono"/>
+          <w:b/>
+          <w:bCs/>
+        </w:rPr>
+        <w:t>FileHistory</w:t>
+      </w:r>
+      <w:proofErr w:type="spellEnd"/>
       <w:r>
         <w:rPr>
           <w:rFonts w:ascii="Roboto Mono" w:hAnsi="Roboto Mono"/>
@@ -4150,15 +4239,7 @@
           <w:bCs/>
         </w:rPr>
         <w:lastRenderedPageBreak/>
-        <w:t>1-</w:t>
-      </w:r>
-      <w:r>
-        <w:rPr>
-          <w:rFonts w:ascii="Roboto Mono" w:hAnsi="Roboto Mono"/>
-          <w:b/>
-          <w:bCs/>
-        </w:rPr>
-        <w:t>Brief Suggestion</w:t>
+        <w:t>1-Brief Suggestion</w:t>
       </w:r>
       <w:r>
         <w:rPr>
@@ -4204,15 +4285,7 @@
           <w:b/>
           <w:bCs/>
         </w:rPr>
-        <w:t>2-</w:t>
-      </w:r>
-      <w:r>
-        <w:rPr>
-          <w:rFonts w:ascii="Roboto Mono" w:hAnsi="Roboto Mono"/>
-          <w:b/>
-          <w:bCs/>
-        </w:rPr>
-        <w:t>Detailed Suggestion</w:t>
+        <w:t>2-Detailed Suggestion</w:t>
       </w:r>
       <w:r>
         <w:rPr>
@@ -5150,7 +5223,80 @@
           <w:b/>
           <w:bCs/>
         </w:rPr>
-        <w:t xml:space="preserve">  11. </w:t>
+        <w:t xml:space="preserve">  1</w:t>
+      </w:r>
+      <w:r>
+        <w:rPr>
+          <w:rFonts w:ascii="Roboto Mono" w:hAnsi="Roboto Mono"/>
+          <w:b/>
+          <w:bCs/>
+        </w:rPr>
+        <w:t>1</w:t>
+      </w:r>
+      <w:r>
+        <w:rPr>
+          <w:rFonts w:ascii="Roboto Mono" w:hAnsi="Roboto Mono"/>
+          <w:b/>
+          <w:bCs/>
+        </w:rPr>
+        <w:t>. Affairs</w:t>
+      </w:r>
+      <w:r>
+        <w:rPr>
+          <w:rFonts w:ascii="Roboto Mono" w:hAnsi="Roboto Mono"/>
+          <w:b/>
+          <w:bCs/>
+        </w:rPr>
+        <w:t xml:space="preserve"> </w:t>
+      </w:r>
+      <w:r>
+        <w:rPr>
+          <w:rFonts w:ascii="Arial" w:hAnsi="Arial" w:cs="Arial"/>
+        </w:rPr>
+        <w:t>→</w:t>
+      </w:r>
+      <w:r>
+        <w:rPr>
+          <w:rFonts w:ascii="Roboto Mono" w:hAnsi="Roboto Mono"/>
+        </w:rPr>
+        <w:t xml:space="preserve"> </w:t>
+      </w:r>
+      <w:r>
+        <w:rPr>
+          <w:rFonts w:ascii="Roboto Mono" w:hAnsi="Roboto Mono"/>
+        </w:rPr>
+        <w:t>Personal, administrative, and life-management records and activities.</w:t>
+      </w:r>
+    </w:p>
+    <w:p>
+      <w:pPr>
+        <w:rPr>
+          <w:rFonts w:ascii="Roboto Mono" w:hAnsi="Roboto Mono"/>
+        </w:rPr>
+      </w:pPr>
+      <w:r>
+        <w:rPr>
+          <w:rFonts w:ascii="Roboto Mono" w:hAnsi="Roboto Mono"/>
+          <w:b/>
+          <w:bCs/>
+        </w:rPr>
+        <w:t xml:space="preserve">  1</w:t>
+      </w:r>
+      <w:r>
+        <w:rPr>
+          <w:rFonts w:ascii="Roboto Mono" w:hAnsi="Roboto Mono"/>
+          <w:b/>
+          <w:bCs/>
+        </w:rPr>
+        <w:t>2</w:t>
+      </w:r>
+      <w:r>
+        <w:rPr>
+          <w:rFonts w:ascii="Roboto Mono" w:hAnsi="Roboto Mono"/>
+          <w:b/>
+          <w:bCs/>
+        </w:rPr>
+        <w:t xml:space="preserve">. </w:t>
       </w:r>
       <w:r>
         <w:rPr>
@@ -5274,7 +5420,23 @@
           <w:b/>
           <w:bCs/>
         </w:rPr>
-        <w:t xml:space="preserve">12. </w:t>
+        <w:t>1</w:t>
+      </w:r>
+      <w:r>
+        <w:rPr>
+          <w:rFonts w:ascii="Roboto Mono" w:hAnsi="Roboto Mono"/>
+          <w:b/>
+          <w:bCs/>
+        </w:rPr>
+        <w:t>3</w:t>
+      </w:r>
+      <w:r>
+        <w:rPr>
+          <w:rFonts w:ascii="Roboto Mono" w:hAnsi="Roboto Mono"/>
+          <w:b/>
+          <w:bCs/>
+        </w:rPr>
+        <w:t xml:space="preserve">. </w:t>
       </w:r>
       <w:r>
         <w:rPr>
@@ -5397,7 +5559,23 @@
           <w:b/>
           <w:bCs/>
         </w:rPr>
-        <w:t xml:space="preserve">   13. </w:t>
+        <w:t xml:space="preserve">   1</w:t>
+      </w:r>
+      <w:r>
+        <w:rPr>
+          <w:rFonts w:ascii="Roboto Mono" w:hAnsi="Roboto Mono"/>
+          <w:b/>
+          <w:bCs/>
+        </w:rPr>
+        <w:t>4</w:t>
+      </w:r>
+      <w:r>
+        <w:rPr>
+          <w:rFonts w:ascii="Roboto Mono" w:hAnsi="Roboto Mono"/>
+          <w:b/>
+          <w:bCs/>
+        </w:rPr>
+        <w:t xml:space="preserve">. </w:t>
       </w:r>
       <w:r>
         <w:rPr>
@@ -5638,6 +5816,7 @@
         <w:rPr>
           <w:rFonts w:ascii="Roboto Mono" w:hAnsi="Roboto Mono"/>
         </w:rPr>
+        <w:lastRenderedPageBreak/>
         <w:t>6</w:t>
       </w:r>
       <w:r>
@@ -5662,7 +5841,6 @@
         <w:rPr>
           <w:rFonts w:ascii="Roboto Mono" w:hAnsi="Roboto Mono"/>
         </w:rPr>
-        <w:lastRenderedPageBreak/>
         <w:t>7</w:t>
       </w:r>
       <w:r>
@@ -6291,6 +6469,7 @@
         <w:rPr>
           <w:rFonts w:ascii="Roboto Mono" w:hAnsi="Roboto Mono"/>
         </w:rPr>
+        <w:lastRenderedPageBreak/>
         <w:t>8</w:t>
       </w:r>
       <w:r>
@@ -6315,7 +6494,6 @@
         <w:rPr>
           <w:rFonts w:ascii="Roboto Mono" w:hAnsi="Roboto Mono"/>
         </w:rPr>
-        <w:lastRenderedPageBreak/>
         <w:t>9</w:t>
       </w:r>
       <w:r>

--- a/System/6-Archive/2-Public Archive/Old FileHistory/Folder Structure/Folder Structure - v5.docx
+++ b/System/6-Archive/2-Public Archive/Old FileHistory/Folder Structure/Folder Structure - v5.docx
@@ -25,13 +25,8 @@
       </w:r>
     </w:p>
     <w:p>
-      <w:proofErr w:type="spellStart"/>
-      <w:r>
-        <w:t>created_at</w:t>
-      </w:r>
-      <w:proofErr w:type="spellEnd"/>
-      <w:r>
-        <w:t>:</w:t>
+      <w:r>
+        <w:t>created_at:</w:t>
       </w:r>
       <w:r>
         <w:t xml:space="preserve"> </w:t>
@@ -41,11 +36,9 @@
       </w:r>
     </w:p>
     <w:p>
-      <w:proofErr w:type="spellStart"/>
       <w:r>
         <w:t>updated_at</w:t>
       </w:r>
-      <w:proofErr w:type="spellEnd"/>
       <w:r>
         <w:t>:</w:t>
       </w:r>
@@ -164,7 +157,6 @@
           <w:rFonts w:ascii="Roboto Mono" w:hAnsi="Roboto Mono"/>
         </w:rPr>
       </w:pPr>
-      <w:proofErr w:type="spellStart"/>
       <w:r>
         <w:rPr>
           <w:rFonts w:ascii="Roboto Mono" w:hAnsi="Roboto Mono"/>
@@ -173,7 +165,6 @@
         </w:rPr>
         <w:t>KingdomheartsData</w:t>
       </w:r>
-      <w:proofErr w:type="spellEnd"/>
       <w:r>
         <w:rPr>
           <w:rFonts w:ascii="Roboto Mono" w:hAnsi="Roboto Mono"/>
@@ -204,23 +195,13 @@
           <w:rFonts w:ascii="Roboto Mono" w:hAnsi="Roboto Mono"/>
         </w:rPr>
       </w:pPr>
-      <w:proofErr w:type="spellStart"/>
-      <w:r>
-        <w:rPr>
-          <w:rFonts w:ascii="Roboto Mono" w:hAnsi="Roboto Mono"/>
-          <w:b/>
-          <w:bCs/>
-        </w:rPr>
-        <w:t>KingdomheartsGame</w:t>
-      </w:r>
-      <w:proofErr w:type="spellEnd"/>
-      <w:r>
-        <w:rPr>
-          <w:rFonts w:ascii="Roboto Mono" w:hAnsi="Roboto Mono"/>
-          <w:b/>
-          <w:bCs/>
-        </w:rPr>
-        <w:t xml:space="preserve"> </w:t>
+      <w:r>
+        <w:rPr>
+          <w:rFonts w:ascii="Roboto Mono" w:hAnsi="Roboto Mono"/>
+          <w:b/>
+          <w:bCs/>
+        </w:rPr>
+        <w:t xml:space="preserve">KingdomheartsGame </w:t>
       </w:r>
       <w:r>
         <w:rPr>
@@ -246,23 +227,13 @@
           <w:rFonts w:ascii="Roboto Mono" w:hAnsi="Roboto Mono"/>
         </w:rPr>
       </w:pPr>
-      <w:proofErr w:type="spellStart"/>
-      <w:r>
-        <w:rPr>
-          <w:rFonts w:ascii="Roboto Mono" w:hAnsi="Roboto Mono"/>
-          <w:b/>
-          <w:bCs/>
-        </w:rPr>
-        <w:t>Kingdomheartsknowledge</w:t>
-      </w:r>
-      <w:proofErr w:type="spellEnd"/>
-      <w:r>
-        <w:rPr>
-          <w:rFonts w:ascii="Roboto Mono" w:hAnsi="Roboto Mono"/>
-          <w:b/>
-          <w:bCs/>
-        </w:rPr>
-        <w:t xml:space="preserve"> </w:t>
+      <w:r>
+        <w:rPr>
+          <w:rFonts w:ascii="Roboto Mono" w:hAnsi="Roboto Mono"/>
+          <w:b/>
+          <w:bCs/>
+        </w:rPr>
+        <w:t xml:space="preserve">Kingdomheartsknowledge </w:t>
       </w:r>
       <w:r>
         <w:rPr>
@@ -294,7 +265,6 @@
           <w:rFonts w:ascii="Roboto Mono" w:hAnsi="Roboto Mono"/>
         </w:rPr>
       </w:pPr>
-      <w:proofErr w:type="spellStart"/>
       <w:r>
         <w:rPr>
           <w:rFonts w:ascii="Roboto Mono" w:hAnsi="Roboto Mono"/>
@@ -303,7 +273,6 @@
         </w:rPr>
         <w:t>kingdomheartsMusic</w:t>
       </w:r>
-      <w:proofErr w:type="spellEnd"/>
       <w:r>
         <w:rPr>
           <w:rFonts w:ascii="Roboto Mono" w:hAnsi="Roboto Mono"/>
@@ -340,7 +309,6 @@
           <w:rFonts w:ascii="Roboto Mono" w:hAnsi="Roboto Mono"/>
         </w:rPr>
       </w:pPr>
-      <w:proofErr w:type="spellStart"/>
       <w:r>
         <w:rPr>
           <w:rFonts w:ascii="Roboto Mono" w:hAnsi="Roboto Mono"/>
@@ -349,7 +317,6 @@
         </w:rPr>
         <w:t>kingdomheartsManga</w:t>
       </w:r>
-      <w:proofErr w:type="spellEnd"/>
       <w:r>
         <w:rPr>
           <w:rFonts w:ascii="Roboto Mono" w:hAnsi="Roboto Mono"/>
@@ -388,7 +355,6 @@
           <w:rFonts w:ascii="Roboto Mono" w:hAnsi="Roboto Mono"/>
         </w:rPr>
       </w:pPr>
-      <w:proofErr w:type="spellStart"/>
       <w:r>
         <w:rPr>
           <w:rFonts w:ascii="Roboto Mono" w:hAnsi="Roboto Mono"/>
@@ -397,7 +363,6 @@
         </w:rPr>
         <w:t>kingdomheartsMiscellaneous</w:t>
       </w:r>
-      <w:proofErr w:type="spellEnd"/>
       <w:r>
         <w:rPr>
           <w:rFonts w:ascii="Roboto Mono" w:hAnsi="Roboto Mono"/>
@@ -436,23 +401,13 @@
           <w:rFonts w:ascii="Roboto Mono" w:hAnsi="Roboto Mono"/>
         </w:rPr>
       </w:pPr>
-      <w:proofErr w:type="spellStart"/>
-      <w:r>
-        <w:rPr>
-          <w:rFonts w:ascii="Roboto Mono" w:hAnsi="Roboto Mono"/>
-          <w:b/>
-          <w:bCs/>
-        </w:rPr>
-        <w:t>kingdomheartsResources</w:t>
-      </w:r>
-      <w:proofErr w:type="spellEnd"/>
-      <w:r>
-        <w:rPr>
-          <w:rFonts w:ascii="Roboto Mono" w:hAnsi="Roboto Mono"/>
-          <w:b/>
-          <w:bCs/>
-        </w:rPr>
-        <w:t xml:space="preserve"> </w:t>
+      <w:r>
+        <w:rPr>
+          <w:rFonts w:ascii="Roboto Mono" w:hAnsi="Roboto Mono"/>
+          <w:b/>
+          <w:bCs/>
+        </w:rPr>
+        <w:t xml:space="preserve">kingdomheartsResources </w:t>
       </w:r>
       <w:r>
         <w:rPr>
@@ -478,23 +433,13 @@
           <w:rFonts w:ascii="Roboto Mono" w:hAnsi="Roboto Mono"/>
         </w:rPr>
       </w:pPr>
-      <w:proofErr w:type="spellStart"/>
-      <w:r>
-        <w:rPr>
-          <w:rFonts w:ascii="Roboto Mono" w:hAnsi="Roboto Mono"/>
-          <w:b/>
-          <w:bCs/>
-        </w:rPr>
-        <w:t>KingdomheartsSkill</w:t>
-      </w:r>
-      <w:proofErr w:type="spellEnd"/>
-      <w:r>
-        <w:rPr>
-          <w:rFonts w:ascii="Roboto Mono" w:hAnsi="Roboto Mono"/>
-          <w:b/>
-          <w:bCs/>
-        </w:rPr>
-        <w:t xml:space="preserve"> </w:t>
+      <w:r>
+        <w:rPr>
+          <w:rFonts w:ascii="Roboto Mono" w:hAnsi="Roboto Mono"/>
+          <w:b/>
+          <w:bCs/>
+        </w:rPr>
+        <w:t xml:space="preserve">KingdomheartsSkill </w:t>
       </w:r>
       <w:r>
         <w:rPr>
@@ -520,23 +465,13 @@
           <w:rFonts w:ascii="Roboto Mono" w:hAnsi="Roboto Mono"/>
         </w:rPr>
       </w:pPr>
-      <w:proofErr w:type="spellStart"/>
-      <w:r>
-        <w:rPr>
-          <w:rFonts w:ascii="Roboto Mono" w:hAnsi="Roboto Mono"/>
-          <w:b/>
-          <w:bCs/>
-        </w:rPr>
-        <w:t>kingdomheartsStandards</w:t>
-      </w:r>
-      <w:proofErr w:type="spellEnd"/>
-      <w:r>
-        <w:rPr>
-          <w:rFonts w:ascii="Roboto Mono" w:hAnsi="Roboto Mono"/>
-          <w:b/>
-          <w:bCs/>
-        </w:rPr>
-        <w:t xml:space="preserve"> </w:t>
+      <w:r>
+        <w:rPr>
+          <w:rFonts w:ascii="Roboto Mono" w:hAnsi="Roboto Mono"/>
+          <w:b/>
+          <w:bCs/>
+        </w:rPr>
+        <w:t xml:space="preserve">kingdomheartsStandards </w:t>
       </w:r>
       <w:r>
         <w:rPr>
@@ -562,7 +497,6 @@
           <w:rFonts w:ascii="Roboto Mono" w:hAnsi="Roboto Mono"/>
         </w:rPr>
       </w:pPr>
-      <w:proofErr w:type="spellStart"/>
       <w:r>
         <w:rPr>
           <w:rFonts w:ascii="Roboto Mono" w:hAnsi="Roboto Mono"/>
@@ -571,7 +505,6 @@
         </w:rPr>
         <w:t>kingdomheartsSystem</w:t>
       </w:r>
-      <w:proofErr w:type="spellEnd"/>
       <w:r>
         <w:rPr>
           <w:rFonts w:ascii="Roboto Mono" w:hAnsi="Roboto Mono"/>
@@ -893,7 +826,6 @@
           <w:szCs w:val="24"/>
         </w:rPr>
       </w:pPr>
-      <w:proofErr w:type="spellStart"/>
       <w:r>
         <w:rPr>
           <w:rFonts w:ascii="Roboto Mono" w:hAnsi="Roboto Mono"/>
@@ -904,7 +836,6 @@
         </w:rPr>
         <w:t>DeleteLater</w:t>
       </w:r>
-      <w:proofErr w:type="spellEnd"/>
       <w:r>
         <w:rPr>
           <w:rFonts w:ascii="Roboto Mono" w:hAnsi="Roboto Mono"/>
@@ -1113,37 +1044,553 @@
     <w:p>
       <w:pPr>
         <w:numPr>
+          <w:ilvl w:val="0"/>
+          <w:numId w:val="1"/>
+        </w:numPr>
+        <w:spacing w:line="278" w:lineRule="auto"/>
+        <w:rPr>
+          <w:rFonts w:ascii="Roboto Mono" w:hAnsi="Roboto Mono"/>
+        </w:rPr>
+      </w:pPr>
+      <w:r>
+        <w:rPr>
+          <w:rFonts w:ascii="Roboto Mono" w:hAnsi="Roboto Mono"/>
+          <w:b/>
+          <w:bCs/>
+        </w:rPr>
+        <w:t>Settings</w:t>
+      </w:r>
+      <w:r>
+        <w:rPr>
+          <w:rFonts w:ascii="Roboto Mono" w:hAnsi="Roboto Mono"/>
+        </w:rPr>
+        <w:t xml:space="preserve"> </w:t>
+      </w:r>
+      <w:r>
+        <w:rPr>
+          <w:rFonts w:ascii="Arial" w:hAnsi="Arial" w:cs="Arial"/>
+        </w:rPr>
+        <w:t>→</w:t>
+      </w:r>
+      <w:r>
+        <w:rPr>
+          <w:rFonts w:ascii="Roboto Mono" w:hAnsi="Roboto Mono"/>
+        </w:rPr>
+        <w:t xml:space="preserve"> Store configuration files, system tweaks, or guides for your laptop/software setup.</w:t>
+      </w:r>
+    </w:p>
+    <w:p>
+      <w:pPr>
+        <w:pStyle w:val="ListParagraph"/>
+        <w:numPr>
+          <w:ilvl w:val="1"/>
+          <w:numId w:val="1"/>
+        </w:numPr>
+        <w:spacing w:line="278" w:lineRule="auto"/>
+        <w:rPr>
+          <w:rFonts w:ascii="Roboto Mono" w:hAnsi="Roboto Mono"/>
+        </w:rPr>
+      </w:pPr>
+      <w:r>
+        <w:rPr>
+          <w:rFonts w:ascii="Roboto Mono" w:hAnsi="Roboto Mono"/>
+          <w:b/>
+          <w:bCs/>
+        </w:rPr>
+        <w:t>Testing</w:t>
+      </w:r>
+      <w:r>
+        <w:rPr>
+          <w:rFonts w:ascii="Roboto Mono" w:hAnsi="Roboto Mono"/>
+        </w:rPr>
+        <w:t xml:space="preserve"> </w:t>
+      </w:r>
+      <w:r>
+        <w:rPr>
+          <w:rFonts w:ascii="Arial" w:hAnsi="Arial" w:cs="Arial"/>
+        </w:rPr>
+        <w:t>→</w:t>
+      </w:r>
+      <w:r>
+        <w:rPr>
+          <w:rFonts w:ascii="Roboto Mono" w:hAnsi="Roboto Mono"/>
+        </w:rPr>
+        <w:t xml:space="preserve"> Tools for checking your devices: (Keyboard Test, Stereo Test, Video Test, …) or software</w:t>
+      </w:r>
+    </w:p>
+    <w:p>
+      <w:pPr>
+        <w:pStyle w:val="ListParagraph"/>
+        <w:numPr>
+          <w:ilvl w:val="1"/>
+          <w:numId w:val="1"/>
+        </w:numPr>
+        <w:spacing w:line="278" w:lineRule="auto"/>
+        <w:rPr>
+          <w:rFonts w:ascii="Roboto Mono" w:hAnsi="Roboto Mono"/>
+        </w:rPr>
+      </w:pPr>
+      <w:r>
+        <w:rPr>
+          <w:rFonts w:ascii="Roboto Mono" w:hAnsi="Roboto Mono"/>
+          <w:b/>
+          <w:bCs/>
+        </w:rPr>
+        <w:t>Installers</w:t>
+      </w:r>
+      <w:r>
+        <w:rPr>
+          <w:rFonts w:ascii="Roboto Mono" w:hAnsi="Roboto Mono"/>
+        </w:rPr>
+        <w:t xml:space="preserve"> </w:t>
+      </w:r>
+      <w:r>
+        <w:rPr>
+          <w:rFonts w:ascii="Arial" w:hAnsi="Arial" w:cs="Arial"/>
+        </w:rPr>
+        <w:t>→</w:t>
+      </w:r>
+      <w:r>
+        <w:rPr>
+          <w:rFonts w:ascii="Roboto Mono" w:hAnsi="Roboto Mono"/>
+        </w:rPr>
+        <w:t xml:space="preserve"> Setup files for installing or reinstalling programs.</w:t>
+      </w:r>
+    </w:p>
+    <w:p>
+      <w:pPr>
+        <w:pStyle w:val="ListParagraph"/>
+        <w:numPr>
+          <w:ilvl w:val="1"/>
+          <w:numId w:val="1"/>
+        </w:numPr>
+        <w:spacing w:line="278" w:lineRule="auto"/>
+        <w:rPr>
+          <w:rFonts w:ascii="Roboto Mono" w:hAnsi="Roboto Mono"/>
+        </w:rPr>
+      </w:pPr>
+      <w:r>
+        <w:rPr>
+          <w:rFonts w:ascii="Roboto Mono" w:hAnsi="Roboto Mono"/>
+          <w:b/>
+          <w:bCs/>
+        </w:rPr>
+        <w:t xml:space="preserve">Reset Tools </w:t>
+      </w:r>
+      <w:r>
+        <w:rPr>
+          <w:rFonts w:ascii="Arial" w:hAnsi="Arial" w:cs="Arial"/>
+        </w:rPr>
+        <w:t>→</w:t>
+      </w:r>
+      <w:r>
+        <w:rPr>
+          <w:rFonts w:ascii="Roboto Mono" w:hAnsi="Roboto Mono"/>
+        </w:rPr>
+        <w:t xml:space="preserve"> Files/scripts to reset or reconfigure programs you use.</w:t>
+      </w:r>
+    </w:p>
+    <w:p>
+      <w:pPr>
+        <w:numPr>
+          <w:ilvl w:val="0"/>
+          <w:numId w:val="1"/>
+        </w:numPr>
+        <w:spacing w:line="278" w:lineRule="auto"/>
+        <w:rPr>
+          <w:rFonts w:ascii="Roboto Mono" w:hAnsi="Roboto Mono"/>
+        </w:rPr>
+      </w:pPr>
+      <w:r>
+        <w:rPr>
+          <w:rFonts w:ascii="Roboto Mono" w:hAnsi="Roboto Mono"/>
+          <w:b/>
+          <w:bCs/>
+        </w:rPr>
+        <w:t>System</w:t>
+      </w:r>
+      <w:r>
+        <w:rPr>
+          <w:rFonts w:ascii="Roboto Mono" w:hAnsi="Roboto Mono"/>
+          <w:b/>
+          <w:bCs/>
+        </w:rPr>
+        <w:t xml:space="preserve"> </w:t>
+      </w:r>
+      <w:r>
+        <w:rPr>
+          <w:rFonts w:ascii="Arial" w:hAnsi="Arial" w:cs="Arial"/>
+        </w:rPr>
+        <w:t>→</w:t>
+      </w:r>
+      <w:r>
+        <w:rPr>
+          <w:rFonts w:ascii="Roboto Mono" w:hAnsi="Roboto Mono"/>
+        </w:rPr>
+        <w:t xml:space="preserve"> </w:t>
+      </w:r>
+      <w:r>
+        <w:rPr>
+          <w:rFonts w:ascii="Roboto Mono" w:hAnsi="Roboto Mono"/>
+        </w:rPr>
+        <w:t>A structured system for managing documents, data, and lifecycle workflows.</w:t>
+      </w:r>
+    </w:p>
+    <w:p>
+      <w:pPr>
+        <w:pStyle w:val="ListParagraph"/>
+        <w:numPr>
+          <w:ilvl w:val="0"/>
+          <w:numId w:val="4"/>
+        </w:numPr>
+        <w:rPr>
+          <w:rFonts w:ascii="Roboto Mono" w:hAnsi="Roboto Mono"/>
+        </w:rPr>
+      </w:pPr>
+      <w:r>
+        <w:rPr>
+          <w:rFonts w:ascii="Roboto Mono" w:hAnsi="Roboto Mono"/>
+          <w:b/>
+          <w:bCs/>
+        </w:rPr>
+        <w:t>1-</w:t>
+      </w:r>
+      <w:r>
+        <w:rPr>
+          <w:rFonts w:ascii="Roboto Mono" w:hAnsi="Roboto Mono"/>
+          <w:b/>
+          <w:bCs/>
+        </w:rPr>
+        <w:t>Blueprint Documentations</w:t>
+      </w:r>
+      <w:r>
+        <w:rPr>
+          <w:rFonts w:ascii="Roboto Mono" w:hAnsi="Roboto Mono"/>
+        </w:rPr>
+        <w:t xml:space="preserve"> </w:t>
+      </w:r>
+      <w:r>
+        <w:rPr>
+          <w:rFonts w:ascii="Arial" w:hAnsi="Arial" w:cs="Arial"/>
+        </w:rPr>
+        <w:t>→</w:t>
+      </w:r>
+      <w:r>
+        <w:rPr>
+          <w:rFonts w:ascii="Roboto Mono" w:hAnsi="Roboto Mono"/>
+        </w:rPr>
+        <w:t xml:space="preserve"> Core structural designs and system definitions </w:t>
+      </w:r>
+    </w:p>
+    <w:p>
+      <w:pPr>
+        <w:pStyle w:val="ListParagraph"/>
+        <w:numPr>
+          <w:ilvl w:val="0"/>
+          <w:numId w:val="4"/>
+        </w:numPr>
+        <w:rPr>
+          <w:rFonts w:ascii="Roboto Mono" w:hAnsi="Roboto Mono"/>
+        </w:rPr>
+      </w:pPr>
+      <w:r>
+        <w:rPr>
+          <w:rFonts w:ascii="Roboto Mono" w:hAnsi="Roboto Mono"/>
+          <w:b/>
+          <w:bCs/>
+        </w:rPr>
+        <w:t>2-</w:t>
+      </w:r>
+      <w:r>
+        <w:rPr>
+          <w:rFonts w:ascii="Roboto Mono" w:hAnsi="Roboto Mono"/>
+          <w:b/>
+          <w:bCs/>
+        </w:rPr>
+        <w:t>Templates</w:t>
+      </w:r>
+      <w:r>
+        <w:rPr>
+          <w:rFonts w:ascii="Roboto Mono" w:hAnsi="Roboto Mono"/>
+        </w:rPr>
+        <w:t xml:space="preserve"> </w:t>
+      </w:r>
+      <w:r>
+        <w:rPr>
+          <w:rFonts w:ascii="Arial" w:hAnsi="Arial" w:cs="Arial"/>
+        </w:rPr>
+        <w:t>→</w:t>
+      </w:r>
+      <w:r>
+        <w:rPr>
+          <w:rFonts w:ascii="Roboto Mono" w:hAnsi="Roboto Mono"/>
+        </w:rPr>
+        <w:t xml:space="preserve"> Reusable predefined formats </w:t>
+      </w:r>
+    </w:p>
+    <w:p>
+      <w:pPr>
+        <w:pStyle w:val="ListParagraph"/>
+        <w:numPr>
+          <w:ilvl w:val="0"/>
+          <w:numId w:val="4"/>
+        </w:numPr>
+        <w:rPr>
+          <w:rFonts w:ascii="Roboto Mono" w:hAnsi="Roboto Mono"/>
+        </w:rPr>
+      </w:pPr>
+      <w:r>
+        <w:rPr>
+          <w:rFonts w:ascii="Roboto Mono" w:hAnsi="Roboto Mono"/>
+          <w:b/>
+          <w:bCs/>
+        </w:rPr>
+        <w:t>3-</w:t>
+      </w:r>
+      <w:r>
+        <w:rPr>
+          <w:rFonts w:ascii="Roboto Mono" w:hAnsi="Roboto Mono"/>
+          <w:b/>
+          <w:bCs/>
+        </w:rPr>
+        <w:t>Data</w:t>
+      </w:r>
+      <w:r>
+        <w:rPr>
+          <w:rFonts w:ascii="Roboto Mono" w:hAnsi="Roboto Mono"/>
+        </w:rPr>
+        <w:t xml:space="preserve"> </w:t>
+      </w:r>
+      <w:r>
+        <w:rPr>
+          <w:rFonts w:ascii="Arial" w:hAnsi="Arial" w:cs="Arial"/>
+        </w:rPr>
+        <w:t>→</w:t>
+      </w:r>
+      <w:r>
+        <w:rPr>
+          <w:rFonts w:ascii="Roboto Mono" w:hAnsi="Roboto Mono"/>
+        </w:rPr>
+        <w:t xml:space="preserve"> Organized structured datasets </w:t>
+      </w:r>
+    </w:p>
+    <w:p>
+      <w:pPr>
+        <w:pStyle w:val="ListParagraph"/>
+        <w:numPr>
+          <w:ilvl w:val="1"/>
+          <w:numId w:val="4"/>
+        </w:numPr>
+        <w:rPr>
+          <w:rFonts w:ascii="Roboto Mono" w:hAnsi="Roboto Mono"/>
+          <w:b/>
+          <w:bCs/>
+        </w:rPr>
+      </w:pPr>
+      <w:r>
+        <w:rPr>
+          <w:rFonts w:ascii="Roboto Mono" w:hAnsi="Roboto Mono"/>
+          <w:b/>
+          <w:bCs/>
+        </w:rPr>
+        <w:t>1-Private Data</w:t>
+      </w:r>
+      <w:r>
+        <w:rPr>
+          <w:rFonts w:ascii="Roboto Mono" w:hAnsi="Roboto Mono"/>
+          <w:b/>
+          <w:bCs/>
+        </w:rPr>
+        <w:t xml:space="preserve"> </w:t>
+      </w:r>
+      <w:r>
+        <w:rPr>
+          <w:rFonts w:ascii="Arial" w:hAnsi="Arial" w:cs="Arial"/>
+        </w:rPr>
+        <w:t>→</w:t>
+      </w:r>
+      <w:r>
+        <w:rPr>
+          <w:rFonts w:ascii="Arial" w:hAnsi="Arial" w:cs="Arial"/>
+        </w:rPr>
+        <w:t xml:space="preserve"> </w:t>
+      </w:r>
+      <w:r>
+        <w:rPr>
+          <w:rFonts w:ascii="Roboto Mono" w:hAnsi="Roboto Mono" w:cs="Arial"/>
+        </w:rPr>
+        <w:t>Private data storage for sensitive, personal, or confidential information.</w:t>
+      </w:r>
+    </w:p>
+    <w:p>
+      <w:pPr>
+        <w:pStyle w:val="ListParagraph"/>
+        <w:numPr>
           <w:ilvl w:val="2"/>
-          <w:numId w:val="1"/>
-        </w:numPr>
-        <w:spacing w:line="278" w:lineRule="auto"/>
-        <w:rPr>
-          <w:rFonts w:ascii="Roboto Mono" w:hAnsi="Roboto Mono"/>
-          <w:b/>
-          <w:bCs/>
-        </w:rPr>
-      </w:pPr>
-      <w:r>
-        <w:rPr>
-          <w:rFonts w:ascii="Roboto Mono" w:hAnsi="Roboto Mono"/>
-          <w:b/>
-          <w:bCs/>
-        </w:rPr>
-        <w:t>Files Archive</w:t>
-      </w:r>
-      <w:r>
-        <w:rPr>
-          <w:rFonts w:ascii="Roboto Mono" w:hAnsi="Roboto Mono"/>
-          <w:b/>
-          <w:bCs/>
-        </w:rPr>
-        <w:t xml:space="preserve"> </w:t>
-      </w:r>
-      <w:r>
-        <w:rPr>
-          <w:rFonts w:ascii="Roboto Mono" w:hAnsi="Roboto Mono"/>
-        </w:rPr>
-        <w:t xml:space="preserve">-&gt; </w:t>
+          <w:numId w:val="4"/>
+        </w:numPr>
+        <w:rPr>
+          <w:rFonts w:ascii="Roboto Mono" w:hAnsi="Roboto Mono"/>
+        </w:rPr>
+      </w:pPr>
+      <w:r>
+        <w:rPr>
+          <w:rFonts w:ascii="Roboto Mono" w:hAnsi="Roboto Mono"/>
+          <w:b/>
+        </w:rPr>
+        <w:t xml:space="preserve">1-Templates </w:t>
+      </w:r>
+      <w:r>
+        <w:rPr>
+          <w:rFonts w:ascii="Arial" w:hAnsi="Arial" w:cs="Arial"/>
+        </w:rPr>
+        <w:t>→</w:t>
+      </w:r>
+      <w:r>
+        <w:rPr>
+          <w:rFonts w:ascii="Roboto Mono" w:hAnsi="Roboto Mono"/>
+        </w:rPr>
+        <w:t xml:space="preserve"> Predefined templates for reuse</w:t>
+      </w:r>
+    </w:p>
+    <w:p>
+      <w:pPr>
+        <w:pStyle w:val="ListParagraph"/>
+        <w:numPr>
+          <w:ilvl w:val="2"/>
+          <w:numId w:val="4"/>
+        </w:numPr>
+        <w:rPr>
+          <w:rFonts w:ascii="Roboto Mono" w:hAnsi="Roboto Mono"/>
+        </w:rPr>
+      </w:pPr>
+      <w:r>
+        <w:rPr>
+          <w:rFonts w:ascii="Roboto Mono" w:hAnsi="Roboto Mono"/>
+          <w:b/>
+        </w:rPr>
+        <w:t>2-Data</w:t>
+      </w:r>
+      <w:r>
+        <w:rPr>
+          <w:rFonts w:ascii="Roboto Mono" w:hAnsi="Roboto Mono"/>
+          <w:b/>
+        </w:rPr>
+        <w:tab/>
+      </w:r>
+      <w:r>
+        <w:rPr>
+          <w:rFonts w:ascii="Roboto Mono" w:hAnsi="Roboto Mono"/>
+          <w:b/>
+        </w:rPr>
+        <w:t xml:space="preserve"> </w:t>
+      </w:r>
+      <w:r>
+        <w:rPr>
+          <w:rFonts w:ascii="Arial" w:hAnsi="Arial" w:cs="Arial"/>
+        </w:rPr>
+        <w:t>→</w:t>
+      </w:r>
+      <w:r>
+        <w:rPr>
+          <w:rFonts w:ascii="Roboto Mono" w:hAnsi="Roboto Mono"/>
+        </w:rPr>
+        <w:t xml:space="preserve"> structured data tables</w:t>
+      </w:r>
+    </w:p>
+    <w:p>
+      <w:pPr>
+        <w:pStyle w:val="ListParagraph"/>
+        <w:numPr>
+          <w:ilvl w:val="2"/>
+          <w:numId w:val="4"/>
+        </w:numPr>
+        <w:rPr>
+          <w:rFonts w:ascii="Roboto Mono" w:hAnsi="Roboto Mono"/>
+        </w:rPr>
+      </w:pPr>
+      <w:r>
+        <w:rPr>
+          <w:rFonts w:ascii="Roboto Mono" w:hAnsi="Roboto Mono"/>
+          <w:b/>
+        </w:rPr>
+        <w:t xml:space="preserve">3-Events    </w:t>
+      </w:r>
+      <w:r>
+        <w:rPr>
+          <w:rFonts w:ascii="Arial" w:hAnsi="Arial" w:cs="Arial"/>
+        </w:rPr>
+        <w:t>→</w:t>
+      </w:r>
+      <w:r>
+        <w:rPr>
+          <w:rFonts w:ascii="Roboto Mono" w:hAnsi="Roboto Mono"/>
+        </w:rPr>
+        <w:t xml:space="preserve"> Event logs, schedules, or records</w:t>
+      </w:r>
+    </w:p>
+    <w:p>
+      <w:pPr>
+        <w:pStyle w:val="ListParagraph"/>
+        <w:numPr>
+          <w:ilvl w:val="2"/>
+          <w:numId w:val="4"/>
+        </w:numPr>
+        <w:rPr>
+          <w:rFonts w:ascii="Roboto Mono" w:hAnsi="Roboto Mono"/>
+        </w:rPr>
+      </w:pPr>
+      <w:r>
+        <w:rPr>
+          <w:rFonts w:ascii="Roboto Mono" w:hAnsi="Roboto Mono"/>
+          <w:b/>
+        </w:rPr>
+        <w:t xml:space="preserve">4-Plans     </w:t>
+      </w:r>
+      <w:r>
+        <w:rPr>
+          <w:rFonts w:ascii="Arial" w:hAnsi="Arial" w:cs="Arial"/>
+        </w:rPr>
+        <w:t>→</w:t>
+      </w:r>
+      <w:r>
+        <w:rPr>
+          <w:rFonts w:ascii="Roboto Mono" w:hAnsi="Roboto Mono"/>
+        </w:rPr>
+        <w:t xml:space="preserve"> Personal or work planning documents</w:t>
+      </w:r>
+    </w:p>
+    <w:p>
+      <w:pPr>
+        <w:pStyle w:val="ListParagraph"/>
+        <w:numPr>
+          <w:ilvl w:val="2"/>
+          <w:numId w:val="4"/>
+        </w:numPr>
+        <w:rPr>
+          <w:rFonts w:ascii="Roboto Mono" w:hAnsi="Roboto Mono"/>
+        </w:rPr>
+      </w:pPr>
+      <w:r>
+        <w:rPr>
+          <w:rFonts w:ascii="Roboto Mono" w:hAnsi="Roboto Mono"/>
+          <w:b/>
+        </w:rPr>
+        <w:lastRenderedPageBreak/>
+        <w:t xml:space="preserve">5-Accounts </w:t>
+      </w:r>
+      <w:r>
+        <w:rPr>
+          <w:rFonts w:ascii="Arial" w:hAnsi="Arial" w:cs="Arial"/>
+          <w:b/>
+        </w:rPr>
+        <w:t>→</w:t>
+      </w:r>
+      <w:r>
+        <w:rPr>
+          <w:rFonts w:ascii="Roboto Mono" w:hAnsi="Roboto Mono"/>
+        </w:rPr>
+        <w:t xml:space="preserve"> </w:t>
       </w:r>
       <w:r>
         <w:rPr>
@@ -1151,31 +1598,257 @@
           <w:sz w:val="16"/>
           <w:szCs w:val="16"/>
         </w:rPr>
-        <w:t>Long-term storage for inactive or completed files and folders that are no longer in daily use but may be needed for reference or recovery.</w:t>
-      </w:r>
-    </w:p>
-    <w:p>
-      <w:pPr>
-        <w:numPr>
-          <w:ilvl w:val="3"/>
-          <w:numId w:val="1"/>
-        </w:numPr>
-        <w:spacing w:line="278" w:lineRule="auto"/>
+        <w:t>User profiles, login credentials and access details</w:t>
+      </w:r>
+      <w:r>
+        <w:rPr>
+          <w:rFonts w:ascii="Roboto Mono" w:hAnsi="Roboto Mono"/>
+        </w:rPr>
+        <w:t xml:space="preserve">  </w:t>
+      </w:r>
+    </w:p>
+    <w:p>
+      <w:pPr>
+        <w:pStyle w:val="ListParagraph"/>
+        <w:numPr>
+          <w:ilvl w:val="2"/>
+          <w:numId w:val="4"/>
+        </w:numPr>
+        <w:rPr>
+          <w:rFonts w:ascii="Roboto Mono" w:hAnsi="Roboto Mono"/>
+        </w:rPr>
+      </w:pPr>
+      <w:r>
+        <w:rPr>
+          <w:rFonts w:ascii="Roboto Mono" w:hAnsi="Roboto Mono"/>
+          <w:b/>
+          <w:bCs/>
+        </w:rPr>
+        <w:t>6-Content Storage</w:t>
+      </w:r>
+      <w:r>
+        <w:rPr>
+          <w:rFonts w:ascii="Roboto Mono" w:hAnsi="Roboto Mono"/>
+          <w:b/>
+          <w:bCs/>
+        </w:rPr>
+        <w:t xml:space="preserve"> </w:t>
+      </w:r>
+      <w:r>
+        <w:rPr>
+          <w:rFonts w:ascii="Arial" w:hAnsi="Arial" w:cs="Arial"/>
+          <w:sz w:val="20"/>
+          <w:szCs w:val="20"/>
+        </w:rPr>
+        <w:t>→</w:t>
+      </w:r>
+      <w:r>
+        <w:rPr>
+          <w:rFonts w:ascii="Roboto Mono" w:hAnsi="Roboto Mono"/>
+          <w:sz w:val="20"/>
+          <w:szCs w:val="20"/>
+        </w:rPr>
+        <w:t xml:space="preserve"> Notes, drafts, and stored materials</w:t>
+      </w:r>
+    </w:p>
+    <w:p>
+      <w:pPr>
+        <w:pStyle w:val="ListParagraph"/>
+        <w:numPr>
+          <w:ilvl w:val="2"/>
+          <w:numId w:val="4"/>
+        </w:numPr>
+        <w:rPr>
+          <w:rFonts w:ascii="Roboto Mono" w:hAnsi="Roboto Mono"/>
+        </w:rPr>
+      </w:pPr>
+      <w:r>
+        <w:rPr>
+          <w:rFonts w:ascii="Roboto Mono" w:hAnsi="Roboto Mono"/>
+          <w:b/>
+          <w:bCs/>
+        </w:rPr>
+        <w:t>7-Resources</w:t>
+      </w:r>
+      <w:r>
+        <w:rPr>
+          <w:rFonts w:ascii="Roboto Mono" w:hAnsi="Roboto Mono"/>
+        </w:rPr>
+        <w:t xml:space="preserve"> </w:t>
+      </w:r>
+      <w:r>
+        <w:rPr>
+          <w:rFonts w:ascii="Arial" w:hAnsi="Arial" w:cs="Arial"/>
+          <w:sz w:val="20"/>
+          <w:szCs w:val="20"/>
+        </w:rPr>
+        <w:t>→</w:t>
+      </w:r>
+      <w:r>
+        <w:rPr>
+          <w:rFonts w:ascii="Roboto Mono" w:hAnsi="Roboto Mono"/>
+          <w:sz w:val="20"/>
+          <w:szCs w:val="20"/>
+        </w:rPr>
+        <w:t xml:space="preserve"> References, Bookmarks, and Source Materials</w:t>
+      </w:r>
+    </w:p>
+    <w:p>
+      <w:pPr>
+        <w:pStyle w:val="ListParagraph"/>
+        <w:numPr>
+          <w:ilvl w:val="2"/>
+          <w:numId w:val="4"/>
+        </w:numPr>
+        <w:rPr>
+          <w:rFonts w:ascii="Roboto Mono" w:hAnsi="Roboto Mono"/>
+        </w:rPr>
+      </w:pPr>
+      <w:r>
+        <w:rPr>
+          <w:rFonts w:ascii="Roboto Mono" w:hAnsi="Roboto Mono"/>
+          <w:b/>
+          <w:bCs/>
+        </w:rPr>
+        <w:t>8-Standards</w:t>
+      </w:r>
+      <w:r>
+        <w:rPr>
+          <w:rFonts w:ascii="Roboto Mono" w:hAnsi="Roboto Mono"/>
+        </w:rPr>
+        <w:t xml:space="preserve"> </w:t>
+      </w:r>
+      <w:r>
+        <w:rPr>
+          <w:rFonts w:ascii="Arial" w:hAnsi="Arial" w:cs="Arial"/>
+        </w:rPr>
+        <w:t>→</w:t>
+      </w:r>
+      <w:r>
+        <w:rPr>
+          <w:rFonts w:ascii="Roboto Mono" w:hAnsi="Roboto Mono"/>
+        </w:rPr>
+        <w:t xml:space="preserve"> </w:t>
+      </w:r>
+      <w:r>
         <w:rPr>
           <w:rFonts w:ascii="Roboto Mono" w:hAnsi="Roboto Mono"/>
           <w:sz w:val="18"/>
           <w:szCs w:val="18"/>
         </w:rPr>
-      </w:pPr>
-      <w:r>
-        <w:rPr>
-          <w:rFonts w:ascii="Roboto Mono" w:hAnsi="Roboto Mono"/>
-          <w:b/>
-          <w:bCs/>
+        <w:t>Rules, procedures, regulations, best practices</w:t>
+      </w:r>
+    </w:p>
+    <w:p>
+      <w:pPr>
+        <w:pStyle w:val="ListParagraph"/>
+        <w:numPr>
+          <w:ilvl w:val="2"/>
+          <w:numId w:val="4"/>
+        </w:numPr>
+        <w:rPr>
+          <w:rFonts w:ascii="Roboto Mono" w:hAnsi="Roboto Mono"/>
+        </w:rPr>
+      </w:pPr>
+      <w:r>
+        <w:rPr>
+          <w:rFonts w:ascii="Roboto Mono" w:hAnsi="Roboto Mono"/>
+          <w:b/>
+          <w:bCs/>
+        </w:rPr>
+        <w:t>9-Knowledge</w:t>
+      </w:r>
+      <w:r>
+        <w:rPr>
+          <w:rFonts w:ascii="Roboto Mono" w:hAnsi="Roboto Mono"/>
+        </w:rPr>
+        <w:t xml:space="preserve"> </w:t>
+      </w:r>
+      <w:r>
+        <w:rPr>
+          <w:rFonts w:ascii="Arial" w:hAnsi="Arial" w:cs="Arial"/>
+        </w:rPr>
+        <w:t>→</w:t>
+      </w:r>
+      <w:r>
+        <w:rPr>
+          <w:rFonts w:ascii="Roboto Mono" w:hAnsi="Roboto Mono"/>
+        </w:rPr>
+        <w:t xml:space="preserve"> General study materials, guides, info</w:t>
+      </w:r>
+    </w:p>
+    <w:p>
+      <w:pPr>
+        <w:pStyle w:val="ListParagraph"/>
+        <w:numPr>
+          <w:ilvl w:val="2"/>
+          <w:numId w:val="4"/>
+        </w:numPr>
+        <w:rPr>
+          <w:rFonts w:ascii="Roboto Mono" w:hAnsi="Roboto Mono"/>
+        </w:rPr>
+      </w:pPr>
+      <w:r>
+        <w:rPr>
+          <w:rFonts w:ascii="Roboto Mono" w:hAnsi="Roboto Mono"/>
+          <w:b/>
+          <w:bCs/>
+        </w:rPr>
+        <w:t>10-Knowledge Materials</w:t>
+      </w:r>
+      <w:r>
+        <w:rPr>
+          <w:rFonts w:ascii="Roboto Mono" w:hAnsi="Roboto Mono"/>
+        </w:rPr>
+        <w:t xml:space="preserve"> </w:t>
+      </w:r>
+      <w:r>
+        <w:rPr>
+          <w:rFonts w:ascii="Arial" w:hAnsi="Arial" w:cs="Arial"/>
+        </w:rPr>
+        <w:t>→</w:t>
+      </w:r>
+      <w:r>
+        <w:rPr>
+          <w:rFonts w:ascii="Roboto Mono" w:hAnsi="Roboto Mono"/>
+        </w:rPr>
+        <w:t xml:space="preserve"> Domain-Specific Knowledge 10</w:t>
+      </w:r>
+    </w:p>
+    <w:p>
+      <w:pPr>
+        <w:pStyle w:val="ListParagraph"/>
+        <w:numPr>
+          <w:ilvl w:val="2"/>
+          <w:numId w:val="4"/>
+        </w:numPr>
+        <w:rPr>
+          <w:rFonts w:ascii="Roboto Mono" w:hAnsi="Roboto Mono"/>
           <w:sz w:val="18"/>
           <w:szCs w:val="18"/>
         </w:rPr>
-        <w:t>Old Data Collections</w:t>
+      </w:pPr>
+      <w:r>
+        <w:rPr>
+          <w:rFonts w:ascii="Roboto Mono" w:hAnsi="Roboto Mono"/>
+          <w:b/>
+          <w:bCs/>
+        </w:rPr>
+        <w:t>11-Skills</w:t>
+      </w:r>
+      <w:r>
+        <w:rPr>
+          <w:rFonts w:ascii="Roboto Mono" w:hAnsi="Roboto Mono"/>
+        </w:rPr>
+        <w:t xml:space="preserve"> </w:t>
+      </w:r>
+      <w:r>
+        <w:rPr>
+          <w:rFonts w:ascii="Arial" w:hAnsi="Arial" w:cs="Arial"/>
+          <w:sz w:val="24"/>
+          <w:szCs w:val="24"/>
+        </w:rPr>
+        <w:t>→</w:t>
       </w:r>
       <w:r>
         <w:rPr>
@@ -1183,7 +1856,738 @@
           <w:sz w:val="18"/>
           <w:szCs w:val="18"/>
         </w:rPr>
-        <w:t xml:space="preserve"> -&gt; </w:t>
+        <w:t xml:space="preserve"> Exercises, practice resources, progress tracking</w:t>
+      </w:r>
+    </w:p>
+    <w:p>
+      <w:pPr>
+        <w:pStyle w:val="ListParagraph"/>
+        <w:numPr>
+          <w:ilvl w:val="2"/>
+          <w:numId w:val="4"/>
+        </w:numPr>
+        <w:rPr>
+          <w:rFonts w:ascii="Roboto Mono" w:hAnsi="Roboto Mono"/>
+        </w:rPr>
+      </w:pPr>
+      <w:r>
+        <w:rPr>
+          <w:rFonts w:ascii="Roboto Mono" w:hAnsi="Roboto Mono"/>
+          <w:b/>
+          <w:bCs/>
+        </w:rPr>
+        <w:t>12-Literature</w:t>
+      </w:r>
+      <w:r>
+        <w:rPr>
+          <w:rFonts w:ascii="Roboto Mono" w:hAnsi="Roboto Mono"/>
+        </w:rPr>
+        <w:t xml:space="preserve"> </w:t>
+      </w:r>
+      <w:r>
+        <w:rPr>
+          <w:rFonts w:ascii="Arial" w:hAnsi="Arial" w:cs="Arial"/>
+          <w:sz w:val="24"/>
+          <w:szCs w:val="24"/>
+        </w:rPr>
+        <w:t>→</w:t>
+      </w:r>
+      <w:r>
+        <w:rPr>
+          <w:rFonts w:ascii="Roboto Mono" w:hAnsi="Roboto Mono"/>
+          <w:sz w:val="24"/>
+          <w:szCs w:val="24"/>
+        </w:rPr>
+        <w:t xml:space="preserve"> </w:t>
+      </w:r>
+      <w:r>
+        <w:rPr>
+          <w:rFonts w:ascii="Roboto Mono" w:hAnsi="Roboto Mono"/>
+        </w:rPr>
+        <w:t>Books, articles, reading archives</w:t>
+      </w:r>
+    </w:p>
+    <w:p>
+      <w:pPr>
+        <w:pStyle w:val="ListParagraph"/>
+        <w:numPr>
+          <w:ilvl w:val="2"/>
+          <w:numId w:val="4"/>
+        </w:numPr>
+        <w:rPr>
+          <w:rFonts w:ascii="Roboto Mono" w:hAnsi="Roboto Mono"/>
+        </w:rPr>
+      </w:pPr>
+      <w:r>
+        <w:rPr>
+          <w:rFonts w:ascii="Roboto Mono" w:hAnsi="Roboto Mono"/>
+          <w:b/>
+          <w:bCs/>
+        </w:rPr>
+        <w:t>13-Body Metrics</w:t>
+      </w:r>
+      <w:r>
+        <w:rPr>
+          <w:rFonts w:ascii="Roboto Mono" w:hAnsi="Roboto Mono"/>
+        </w:rPr>
+        <w:t xml:space="preserve"> </w:t>
+      </w:r>
+      <w:r>
+        <w:rPr>
+          <w:rFonts w:ascii="Arial" w:hAnsi="Arial" w:cs="Arial"/>
+          <w:sz w:val="24"/>
+          <w:szCs w:val="24"/>
+        </w:rPr>
+        <w:t>→</w:t>
+      </w:r>
+      <w:r>
+        <w:rPr>
+          <w:rFonts w:ascii="Roboto Mono" w:hAnsi="Roboto Mono"/>
+          <w:sz w:val="24"/>
+          <w:szCs w:val="24"/>
+        </w:rPr>
+        <w:t xml:space="preserve"> </w:t>
+      </w:r>
+      <w:r>
+        <w:rPr>
+          <w:rFonts w:ascii="Roboto Mono" w:hAnsi="Roboto Mono"/>
+          <w:sz w:val="16"/>
+          <w:szCs w:val="16"/>
+        </w:rPr>
+        <w:t>Health data, fitness tracking, medical records</w:t>
+      </w:r>
+    </w:p>
+    <w:p>
+      <w:pPr>
+        <w:pStyle w:val="ListParagraph"/>
+        <w:numPr>
+          <w:ilvl w:val="2"/>
+          <w:numId w:val="4"/>
+        </w:numPr>
+        <w:rPr>
+          <w:rFonts w:ascii="Roboto Mono" w:hAnsi="Roboto Mono"/>
+        </w:rPr>
+      </w:pPr>
+      <w:r>
+        <w:rPr>
+          <w:rFonts w:ascii="Roboto Mono" w:hAnsi="Roboto Mono"/>
+          <w:b/>
+          <w:bCs/>
+        </w:rPr>
+        <w:t>14-Entities</w:t>
+      </w:r>
+      <w:r>
+        <w:rPr>
+          <w:rFonts w:ascii="Roboto Mono" w:hAnsi="Roboto Mono"/>
+        </w:rPr>
+        <w:t xml:space="preserve"> </w:t>
+      </w:r>
+      <w:r>
+        <w:rPr>
+          <w:rFonts w:ascii="Arial" w:hAnsi="Arial" w:cs="Arial"/>
+        </w:rPr>
+        <w:t>→</w:t>
+      </w:r>
+      <w:r>
+        <w:rPr>
+          <w:rFonts w:ascii="Roboto Mono" w:hAnsi="Roboto Mono"/>
+        </w:rPr>
+        <w:t xml:space="preserve"> </w:t>
+      </w:r>
+      <w:r>
+        <w:rPr>
+          <w:rFonts w:ascii="Roboto Mono" w:hAnsi="Roboto Mono"/>
+          <w:sz w:val="20"/>
+          <w:szCs w:val="20"/>
+        </w:rPr>
+        <w:t>People, Items, Addresses, and Interactions</w:t>
+      </w:r>
+    </w:p>
+    <w:p>
+      <w:pPr>
+        <w:pStyle w:val="ListParagraph"/>
+        <w:numPr>
+          <w:ilvl w:val="2"/>
+          <w:numId w:val="4"/>
+        </w:numPr>
+        <w:rPr>
+          <w:rFonts w:ascii="Roboto Mono" w:hAnsi="Roboto Mono"/>
+        </w:rPr>
+      </w:pPr>
+      <w:r>
+        <w:rPr>
+          <w:rFonts w:ascii="Roboto Mono" w:hAnsi="Roboto Mono"/>
+          <w:b/>
+          <w:bCs/>
+        </w:rPr>
+        <w:t>15-Work</w:t>
+      </w:r>
+      <w:r>
+        <w:rPr>
+          <w:rFonts w:ascii="Roboto Mono" w:hAnsi="Roboto Mono"/>
+        </w:rPr>
+        <w:t xml:space="preserve"> </w:t>
+      </w:r>
+      <w:r>
+        <w:rPr>
+          <w:rFonts w:ascii="Arial" w:hAnsi="Arial" w:cs="Arial"/>
+        </w:rPr>
+        <w:t>→</w:t>
+      </w:r>
+      <w:r>
+        <w:rPr>
+          <w:rFonts w:ascii="Roboto Mono" w:hAnsi="Roboto Mono"/>
+        </w:rPr>
+        <w:t xml:space="preserve"> Work-related notes, drafts, and references</w:t>
+      </w:r>
+    </w:p>
+    <w:p>
+      <w:pPr>
+        <w:pStyle w:val="ListParagraph"/>
+        <w:numPr>
+          <w:ilvl w:val="2"/>
+          <w:numId w:val="4"/>
+        </w:numPr>
+        <w:rPr>
+          <w:rFonts w:ascii="Roboto Mono" w:hAnsi="Roboto Mono"/>
+        </w:rPr>
+      </w:pPr>
+      <w:r>
+        <w:rPr>
+          <w:rFonts w:ascii="Roboto Mono" w:hAnsi="Roboto Mono"/>
+          <w:b/>
+          <w:bCs/>
+        </w:rPr>
+        <w:t>16-Jobs</w:t>
+      </w:r>
+      <w:r>
+        <w:rPr>
+          <w:rFonts w:ascii="Roboto Mono" w:hAnsi="Roboto Mono"/>
+        </w:rPr>
+        <w:t xml:space="preserve"> </w:t>
+      </w:r>
+      <w:r>
+        <w:rPr>
+          <w:rFonts w:ascii="Arial" w:hAnsi="Arial" w:cs="Arial"/>
+        </w:rPr>
+        <w:t>→</w:t>
+      </w:r>
+      <w:r>
+        <w:rPr>
+          <w:rFonts w:ascii="Roboto Mono" w:hAnsi="Roboto Mono"/>
+        </w:rPr>
+        <w:t xml:space="preserve"> </w:t>
+      </w:r>
+      <w:r>
+        <w:rPr>
+          <w:rFonts w:ascii="Roboto Mono" w:hAnsi="Roboto Mono"/>
+          <w:sz w:val="20"/>
+          <w:szCs w:val="20"/>
+        </w:rPr>
+        <w:t>Job-specific tasks, details, and defect tracking</w:t>
+      </w:r>
+    </w:p>
+    <w:p>
+      <w:pPr>
+        <w:pStyle w:val="ListParagraph"/>
+        <w:numPr>
+          <w:ilvl w:val="2"/>
+          <w:numId w:val="4"/>
+        </w:numPr>
+        <w:rPr>
+          <w:rFonts w:ascii="Roboto Mono" w:hAnsi="Roboto Mono"/>
+        </w:rPr>
+      </w:pPr>
+      <w:r>
+        <w:rPr>
+          <w:rFonts w:ascii="Roboto Mono" w:hAnsi="Roboto Mono"/>
+          <w:b/>
+          <w:bCs/>
+        </w:rPr>
+        <w:t>17-</w:t>
+      </w:r>
+      <w:r>
+        <w:rPr>
+          <w:rFonts w:ascii="Roboto Mono" w:hAnsi="Roboto Mono"/>
+          <w:b/>
+          <w:bCs/>
+        </w:rPr>
+        <w:t>Financial</w:t>
+      </w:r>
+      <w:r>
+        <w:rPr>
+          <w:rFonts w:ascii="Roboto Mono" w:hAnsi="Roboto Mono"/>
+        </w:rPr>
+        <w:t xml:space="preserve"> </w:t>
+      </w:r>
+      <w:r>
+        <w:rPr>
+          <w:rFonts w:ascii="Arial" w:hAnsi="Arial" w:cs="Arial"/>
+        </w:rPr>
+        <w:t>→</w:t>
+      </w:r>
+      <w:r>
+        <w:rPr>
+          <w:rFonts w:ascii="Roboto Mono" w:hAnsi="Roboto Mono"/>
+        </w:rPr>
+        <w:t xml:space="preserve"> </w:t>
+      </w:r>
+      <w:r>
+        <w:rPr>
+          <w:rFonts w:ascii="Roboto Mono" w:hAnsi="Roboto Mono"/>
+          <w:sz w:val="20"/>
+          <w:szCs w:val="20"/>
+        </w:rPr>
+        <w:t>Financial records, stored backups</w:t>
+      </w:r>
+    </w:p>
+    <w:p>
+      <w:pPr>
+        <w:pStyle w:val="ListParagraph"/>
+        <w:numPr>
+          <w:ilvl w:val="2"/>
+          <w:numId w:val="4"/>
+        </w:numPr>
+        <w:rPr>
+          <w:rFonts w:ascii="Roboto Mono" w:hAnsi="Roboto Mono"/>
+        </w:rPr>
+      </w:pPr>
+      <w:r>
+        <w:rPr>
+          <w:rFonts w:ascii="Roboto Mono" w:hAnsi="Roboto Mono"/>
+          <w:b/>
+          <w:bCs/>
+        </w:rPr>
+        <w:t>18-Entertainment</w:t>
+      </w:r>
+      <w:r>
+        <w:rPr>
+          <w:rFonts w:ascii="Roboto Mono" w:hAnsi="Roboto Mono"/>
+        </w:rPr>
+        <w:t xml:space="preserve"> </w:t>
+      </w:r>
+      <w:r>
+        <w:rPr>
+          <w:rFonts w:ascii="Arial" w:hAnsi="Arial" w:cs="Arial"/>
+        </w:rPr>
+        <w:t>→</w:t>
+      </w:r>
+      <w:r>
+        <w:rPr>
+          <w:rFonts w:ascii="Roboto Mono" w:hAnsi="Roboto Mono"/>
+        </w:rPr>
+        <w:t xml:space="preserve"> </w:t>
+      </w:r>
+      <w:r>
+        <w:rPr>
+          <w:rFonts w:ascii="Roboto Mono" w:hAnsi="Roboto Mono"/>
+          <w:sz w:val="20"/>
+          <w:szCs w:val="20"/>
+        </w:rPr>
+        <w:t>Entertainment-related notes and media</w:t>
+      </w:r>
+    </w:p>
+    <w:p>
+      <w:pPr>
+        <w:pStyle w:val="ListParagraph"/>
+        <w:numPr>
+          <w:ilvl w:val="2"/>
+          <w:numId w:val="4"/>
+        </w:numPr>
+        <w:rPr>
+          <w:rFonts w:ascii="Roboto Mono" w:hAnsi="Roboto Mono"/>
+        </w:rPr>
+      </w:pPr>
+      <w:r>
+        <w:rPr>
+          <w:rFonts w:ascii="Roboto Mono" w:hAnsi="Roboto Mono"/>
+          <w:b/>
+          <w:bCs/>
+        </w:rPr>
+        <w:t>19-Miscellaneous</w:t>
+      </w:r>
+      <w:r>
+        <w:rPr>
+          <w:rFonts w:ascii="Roboto Mono" w:hAnsi="Roboto Mono"/>
+        </w:rPr>
+        <w:t xml:space="preserve"> </w:t>
+      </w:r>
+      <w:r>
+        <w:rPr>
+          <w:rFonts w:ascii="Arial" w:hAnsi="Arial" w:cs="Arial"/>
+        </w:rPr>
+        <w:t>→</w:t>
+      </w:r>
+      <w:r>
+        <w:rPr>
+          <w:rFonts w:ascii="Roboto Mono" w:hAnsi="Roboto Mono"/>
+        </w:rPr>
+        <w:t xml:space="preserve"> </w:t>
+      </w:r>
+      <w:r>
+        <w:rPr>
+          <w:rFonts w:ascii="Roboto Mono" w:hAnsi="Roboto Mono"/>
+          <w:sz w:val="20"/>
+          <w:szCs w:val="20"/>
+        </w:rPr>
+        <w:t>Miscellaneous files, uncategorized materials, and other documents</w:t>
+      </w:r>
+    </w:p>
+    <w:p>
+      <w:pPr>
+        <w:pStyle w:val="ListParagraph"/>
+        <w:numPr>
+          <w:ilvl w:val="1"/>
+          <w:numId w:val="4"/>
+        </w:numPr>
+        <w:rPr>
+          <w:rFonts w:ascii="Roboto Mono" w:hAnsi="Roboto Mono"/>
+          <w:b/>
+          <w:bCs/>
+        </w:rPr>
+      </w:pPr>
+      <w:r>
+        <w:rPr>
+          <w:rFonts w:ascii="Roboto Mono" w:hAnsi="Roboto Mono"/>
+          <w:b/>
+          <w:bCs/>
+        </w:rPr>
+        <w:t>2-Public Data</w:t>
+      </w:r>
+      <w:r>
+        <w:rPr>
+          <w:rFonts w:ascii="Roboto Mono" w:hAnsi="Roboto Mono"/>
+          <w:b/>
+          <w:bCs/>
+        </w:rPr>
+        <w:t xml:space="preserve"> </w:t>
+      </w:r>
+      <w:r>
+        <w:rPr>
+          <w:rFonts w:ascii="Arial" w:hAnsi="Arial" w:cs="Arial"/>
+        </w:rPr>
+        <w:t>→</w:t>
+      </w:r>
+      <w:r>
+        <w:rPr>
+          <w:rFonts w:ascii="Arial" w:hAnsi="Arial" w:cs="Arial"/>
+        </w:rPr>
+        <w:t xml:space="preserve"> </w:t>
+      </w:r>
+      <w:r>
+        <w:rPr>
+          <w:rFonts w:ascii="Roboto Mono" w:hAnsi="Roboto Mono" w:cs="Arial"/>
+        </w:rPr>
+        <w:t>Public data storage for non-sensitive, shareable, or reference-based content</w:t>
+      </w:r>
+      <w:r>
+        <w:rPr>
+          <w:rFonts w:ascii="Roboto Mono" w:hAnsi="Roboto Mono" w:cs="Arial"/>
+        </w:rPr>
+        <w:t>.</w:t>
+      </w:r>
+    </w:p>
+    <w:p>
+      <w:pPr>
+        <w:pStyle w:val="ListParagraph"/>
+        <w:numPr>
+          <w:ilvl w:val="2"/>
+          <w:numId w:val="4"/>
+        </w:numPr>
+        <w:rPr>
+          <w:rFonts w:ascii="Roboto Mono" w:hAnsi="Roboto Mono"/>
+        </w:rPr>
+      </w:pPr>
+      <w:r>
+        <w:rPr>
+          <w:rFonts w:ascii="Roboto Mono" w:hAnsi="Roboto Mono"/>
+          <w:b/>
+        </w:rPr>
+        <w:t xml:space="preserve">1-Templates </w:t>
+      </w:r>
+      <w:r>
+        <w:rPr>
+          <w:rFonts w:ascii="Arial" w:hAnsi="Arial" w:cs="Arial"/>
+        </w:rPr>
+        <w:t>→</w:t>
+      </w:r>
+      <w:r>
+        <w:rPr>
+          <w:rFonts w:ascii="Roboto Mono" w:hAnsi="Roboto Mono"/>
+        </w:rPr>
+        <w:t xml:space="preserve"> Predefined templates for reuse</w:t>
+      </w:r>
+    </w:p>
+    <w:p>
+      <w:pPr>
+        <w:pStyle w:val="ListParagraph"/>
+        <w:numPr>
+          <w:ilvl w:val="2"/>
+          <w:numId w:val="4"/>
+        </w:numPr>
+        <w:rPr>
+          <w:rFonts w:ascii="Roboto Mono" w:hAnsi="Roboto Mono"/>
+        </w:rPr>
+      </w:pPr>
+      <w:r>
+        <w:rPr>
+          <w:rFonts w:ascii="Roboto Mono" w:hAnsi="Roboto Mono"/>
+          <w:b/>
+        </w:rPr>
+        <w:t>2-Data</w:t>
+      </w:r>
+      <w:r>
+        <w:rPr>
+          <w:rFonts w:ascii="Roboto Mono" w:hAnsi="Roboto Mono"/>
+          <w:b/>
+        </w:rPr>
+        <w:tab/>
+        <w:t xml:space="preserve"> </w:t>
+      </w:r>
+      <w:r>
+        <w:rPr>
+          <w:rFonts w:ascii="Arial" w:hAnsi="Arial" w:cs="Arial"/>
+        </w:rPr>
+        <w:t>→</w:t>
+      </w:r>
+      <w:r>
+        <w:rPr>
+          <w:rFonts w:ascii="Roboto Mono" w:hAnsi="Roboto Mono"/>
+        </w:rPr>
+        <w:t xml:space="preserve"> structured data tables</w:t>
+      </w:r>
+    </w:p>
+    <w:p>
+      <w:pPr>
+        <w:pStyle w:val="ListParagraph"/>
+        <w:numPr>
+          <w:ilvl w:val="2"/>
+          <w:numId w:val="4"/>
+        </w:numPr>
+        <w:rPr>
+          <w:rFonts w:ascii="Roboto Mono" w:hAnsi="Roboto Mono"/>
+        </w:rPr>
+      </w:pPr>
+      <w:r>
+        <w:rPr>
+          <w:rFonts w:ascii="Roboto Mono" w:hAnsi="Roboto Mono"/>
+          <w:b/>
+        </w:rPr>
+        <w:t xml:space="preserve">3-Events    </w:t>
+      </w:r>
+      <w:r>
+        <w:rPr>
+          <w:rFonts w:ascii="Arial" w:hAnsi="Arial" w:cs="Arial"/>
+        </w:rPr>
+        <w:t>→</w:t>
+      </w:r>
+      <w:r>
+        <w:rPr>
+          <w:rFonts w:ascii="Roboto Mono" w:hAnsi="Roboto Mono"/>
+        </w:rPr>
+        <w:t xml:space="preserve"> Event logs, schedules, or records</w:t>
+      </w:r>
+    </w:p>
+    <w:p>
+      <w:pPr>
+        <w:pStyle w:val="ListParagraph"/>
+        <w:numPr>
+          <w:ilvl w:val="2"/>
+          <w:numId w:val="4"/>
+        </w:numPr>
+        <w:rPr>
+          <w:rFonts w:ascii="Roboto Mono" w:hAnsi="Roboto Mono"/>
+        </w:rPr>
+      </w:pPr>
+      <w:r>
+        <w:rPr>
+          <w:rFonts w:ascii="Roboto Mono" w:hAnsi="Roboto Mono"/>
+          <w:b/>
+        </w:rPr>
+        <w:t xml:space="preserve">4-Plans     </w:t>
+      </w:r>
+      <w:r>
+        <w:rPr>
+          <w:rFonts w:ascii="Arial" w:hAnsi="Arial" w:cs="Arial"/>
+        </w:rPr>
+        <w:t>→</w:t>
+      </w:r>
+      <w:r>
+        <w:rPr>
+          <w:rFonts w:ascii="Roboto Mono" w:hAnsi="Roboto Mono"/>
+        </w:rPr>
+        <w:t xml:space="preserve"> Personal or work planning documents</w:t>
+      </w:r>
+    </w:p>
+    <w:p>
+      <w:pPr>
+        <w:pStyle w:val="ListParagraph"/>
+        <w:numPr>
+          <w:ilvl w:val="2"/>
+          <w:numId w:val="4"/>
+        </w:numPr>
+        <w:rPr>
+          <w:rFonts w:ascii="Roboto Mono" w:hAnsi="Roboto Mono"/>
+        </w:rPr>
+      </w:pPr>
+      <w:r>
+        <w:rPr>
+          <w:rFonts w:ascii="Roboto Mono" w:hAnsi="Roboto Mono"/>
+          <w:b/>
+        </w:rPr>
+        <w:t xml:space="preserve">5-Accounts </w:t>
+      </w:r>
+      <w:r>
+        <w:rPr>
+          <w:rFonts w:ascii="Arial" w:hAnsi="Arial" w:cs="Arial"/>
+          <w:b/>
+        </w:rPr>
+        <w:t>→</w:t>
+      </w:r>
+      <w:r>
+        <w:rPr>
+          <w:rFonts w:ascii="Roboto Mono" w:hAnsi="Roboto Mono"/>
+        </w:rPr>
+        <w:t xml:space="preserve"> </w:t>
+      </w:r>
+      <w:r>
+        <w:rPr>
+          <w:rFonts w:ascii="Roboto Mono" w:hAnsi="Roboto Mono"/>
+          <w:sz w:val="16"/>
+          <w:szCs w:val="16"/>
+        </w:rPr>
+        <w:t>User profiles, login credentials and access details</w:t>
+      </w:r>
+      <w:r>
+        <w:rPr>
+          <w:rFonts w:ascii="Roboto Mono" w:hAnsi="Roboto Mono"/>
+        </w:rPr>
+        <w:t xml:space="preserve">  </w:t>
+      </w:r>
+    </w:p>
+    <w:p>
+      <w:pPr>
+        <w:pStyle w:val="ListParagraph"/>
+        <w:numPr>
+          <w:ilvl w:val="2"/>
+          <w:numId w:val="4"/>
+        </w:numPr>
+        <w:rPr>
+          <w:rFonts w:ascii="Roboto Mono" w:hAnsi="Roboto Mono"/>
+        </w:rPr>
+      </w:pPr>
+      <w:r>
+        <w:rPr>
+          <w:rFonts w:ascii="Roboto Mono" w:hAnsi="Roboto Mono"/>
+          <w:b/>
+          <w:bCs/>
+        </w:rPr>
+        <w:t>6-Content Storage</w:t>
+      </w:r>
+      <w:r>
+        <w:rPr>
+          <w:rFonts w:ascii="Roboto Mono" w:hAnsi="Roboto Mono"/>
+          <w:b/>
+          <w:bCs/>
+        </w:rPr>
+        <w:t xml:space="preserve"> </w:t>
+      </w:r>
+      <w:r>
+        <w:rPr>
+          <w:rFonts w:ascii="Arial" w:hAnsi="Arial" w:cs="Arial"/>
+          <w:sz w:val="20"/>
+          <w:szCs w:val="20"/>
+        </w:rPr>
+        <w:t>→</w:t>
+      </w:r>
+      <w:r>
+        <w:rPr>
+          <w:rFonts w:ascii="Roboto Mono" w:hAnsi="Roboto Mono"/>
+          <w:sz w:val="20"/>
+          <w:szCs w:val="20"/>
+        </w:rPr>
+        <w:t xml:space="preserve"> Notes, drafts, and stored materials</w:t>
+      </w:r>
+    </w:p>
+    <w:p>
+      <w:pPr>
+        <w:pStyle w:val="ListParagraph"/>
+        <w:numPr>
+          <w:ilvl w:val="2"/>
+          <w:numId w:val="4"/>
+        </w:numPr>
+        <w:rPr>
+          <w:rFonts w:ascii="Roboto Mono" w:hAnsi="Roboto Mono"/>
+        </w:rPr>
+      </w:pPr>
+      <w:r>
+        <w:rPr>
+          <w:rFonts w:ascii="Roboto Mono" w:hAnsi="Roboto Mono"/>
+          <w:b/>
+          <w:bCs/>
+        </w:rPr>
+        <w:t>7-Resources</w:t>
+      </w:r>
+      <w:r>
+        <w:rPr>
+          <w:rFonts w:ascii="Roboto Mono" w:hAnsi="Roboto Mono"/>
+        </w:rPr>
+        <w:t xml:space="preserve"> </w:t>
+      </w:r>
+      <w:r>
+        <w:rPr>
+          <w:rFonts w:ascii="Arial" w:hAnsi="Arial" w:cs="Arial"/>
+          <w:sz w:val="20"/>
+          <w:szCs w:val="20"/>
+        </w:rPr>
+        <w:t>→</w:t>
+      </w:r>
+      <w:r>
+        <w:rPr>
+          <w:rFonts w:ascii="Roboto Mono" w:hAnsi="Roboto Mono"/>
+          <w:sz w:val="20"/>
+          <w:szCs w:val="20"/>
+        </w:rPr>
+        <w:t xml:space="preserve"> References, Bookmarks, and Source Materials</w:t>
+      </w:r>
+    </w:p>
+    <w:p>
+      <w:pPr>
+        <w:pStyle w:val="ListParagraph"/>
+        <w:numPr>
+          <w:ilvl w:val="2"/>
+          <w:numId w:val="4"/>
+        </w:numPr>
+        <w:rPr>
+          <w:rFonts w:ascii="Roboto Mono" w:hAnsi="Roboto Mono"/>
+        </w:rPr>
+      </w:pPr>
+      <w:r>
+        <w:rPr>
+          <w:rFonts w:ascii="Roboto Mono" w:hAnsi="Roboto Mono"/>
+          <w:b/>
+          <w:bCs/>
+        </w:rPr>
+        <w:lastRenderedPageBreak/>
+        <w:t>8-Standards</w:t>
+      </w:r>
+      <w:r>
+        <w:rPr>
+          <w:rFonts w:ascii="Roboto Mono" w:hAnsi="Roboto Mono"/>
+        </w:rPr>
+        <w:t xml:space="preserve"> </w:t>
+      </w:r>
+      <w:r>
+        <w:rPr>
+          <w:rFonts w:ascii="Arial" w:hAnsi="Arial" w:cs="Arial"/>
+        </w:rPr>
+        <w:t>→</w:t>
+      </w:r>
+      <w:r>
+        <w:rPr>
+          <w:rFonts w:ascii="Roboto Mono" w:hAnsi="Roboto Mono"/>
+        </w:rPr>
+        <w:t xml:space="preserve"> </w:t>
       </w:r>
       <w:r>
         <w:rPr>
@@ -1191,17 +2595,119 @@
           <w:sz w:val="18"/>
           <w:szCs w:val="18"/>
         </w:rPr>
-        <w:t xml:space="preserve">Archived </w:t>
-      </w:r>
-      <w:r>
-        <w:rPr>
-          <w:rFonts w:ascii="Roboto Mono" w:hAnsi="Roboto Mono"/>
-          <w:b/>
-          <w:bCs/>
+        <w:t>Rules, procedures, regulations, best practices</w:t>
+      </w:r>
+    </w:p>
+    <w:p>
+      <w:pPr>
+        <w:pStyle w:val="ListParagraph"/>
+        <w:numPr>
+          <w:ilvl w:val="2"/>
+          <w:numId w:val="4"/>
+        </w:numPr>
+        <w:rPr>
+          <w:rFonts w:ascii="Roboto Mono" w:hAnsi="Roboto Mono"/>
+        </w:rPr>
+      </w:pPr>
+      <w:r>
+        <w:rPr>
+          <w:rFonts w:ascii="Roboto Mono" w:hAnsi="Roboto Mono"/>
+          <w:b/>
+          <w:bCs/>
+        </w:rPr>
+        <w:t>9-Knowledge</w:t>
+      </w:r>
+      <w:r>
+        <w:rPr>
+          <w:rFonts w:ascii="Roboto Mono" w:hAnsi="Roboto Mono"/>
+        </w:rPr>
+        <w:t xml:space="preserve"> </w:t>
+      </w:r>
+      <w:r>
+        <w:rPr>
+          <w:rFonts w:ascii="Arial" w:hAnsi="Arial" w:cs="Arial"/>
+        </w:rPr>
+        <w:t>→</w:t>
+      </w:r>
+      <w:r>
+        <w:rPr>
+          <w:rFonts w:ascii="Roboto Mono" w:hAnsi="Roboto Mono"/>
+        </w:rPr>
+        <w:t xml:space="preserve"> General study materials, guides, info</w:t>
+      </w:r>
+    </w:p>
+    <w:p>
+      <w:pPr>
+        <w:pStyle w:val="ListParagraph"/>
+        <w:numPr>
+          <w:ilvl w:val="2"/>
+          <w:numId w:val="4"/>
+        </w:numPr>
+        <w:rPr>
+          <w:rFonts w:ascii="Roboto Mono" w:hAnsi="Roboto Mono"/>
+        </w:rPr>
+      </w:pPr>
+      <w:r>
+        <w:rPr>
+          <w:rFonts w:ascii="Roboto Mono" w:hAnsi="Roboto Mono"/>
+          <w:b/>
+          <w:bCs/>
+        </w:rPr>
+        <w:t>10-Knowledge Materials</w:t>
+      </w:r>
+      <w:r>
+        <w:rPr>
+          <w:rFonts w:ascii="Roboto Mono" w:hAnsi="Roboto Mono"/>
+        </w:rPr>
+        <w:t xml:space="preserve"> </w:t>
+      </w:r>
+      <w:r>
+        <w:rPr>
+          <w:rFonts w:ascii="Arial" w:hAnsi="Arial" w:cs="Arial"/>
+        </w:rPr>
+        <w:t>→</w:t>
+      </w:r>
+      <w:r>
+        <w:rPr>
+          <w:rFonts w:ascii="Roboto Mono" w:hAnsi="Roboto Mono"/>
+        </w:rPr>
+        <w:t xml:space="preserve"> Domain-Specific Knowledge 10</w:t>
+      </w:r>
+    </w:p>
+    <w:p>
+      <w:pPr>
+        <w:pStyle w:val="ListParagraph"/>
+        <w:numPr>
+          <w:ilvl w:val="2"/>
+          <w:numId w:val="4"/>
+        </w:numPr>
+        <w:rPr>
+          <w:rFonts w:ascii="Roboto Mono" w:hAnsi="Roboto Mono"/>
           <w:sz w:val="18"/>
           <w:szCs w:val="18"/>
         </w:rPr>
-        <w:t>historical records</w:t>
+      </w:pPr>
+      <w:r>
+        <w:rPr>
+          <w:rFonts w:ascii="Roboto Mono" w:hAnsi="Roboto Mono"/>
+          <w:b/>
+          <w:bCs/>
+        </w:rPr>
+        <w:t>11-Skills</w:t>
+      </w:r>
+      <w:r>
+        <w:rPr>
+          <w:rFonts w:ascii="Roboto Mono" w:hAnsi="Roboto Mono"/>
+        </w:rPr>
+        <w:t xml:space="preserve"> </w:t>
+      </w:r>
+      <w:r>
+        <w:rPr>
+          <w:rFonts w:ascii="Arial" w:hAnsi="Arial" w:cs="Arial"/>
+          <w:sz w:val="24"/>
+          <w:szCs w:val="24"/>
+        </w:rPr>
+        <w:t>→</w:t>
       </w:r>
       <w:r>
         <w:rPr>
@@ -1209,101 +2715,95 @@
           <w:sz w:val="18"/>
           <w:szCs w:val="18"/>
         </w:rPr>
-        <w:t xml:space="preserve"> of previous versions of the Data Collections file, preserved to record structures, table counts, and data scope at specific points in time. These files are read-only and retained for comparison, auditing, rollback reference, or system evolution tracking.</w:t>
-      </w:r>
-    </w:p>
-    <w:p>
-      <w:pPr>
-        <w:numPr>
-          <w:ilvl w:val="3"/>
-          <w:numId w:val="1"/>
-        </w:numPr>
-        <w:spacing w:line="278" w:lineRule="auto"/>
-        <w:rPr>
-          <w:rFonts w:ascii="Roboto Mono" w:hAnsi="Roboto Mono"/>
-          <w:sz w:val="18"/>
-          <w:szCs w:val="18"/>
-        </w:rPr>
-      </w:pPr>
-      <w:r>
-        <w:rPr>
-          <w:rFonts w:ascii="Roboto Mono" w:hAnsi="Roboto Mono"/>
-          <w:b/>
-          <w:bCs/>
-        </w:rPr>
-        <w:t xml:space="preserve">old </w:t>
-      </w:r>
-      <w:proofErr w:type="spellStart"/>
-      <w:r>
-        <w:rPr>
-          <w:rFonts w:ascii="Roboto Mono" w:hAnsi="Roboto Mono"/>
-          <w:b/>
-          <w:bCs/>
-        </w:rPr>
-        <w:t>FileHistory</w:t>
-      </w:r>
-      <w:proofErr w:type="spellEnd"/>
-      <w:r>
-        <w:rPr>
-          <w:rFonts w:ascii="Roboto Mono" w:hAnsi="Roboto Mono"/>
-          <w:b/>
-          <w:bCs/>
-        </w:rPr>
-        <w:t xml:space="preserve"> </w:t>
-      </w:r>
-      <w:r>
-        <w:rPr>
-          <w:rFonts w:ascii="Roboto Mono" w:hAnsi="Roboto Mono"/>
-        </w:rPr>
-        <w:t xml:space="preserve">-&gt; </w:t>
-      </w:r>
-      <w:r>
-        <w:rPr>
-          <w:rFonts w:ascii="Roboto Mono" w:hAnsi="Roboto Mono"/>
-          <w:sz w:val="18"/>
-          <w:szCs w:val="18"/>
-        </w:rPr>
-        <w:t>Archived historical versions of files kept for record-keeping, auditing, or rollback purposes. These files are no longer actively maintained.</w:t>
-      </w:r>
-    </w:p>
-    <w:p>
-      <w:pPr>
-        <w:numPr>
-          <w:ilvl w:val="3"/>
-          <w:numId w:val="1"/>
-        </w:numPr>
-        <w:spacing w:line="278" w:lineRule="auto"/>
-        <w:rPr>
-          <w:rFonts w:ascii="Roboto Mono" w:hAnsi="Roboto Mono"/>
-          <w:b/>
-          <w:bCs/>
-        </w:rPr>
-      </w:pPr>
-      <w:r>
-        <w:rPr>
-          <w:rFonts w:ascii="Roboto Mono" w:hAnsi="Roboto Mono"/>
-          <w:b/>
-          <w:bCs/>
-        </w:rPr>
-        <w:t>Old Files Samples</w:t>
-      </w:r>
-      <w:r>
-        <w:rPr>
-          <w:rFonts w:ascii="Roboto Mono" w:hAnsi="Roboto Mono"/>
-          <w:b/>
-          <w:bCs/>
-        </w:rPr>
-        <w:t xml:space="preserve"> </w:t>
-      </w:r>
-      <w:r>
-        <w:rPr>
-          <w:rFonts w:ascii="Roboto Mono" w:hAnsi="Roboto Mono"/>
-        </w:rPr>
-        <w:t>-&gt;</w:t>
-      </w:r>
-      <w:r>
-        <w:rPr>
-          <w:rFonts w:ascii="Roboto Mono" w:hAnsi="Roboto Mono"/>
+        <w:t xml:space="preserve"> Exercises, practice resources, progress tracking</w:t>
+      </w:r>
+    </w:p>
+    <w:p>
+      <w:pPr>
+        <w:pStyle w:val="ListParagraph"/>
+        <w:numPr>
+          <w:ilvl w:val="2"/>
+          <w:numId w:val="4"/>
+        </w:numPr>
+        <w:rPr>
+          <w:rFonts w:ascii="Roboto Mono" w:hAnsi="Roboto Mono"/>
+        </w:rPr>
+      </w:pPr>
+      <w:r>
+        <w:rPr>
+          <w:rFonts w:ascii="Roboto Mono" w:hAnsi="Roboto Mono"/>
+          <w:b/>
+          <w:bCs/>
+        </w:rPr>
+        <w:t>12-Literature</w:t>
+      </w:r>
+      <w:r>
+        <w:rPr>
+          <w:rFonts w:ascii="Roboto Mono" w:hAnsi="Roboto Mono"/>
+        </w:rPr>
+        <w:t xml:space="preserve"> </w:t>
+      </w:r>
+      <w:r>
+        <w:rPr>
+          <w:rFonts w:ascii="Arial" w:hAnsi="Arial" w:cs="Arial"/>
+          <w:sz w:val="24"/>
+          <w:szCs w:val="24"/>
+        </w:rPr>
+        <w:t>→</w:t>
+      </w:r>
+      <w:r>
+        <w:rPr>
+          <w:rFonts w:ascii="Roboto Mono" w:hAnsi="Roboto Mono"/>
+          <w:sz w:val="24"/>
+          <w:szCs w:val="24"/>
+        </w:rPr>
+        <w:t xml:space="preserve"> </w:t>
+      </w:r>
+      <w:r>
+        <w:rPr>
+          <w:rFonts w:ascii="Roboto Mono" w:hAnsi="Roboto Mono"/>
+        </w:rPr>
+        <w:t>Books, articles, reading archives</w:t>
+      </w:r>
+    </w:p>
+    <w:p>
+      <w:pPr>
+        <w:pStyle w:val="ListParagraph"/>
+        <w:numPr>
+          <w:ilvl w:val="2"/>
+          <w:numId w:val="4"/>
+        </w:numPr>
+        <w:rPr>
+          <w:rFonts w:ascii="Roboto Mono" w:hAnsi="Roboto Mono"/>
+        </w:rPr>
+      </w:pPr>
+      <w:r>
+        <w:rPr>
+          <w:rFonts w:ascii="Roboto Mono" w:hAnsi="Roboto Mono"/>
+          <w:b/>
+          <w:bCs/>
+        </w:rPr>
+        <w:t>13-Body Metrics</w:t>
+      </w:r>
+      <w:r>
+        <w:rPr>
+          <w:rFonts w:ascii="Roboto Mono" w:hAnsi="Roboto Mono"/>
+        </w:rPr>
+        <w:t xml:space="preserve"> </w:t>
+      </w:r>
+      <w:r>
+        <w:rPr>
+          <w:rFonts w:ascii="Arial" w:hAnsi="Arial" w:cs="Arial"/>
+          <w:sz w:val="24"/>
+          <w:szCs w:val="24"/>
+        </w:rPr>
+        <w:t>→</w:t>
+      </w:r>
+      <w:r>
+        <w:rPr>
+          <w:rFonts w:ascii="Roboto Mono" w:hAnsi="Roboto Mono"/>
+          <w:sz w:val="24"/>
+          <w:szCs w:val="24"/>
         </w:rPr>
         <w:t xml:space="preserve"> </w:t>
       </w:r>
@@ -1313,253 +2813,237 @@
           <w:sz w:val="16"/>
           <w:szCs w:val="16"/>
         </w:rPr>
-        <w:t>Previous sample files retained for reference, comparison, or legacy documentation but not used in current work.</w:t>
-      </w:r>
-    </w:p>
-    <w:p>
-      <w:pPr>
-        <w:numPr>
-          <w:ilvl w:val="3"/>
-          <w:numId w:val="1"/>
-        </w:numPr>
-        <w:spacing w:line="278" w:lineRule="auto"/>
-        <w:rPr>
-          <w:rFonts w:ascii="Roboto Mono" w:hAnsi="Roboto Mono"/>
-          <w:b/>
-          <w:bCs/>
-        </w:rPr>
-      </w:pPr>
-      <w:r>
-        <w:rPr>
-          <w:rFonts w:ascii="Roboto Mono" w:hAnsi="Roboto Mono"/>
-          <w:b/>
-          <w:bCs/>
-        </w:rPr>
-        <w:t>Old Snapshots</w:t>
-      </w:r>
-      <w:r>
-        <w:rPr>
-          <w:rFonts w:ascii="Roboto Mono" w:hAnsi="Roboto Mono"/>
-          <w:b/>
-          <w:bCs/>
-        </w:rPr>
-        <w:t xml:space="preserve"> </w:t>
-      </w:r>
-      <w:r>
-        <w:rPr>
-          <w:rFonts w:ascii="Roboto Mono" w:hAnsi="Roboto Mono"/>
-        </w:rPr>
-        <w:t>-&gt;</w:t>
-      </w:r>
-      <w:r>
-        <w:rPr>
-          <w:rFonts w:ascii="Roboto Mono" w:hAnsi="Roboto Mono"/>
-        </w:rPr>
-        <w:t xml:space="preserve"> </w:t>
-      </w:r>
-      <w:r>
-        <w:rPr>
-          <w:rFonts w:ascii="Roboto Mono" w:hAnsi="Roboto Mono"/>
-          <w:sz w:val="16"/>
-          <w:szCs w:val="16"/>
-        </w:rPr>
-        <w:t>Archived snapshot folders preserved for historical tracking or backup. These</w:t>
-      </w:r>
-    </w:p>
-    <w:p>
-      <w:pPr>
-        <w:numPr>
-          <w:ilvl w:val="0"/>
-          <w:numId w:val="1"/>
-        </w:numPr>
-        <w:spacing w:line="278" w:lineRule="auto"/>
-        <w:rPr>
-          <w:rFonts w:ascii="Roboto Mono" w:hAnsi="Roboto Mono"/>
-        </w:rPr>
-      </w:pPr>
-      <w:r>
-        <w:rPr>
-          <w:rFonts w:ascii="Roboto Mono" w:hAnsi="Roboto Mono"/>
-          <w:b/>
-          <w:bCs/>
-        </w:rPr>
-        <w:t>Settings</w:t>
-      </w:r>
-      <w:r>
-        <w:rPr>
-          <w:rFonts w:ascii="Roboto Mono" w:hAnsi="Roboto Mono"/>
-        </w:rPr>
-        <w:t xml:space="preserve"> </w:t>
-      </w:r>
-      <w:r>
-        <w:rPr>
-          <w:rFonts w:ascii="Arial" w:hAnsi="Arial" w:cs="Arial"/>
-        </w:rPr>
-        <w:t>→</w:t>
-      </w:r>
-      <w:r>
-        <w:rPr>
-          <w:rFonts w:ascii="Roboto Mono" w:hAnsi="Roboto Mono"/>
-        </w:rPr>
-        <w:t xml:space="preserve"> Store configuration files, system tweaks, or guides for your laptop/software setup.</w:t>
+        <w:t>Health data, fitness tracking, medical records</w:t>
       </w:r>
     </w:p>
     <w:p>
       <w:pPr>
         <w:pStyle w:val="ListParagraph"/>
         <w:numPr>
-          <w:ilvl w:val="1"/>
-          <w:numId w:val="1"/>
-        </w:numPr>
-        <w:spacing w:line="278" w:lineRule="auto"/>
-        <w:rPr>
-          <w:rFonts w:ascii="Roboto Mono" w:hAnsi="Roboto Mono"/>
-        </w:rPr>
-      </w:pPr>
-      <w:r>
-        <w:rPr>
-          <w:rFonts w:ascii="Roboto Mono" w:hAnsi="Roboto Mono"/>
-          <w:b/>
-          <w:bCs/>
-        </w:rPr>
-        <w:t>Testing</w:t>
-      </w:r>
-      <w:r>
-        <w:rPr>
-          <w:rFonts w:ascii="Roboto Mono" w:hAnsi="Roboto Mono"/>
-        </w:rPr>
-        <w:t xml:space="preserve"> </w:t>
-      </w:r>
-      <w:r>
-        <w:rPr>
-          <w:rFonts w:ascii="Arial" w:hAnsi="Arial" w:cs="Arial"/>
-        </w:rPr>
-        <w:t>→</w:t>
-      </w:r>
-      <w:r>
-        <w:rPr>
-          <w:rFonts w:ascii="Roboto Mono" w:hAnsi="Roboto Mono"/>
-        </w:rPr>
-        <w:t xml:space="preserve"> Tools for checking your devices: (Keyboard Test, Stereo Test, Video Test, …) or software</w:t>
+          <w:ilvl w:val="2"/>
+          <w:numId w:val="4"/>
+        </w:numPr>
+        <w:rPr>
+          <w:rFonts w:ascii="Roboto Mono" w:hAnsi="Roboto Mono"/>
+        </w:rPr>
+      </w:pPr>
+      <w:r>
+        <w:rPr>
+          <w:rFonts w:ascii="Roboto Mono" w:hAnsi="Roboto Mono"/>
+          <w:b/>
+          <w:bCs/>
+        </w:rPr>
+        <w:t>14-Entities</w:t>
+      </w:r>
+      <w:r>
+        <w:rPr>
+          <w:rFonts w:ascii="Roboto Mono" w:hAnsi="Roboto Mono"/>
+        </w:rPr>
+        <w:t xml:space="preserve"> </w:t>
+      </w:r>
+      <w:r>
+        <w:rPr>
+          <w:rFonts w:ascii="Arial" w:hAnsi="Arial" w:cs="Arial"/>
+        </w:rPr>
+        <w:t>→</w:t>
+      </w:r>
+      <w:r>
+        <w:rPr>
+          <w:rFonts w:ascii="Roboto Mono" w:hAnsi="Roboto Mono"/>
+        </w:rPr>
+        <w:t xml:space="preserve"> </w:t>
+      </w:r>
+      <w:r>
+        <w:rPr>
+          <w:rFonts w:ascii="Roboto Mono" w:hAnsi="Roboto Mono"/>
+          <w:sz w:val="20"/>
+          <w:szCs w:val="20"/>
+        </w:rPr>
+        <w:t>People, Items, Addresses, and Interactions</w:t>
       </w:r>
     </w:p>
     <w:p>
       <w:pPr>
         <w:pStyle w:val="ListParagraph"/>
         <w:numPr>
-          <w:ilvl w:val="1"/>
-          <w:numId w:val="1"/>
-        </w:numPr>
-        <w:spacing w:line="278" w:lineRule="auto"/>
-        <w:rPr>
-          <w:rFonts w:ascii="Roboto Mono" w:hAnsi="Roboto Mono"/>
-        </w:rPr>
-      </w:pPr>
-      <w:r>
-        <w:rPr>
-          <w:rFonts w:ascii="Roboto Mono" w:hAnsi="Roboto Mono"/>
-          <w:b/>
-          <w:bCs/>
-        </w:rPr>
-        <w:lastRenderedPageBreak/>
-        <w:t>Installers</w:t>
-      </w:r>
-      <w:r>
-        <w:rPr>
-          <w:rFonts w:ascii="Roboto Mono" w:hAnsi="Roboto Mono"/>
-        </w:rPr>
-        <w:t xml:space="preserve"> </w:t>
-      </w:r>
-      <w:r>
-        <w:rPr>
-          <w:rFonts w:ascii="Arial" w:hAnsi="Arial" w:cs="Arial"/>
-        </w:rPr>
-        <w:t>→</w:t>
-      </w:r>
-      <w:r>
-        <w:rPr>
-          <w:rFonts w:ascii="Roboto Mono" w:hAnsi="Roboto Mono"/>
-        </w:rPr>
-        <w:t xml:space="preserve"> Setup files for installing or reinstalling programs.</w:t>
+          <w:ilvl w:val="2"/>
+          <w:numId w:val="4"/>
+        </w:numPr>
+        <w:rPr>
+          <w:rFonts w:ascii="Roboto Mono" w:hAnsi="Roboto Mono"/>
+        </w:rPr>
+      </w:pPr>
+      <w:r>
+        <w:rPr>
+          <w:rFonts w:ascii="Roboto Mono" w:hAnsi="Roboto Mono"/>
+          <w:b/>
+          <w:bCs/>
+        </w:rPr>
+        <w:t>15-Work</w:t>
+      </w:r>
+      <w:r>
+        <w:rPr>
+          <w:rFonts w:ascii="Roboto Mono" w:hAnsi="Roboto Mono"/>
+        </w:rPr>
+        <w:t xml:space="preserve"> </w:t>
+      </w:r>
+      <w:r>
+        <w:rPr>
+          <w:rFonts w:ascii="Arial" w:hAnsi="Arial" w:cs="Arial"/>
+        </w:rPr>
+        <w:t>→</w:t>
+      </w:r>
+      <w:r>
+        <w:rPr>
+          <w:rFonts w:ascii="Roboto Mono" w:hAnsi="Roboto Mono"/>
+        </w:rPr>
+        <w:t xml:space="preserve"> Work-related notes, drafts, and references</w:t>
       </w:r>
     </w:p>
     <w:p>
       <w:pPr>
         <w:pStyle w:val="ListParagraph"/>
         <w:numPr>
-          <w:ilvl w:val="1"/>
-          <w:numId w:val="1"/>
-        </w:numPr>
-        <w:spacing w:line="278" w:lineRule="auto"/>
-        <w:rPr>
-          <w:rFonts w:ascii="Roboto Mono" w:hAnsi="Roboto Mono"/>
-        </w:rPr>
-      </w:pPr>
-      <w:r>
-        <w:rPr>
-          <w:rFonts w:ascii="Roboto Mono" w:hAnsi="Roboto Mono"/>
-          <w:b/>
-          <w:bCs/>
-        </w:rPr>
-        <w:t xml:space="preserve">Reset Tools </w:t>
-      </w:r>
-      <w:r>
-        <w:rPr>
-          <w:rFonts w:ascii="Arial" w:hAnsi="Arial" w:cs="Arial"/>
-        </w:rPr>
-        <w:t>→</w:t>
-      </w:r>
-      <w:r>
-        <w:rPr>
-          <w:rFonts w:ascii="Roboto Mono" w:hAnsi="Roboto Mono"/>
-        </w:rPr>
-        <w:t xml:space="preserve"> Files/scripts to reset or reconfigure programs you use.</w:t>
-      </w:r>
-    </w:p>
-    <w:p>
-      <w:pPr>
-        <w:numPr>
-          <w:ilvl w:val="0"/>
-          <w:numId w:val="1"/>
-        </w:numPr>
-        <w:spacing w:line="278" w:lineRule="auto"/>
-        <w:rPr>
-          <w:rFonts w:ascii="Roboto Mono" w:hAnsi="Roboto Mono"/>
-        </w:rPr>
-      </w:pPr>
-      <w:r>
-        <w:rPr>
-          <w:rFonts w:ascii="Roboto Mono" w:hAnsi="Roboto Mono"/>
-          <w:b/>
-          <w:bCs/>
-        </w:rPr>
-        <w:t>System</w:t>
-      </w:r>
-      <w:r>
-        <w:rPr>
-          <w:rFonts w:ascii="Roboto Mono" w:hAnsi="Roboto Mono"/>
-          <w:b/>
-          <w:bCs/>
-        </w:rPr>
-        <w:t xml:space="preserve"> </w:t>
-      </w:r>
-      <w:r>
-        <w:rPr>
-          <w:rFonts w:ascii="Arial" w:hAnsi="Arial" w:cs="Arial"/>
-        </w:rPr>
-        <w:t>→</w:t>
-      </w:r>
-      <w:r>
-        <w:rPr>
-          <w:rFonts w:ascii="Roboto Mono" w:hAnsi="Roboto Mono"/>
-        </w:rPr>
-        <w:t xml:space="preserve"> </w:t>
-      </w:r>
-      <w:r>
-        <w:rPr>
-          <w:rFonts w:ascii="Roboto Mono" w:hAnsi="Roboto Mono"/>
-        </w:rPr>
-        <w:t>A structured system for managing documents, data, and lifecycle workflows.</w:t>
+          <w:ilvl w:val="2"/>
+          <w:numId w:val="4"/>
+        </w:numPr>
+        <w:rPr>
+          <w:rFonts w:ascii="Roboto Mono" w:hAnsi="Roboto Mono"/>
+        </w:rPr>
+      </w:pPr>
+      <w:r>
+        <w:rPr>
+          <w:rFonts w:ascii="Roboto Mono" w:hAnsi="Roboto Mono"/>
+          <w:b/>
+          <w:bCs/>
+        </w:rPr>
+        <w:t>16-Jobs</w:t>
+      </w:r>
+      <w:r>
+        <w:rPr>
+          <w:rFonts w:ascii="Roboto Mono" w:hAnsi="Roboto Mono"/>
+        </w:rPr>
+        <w:t xml:space="preserve"> </w:t>
+      </w:r>
+      <w:r>
+        <w:rPr>
+          <w:rFonts w:ascii="Arial" w:hAnsi="Arial" w:cs="Arial"/>
+        </w:rPr>
+        <w:t>→</w:t>
+      </w:r>
+      <w:r>
+        <w:rPr>
+          <w:rFonts w:ascii="Roboto Mono" w:hAnsi="Roboto Mono"/>
+        </w:rPr>
+        <w:t xml:space="preserve"> </w:t>
+      </w:r>
+      <w:r>
+        <w:rPr>
+          <w:rFonts w:ascii="Roboto Mono" w:hAnsi="Roboto Mono"/>
+          <w:sz w:val="20"/>
+          <w:szCs w:val="20"/>
+        </w:rPr>
+        <w:t>Job-specific tasks, details, and defect tracking</w:t>
+      </w:r>
+    </w:p>
+    <w:p>
+      <w:pPr>
+        <w:pStyle w:val="ListParagraph"/>
+        <w:numPr>
+          <w:ilvl w:val="2"/>
+          <w:numId w:val="4"/>
+        </w:numPr>
+        <w:rPr>
+          <w:rFonts w:ascii="Roboto Mono" w:hAnsi="Roboto Mono"/>
+        </w:rPr>
+      </w:pPr>
+      <w:r>
+        <w:rPr>
+          <w:rFonts w:ascii="Roboto Mono" w:hAnsi="Roboto Mono"/>
+          <w:b/>
+          <w:bCs/>
+        </w:rPr>
+        <w:t>17-</w:t>
+      </w:r>
+      <w:r>
+        <w:rPr>
+          <w:rFonts w:ascii="Roboto Mono" w:hAnsi="Roboto Mono"/>
+          <w:b/>
+          <w:bCs/>
+        </w:rPr>
+        <w:t>Financial</w:t>
+      </w:r>
+      <w:r>
+        <w:rPr>
+          <w:rFonts w:ascii="Roboto Mono" w:hAnsi="Roboto Mono"/>
+        </w:rPr>
+        <w:t xml:space="preserve"> </w:t>
+      </w:r>
+      <w:r>
+        <w:rPr>
+          <w:rFonts w:ascii="Arial" w:hAnsi="Arial" w:cs="Arial"/>
+        </w:rPr>
+        <w:t>→</w:t>
+      </w:r>
+      <w:r>
+        <w:rPr>
+          <w:rFonts w:ascii="Roboto Mono" w:hAnsi="Roboto Mono"/>
+        </w:rPr>
+        <w:t xml:space="preserve"> </w:t>
+      </w:r>
+      <w:r>
+        <w:rPr>
+          <w:rFonts w:ascii="Roboto Mono" w:hAnsi="Roboto Mono"/>
+          <w:sz w:val="20"/>
+          <w:szCs w:val="20"/>
+        </w:rPr>
+        <w:t>Financial records, stored backups</w:t>
+      </w:r>
+    </w:p>
+    <w:p>
+      <w:pPr>
+        <w:pStyle w:val="ListParagraph"/>
+        <w:numPr>
+          <w:ilvl w:val="2"/>
+          <w:numId w:val="4"/>
+        </w:numPr>
+        <w:rPr>
+          <w:rFonts w:ascii="Roboto Mono" w:hAnsi="Roboto Mono"/>
+        </w:rPr>
+      </w:pPr>
+      <w:r>
+        <w:rPr>
+          <w:rFonts w:ascii="Roboto Mono" w:hAnsi="Roboto Mono"/>
+          <w:b/>
+          <w:bCs/>
+        </w:rPr>
+        <w:t>18-Entertainment</w:t>
+      </w:r>
+      <w:r>
+        <w:rPr>
+          <w:rFonts w:ascii="Roboto Mono" w:hAnsi="Roboto Mono"/>
+        </w:rPr>
+        <w:t xml:space="preserve"> </w:t>
+      </w:r>
+      <w:r>
+        <w:rPr>
+          <w:rFonts w:ascii="Arial" w:hAnsi="Arial" w:cs="Arial"/>
+        </w:rPr>
+        <w:t>→</w:t>
+      </w:r>
+      <w:r>
+        <w:rPr>
+          <w:rFonts w:ascii="Roboto Mono" w:hAnsi="Roboto Mono"/>
+        </w:rPr>
+        <w:t xml:space="preserve"> </w:t>
+      </w:r>
+      <w:r>
+        <w:rPr>
+          <w:rFonts w:ascii="Roboto Mono" w:hAnsi="Roboto Mono"/>
+          <w:sz w:val="20"/>
+          <w:szCs w:val="20"/>
+        </w:rPr>
+        <w:t>Entertainment-related notes and media</w:t>
       </w:r>
     </w:p>
     <w:p>
@@ -1579,33 +3063,33 @@
           <w:b/>
           <w:bCs/>
         </w:rPr>
-        <w:t>1-</w:t>
-      </w:r>
-      <w:r>
-        <w:rPr>
-          <w:rFonts w:ascii="Roboto Mono" w:hAnsi="Roboto Mono"/>
-          <w:b/>
-          <w:bCs/>
-        </w:rPr>
-        <w:t>Blueprint Documentations</w:t>
-      </w:r>
-      <w:r>
-        <w:rPr>
-          <w:rFonts w:ascii="Roboto Mono" w:hAnsi="Roboto Mono"/>
-        </w:rPr>
-        <w:t xml:space="preserve"> </w:t>
-      </w:r>
-      <w:r>
-        <w:rPr>
-          <w:rFonts w:ascii="Arial" w:hAnsi="Arial" w:cs="Arial"/>
-        </w:rPr>
-        <w:t>→</w:t>
-      </w:r>
-      <w:r>
-        <w:rPr>
-          <w:rFonts w:ascii="Roboto Mono" w:hAnsi="Roboto Mono"/>
-        </w:rPr>
-        <w:t xml:space="preserve"> Core structural designs and system definitions </w:t>
+        <w:t>4-</w:t>
+      </w:r>
+      <w:r>
+        <w:rPr>
+          <w:rFonts w:ascii="Roboto Mono" w:hAnsi="Roboto Mono"/>
+          <w:b/>
+          <w:bCs/>
+        </w:rPr>
+        <w:t>Samples</w:t>
+      </w:r>
+      <w:r>
+        <w:rPr>
+          <w:rFonts w:ascii="Roboto Mono" w:hAnsi="Roboto Mono"/>
+        </w:rPr>
+        <w:t xml:space="preserve"> </w:t>
+      </w:r>
+      <w:r>
+        <w:rPr>
+          <w:rFonts w:ascii="Arial" w:hAnsi="Arial" w:cs="Arial"/>
+        </w:rPr>
+        <w:t>→</w:t>
+      </w:r>
+      <w:r>
+        <w:rPr>
+          <w:rFonts w:ascii="Roboto Mono" w:hAnsi="Roboto Mono"/>
+        </w:rPr>
+        <w:t xml:space="preserve"> Example files and reference data </w:t>
       </w:r>
     </w:p>
     <w:p>
@@ -1625,33 +3109,164 @@
           <w:b/>
           <w:bCs/>
         </w:rPr>
-        <w:t>2-</w:t>
-      </w:r>
-      <w:r>
-        <w:rPr>
-          <w:rFonts w:ascii="Roboto Mono" w:hAnsi="Roboto Mono"/>
-          <w:b/>
-          <w:bCs/>
-        </w:rPr>
-        <w:t>Templates</w:t>
-      </w:r>
-      <w:r>
-        <w:rPr>
-          <w:rFonts w:ascii="Roboto Mono" w:hAnsi="Roboto Mono"/>
-        </w:rPr>
-        <w:t xml:space="preserve"> </w:t>
-      </w:r>
-      <w:r>
-        <w:rPr>
-          <w:rFonts w:ascii="Arial" w:hAnsi="Arial" w:cs="Arial"/>
-        </w:rPr>
-        <w:t>→</w:t>
-      </w:r>
-      <w:r>
-        <w:rPr>
-          <w:rFonts w:ascii="Roboto Mono" w:hAnsi="Roboto Mono"/>
-        </w:rPr>
-        <w:t xml:space="preserve"> Reusable predefined formats </w:t>
+        <w:t>5</w:t>
+      </w:r>
+      <w:r>
+        <w:rPr>
+          <w:rFonts w:ascii="Roboto Mono" w:hAnsi="Roboto Mono"/>
+          <w:b/>
+          <w:bCs/>
+        </w:rPr>
+        <w:t>-</w:t>
+      </w:r>
+      <w:r>
+        <w:rPr>
+          <w:rFonts w:ascii="Roboto Mono" w:hAnsi="Roboto Mono"/>
+          <w:b/>
+          <w:bCs/>
+        </w:rPr>
+        <w:t>Snapshots</w:t>
+      </w:r>
+      <w:r>
+        <w:rPr>
+          <w:rFonts w:ascii="Roboto Mono" w:hAnsi="Roboto Mono"/>
+        </w:rPr>
+        <w:t xml:space="preserve"> </w:t>
+      </w:r>
+      <w:r>
+        <w:rPr>
+          <w:rFonts w:ascii="Arial" w:hAnsi="Arial" w:cs="Arial"/>
+        </w:rPr>
+        <w:t>→</w:t>
+      </w:r>
+      <w:r>
+        <w:rPr>
+          <w:rFonts w:ascii="Roboto Mono" w:hAnsi="Roboto Mono"/>
+        </w:rPr>
+        <w:t xml:space="preserve"> </w:t>
+      </w:r>
+      <w:r>
+        <w:rPr>
+          <w:rFonts w:ascii="Roboto Mono" w:hAnsi="Roboto Mono"/>
+        </w:rPr>
+        <w:t>checkpoint folders used to track progress or states of tasks, following the Snapshot Rules.</w:t>
+      </w:r>
+      <w:r>
+        <w:rPr>
+          <w:rFonts w:ascii="Roboto Mono" w:hAnsi="Roboto Mono"/>
+        </w:rPr>
+        <w:tab/>
+      </w:r>
+    </w:p>
+    <w:p>
+      <w:pPr>
+        <w:pStyle w:val="ListParagraph"/>
+        <w:numPr>
+          <w:ilvl w:val="1"/>
+          <w:numId w:val="4"/>
+        </w:numPr>
+        <w:rPr>
+          <w:rFonts w:ascii="Roboto Mono" w:hAnsi="Roboto Mono"/>
+        </w:rPr>
+      </w:pPr>
+      <w:r>
+        <w:rPr>
+          <w:rFonts w:ascii="Roboto Mono" w:hAnsi="Roboto Mono"/>
+        </w:rPr>
+        <w:t xml:space="preserve"> </w:t>
+      </w:r>
+      <w:r>
+        <w:rPr>
+          <w:rFonts w:ascii="Roboto Mono" w:hAnsi="Roboto Mono"/>
+          <w:b/>
+          <w:bCs/>
+        </w:rPr>
+        <w:t>Permanently</w:t>
+      </w:r>
+      <w:r>
+        <w:rPr>
+          <w:rFonts w:ascii="Roboto Mono" w:hAnsi="Roboto Mono"/>
+          <w:b/>
+          <w:bCs/>
+        </w:rPr>
+        <w:t xml:space="preserve"> </w:t>
+      </w:r>
+      <w:r>
+        <w:rPr>
+          <w:rFonts w:ascii="Arial" w:hAnsi="Arial" w:cs="Arial"/>
+        </w:rPr>
+        <w:t>→</w:t>
+      </w:r>
+      <w:r>
+        <w:rPr>
+          <w:rFonts w:ascii="Roboto Mono" w:hAnsi="Roboto Mono"/>
+        </w:rPr>
+        <w:t xml:space="preserve"> </w:t>
+      </w:r>
+      <w:r>
+        <w:rPr>
+          <w:rFonts w:ascii="Roboto Mono" w:hAnsi="Roboto Mono"/>
+        </w:rPr>
+        <w:t xml:space="preserve">Permanently </w:t>
+      </w:r>
+      <w:r>
+        <w:rPr>
+          <w:rFonts w:ascii="Roboto Mono" w:hAnsi="Roboto Mono"/>
+        </w:rPr>
+        <w:t>checkpoint folders</w:t>
+      </w:r>
+    </w:p>
+    <w:p>
+      <w:pPr>
+        <w:pStyle w:val="ListParagraph"/>
+        <w:numPr>
+          <w:ilvl w:val="1"/>
+          <w:numId w:val="4"/>
+        </w:numPr>
+        <w:rPr>
+          <w:rFonts w:ascii="Roboto Mono" w:hAnsi="Roboto Mono"/>
+        </w:rPr>
+      </w:pPr>
+      <w:r>
+        <w:rPr>
+          <w:rFonts w:ascii="Roboto Mono" w:hAnsi="Roboto Mono"/>
+          <w:b/>
+          <w:bCs/>
+        </w:rPr>
+        <w:lastRenderedPageBreak/>
+        <w:t>Temporary</w:t>
+      </w:r>
+      <w:r>
+        <w:rPr>
+          <w:rFonts w:ascii="Roboto Mono" w:hAnsi="Roboto Mono"/>
+          <w:b/>
+          <w:bCs/>
+        </w:rPr>
+        <w:t xml:space="preserve"> </w:t>
+      </w:r>
+      <w:r>
+        <w:rPr>
+          <w:rFonts w:ascii="Arial" w:hAnsi="Arial" w:cs="Arial"/>
+        </w:rPr>
+        <w:t>→</w:t>
+      </w:r>
+      <w:r>
+        <w:rPr>
+          <w:rFonts w:ascii="Roboto Mono" w:hAnsi="Roboto Mono"/>
+        </w:rPr>
+        <w:t xml:space="preserve"> </w:t>
+      </w:r>
+      <w:r>
+        <w:rPr>
+          <w:rFonts w:ascii="Roboto Mono" w:hAnsi="Roboto Mono"/>
+        </w:rPr>
+        <w:t xml:space="preserve">Temporary </w:t>
+      </w:r>
+      <w:r>
+        <w:rPr>
+          <w:rFonts w:ascii="Roboto Mono" w:hAnsi="Roboto Mono"/>
+        </w:rPr>
+        <w:t>checkpoint folders</w:t>
       </w:r>
     </w:p>
     <w:p>
@@ -1661,43 +3276,54 @@
           <w:ilvl w:val="0"/>
           <w:numId w:val="4"/>
         </w:numPr>
-        <w:rPr>
-          <w:rFonts w:ascii="Roboto Mono" w:hAnsi="Roboto Mono"/>
-        </w:rPr>
-      </w:pPr>
-      <w:r>
-        <w:rPr>
-          <w:rFonts w:ascii="Roboto Mono" w:hAnsi="Roboto Mono"/>
-          <w:b/>
-          <w:bCs/>
-        </w:rPr>
-        <w:t>3-</w:t>
-      </w:r>
-      <w:r>
-        <w:rPr>
-          <w:rFonts w:ascii="Roboto Mono" w:hAnsi="Roboto Mono"/>
-          <w:b/>
-          <w:bCs/>
-        </w:rPr>
-        <w:t>Data</w:t>
-      </w:r>
-      <w:r>
-        <w:rPr>
-          <w:rFonts w:ascii="Roboto Mono" w:hAnsi="Roboto Mono"/>
-        </w:rPr>
-        <w:t xml:space="preserve"> </w:t>
-      </w:r>
-      <w:r>
-        <w:rPr>
-          <w:rFonts w:ascii="Arial" w:hAnsi="Arial" w:cs="Arial"/>
-        </w:rPr>
-        <w:t>→</w:t>
-      </w:r>
-      <w:r>
-        <w:rPr>
-          <w:rFonts w:ascii="Roboto Mono" w:hAnsi="Roboto Mono"/>
-        </w:rPr>
-        <w:t xml:space="preserve"> Organized structured datasets </w:t>
+      </w:pPr>
+      <w:r>
+        <w:rPr>
+          <w:rFonts w:ascii="Roboto Mono" w:hAnsi="Roboto Mono"/>
+          <w:b/>
+          <w:bCs/>
+        </w:rPr>
+        <w:t>6</w:t>
+      </w:r>
+      <w:r>
+        <w:rPr>
+          <w:rFonts w:ascii="Roboto Mono" w:hAnsi="Roboto Mono"/>
+          <w:b/>
+          <w:bCs/>
+        </w:rPr>
+        <w:t>-</w:t>
+      </w:r>
+      <w:r>
+        <w:rPr>
+          <w:rFonts w:ascii="Roboto Mono" w:hAnsi="Roboto Mono"/>
+          <w:b/>
+          <w:bCs/>
+        </w:rPr>
+        <w:t>Archive</w:t>
+      </w:r>
+      <w:r>
+        <w:rPr>
+          <w:rFonts w:ascii="Roboto Mono" w:hAnsi="Roboto Mono"/>
+        </w:rPr>
+        <w:t xml:space="preserve"> </w:t>
+      </w:r>
+      <w:r>
+        <w:rPr>
+          <w:rFonts w:ascii="Arial" w:hAnsi="Arial" w:cs="Arial"/>
+        </w:rPr>
+        <w:t>→</w:t>
+      </w:r>
+      <w:r>
+        <w:rPr>
+          <w:rFonts w:ascii="Roboto Mono" w:hAnsi="Roboto Mono"/>
+        </w:rPr>
+        <w:t xml:space="preserve"> </w:t>
+      </w:r>
+      <w:r>
+        <w:rPr>
+          <w:rFonts w:ascii="Roboto Mono" w:hAnsi="Roboto Mono"/>
+        </w:rPr>
+        <w:t>Long-term storage for inactive or completed files and folders that are no longer in daily use but may be needed for reference or recovery.</w:t>
       </w:r>
     </w:p>
     <w:p>
@@ -1719,7 +3345,15 @@
           <w:b/>
           <w:bCs/>
         </w:rPr>
-        <w:t>1-Private Data</w:t>
+        <w:t>1-</w:t>
+      </w:r>
+      <w:r>
+        <w:rPr>
+          <w:rFonts w:ascii="Roboto Mono" w:hAnsi="Roboto Mono"/>
+          <w:b/>
+          <w:bCs/>
+        </w:rPr>
+        <w:t>Private Archive</w:t>
       </w:r>
       <w:r>
         <w:rPr>
@@ -1745,7 +3379,55 @@
         <w:rPr>
           <w:rFonts w:ascii="Roboto Mono" w:hAnsi="Roboto Mono" w:cs="Arial"/>
         </w:rPr>
-        <w:t>Private data storage for sensitive, personal, or confidential information.</w:t>
+        <w:t>Private archive for sensitive, personal, or restricted content.</w:t>
+      </w:r>
+    </w:p>
+    <w:p>
+      <w:pPr>
+        <w:pStyle w:val="ListParagraph"/>
+        <w:numPr>
+          <w:ilvl w:val="1"/>
+          <w:numId w:val="4"/>
+        </w:numPr>
+        <w:rPr>
+          <w:rFonts w:ascii="Roboto Mono" w:hAnsi="Roboto Mono"/>
+          <w:b/>
+          <w:bCs/>
+        </w:rPr>
+      </w:pPr>
+      <w:r>
+        <w:rPr>
+          <w:rFonts w:ascii="Roboto Mono" w:hAnsi="Roboto Mono"/>
+          <w:b/>
+          <w:bCs/>
+        </w:rPr>
+        <w:t>2-Public Archive</w:t>
+      </w:r>
+      <w:r>
+        <w:rPr>
+          <w:rFonts w:ascii="Roboto Mono" w:hAnsi="Roboto Mono"/>
+          <w:b/>
+          <w:bCs/>
+        </w:rPr>
+        <w:t xml:space="preserve"> </w:t>
+      </w:r>
+      <w:r>
+        <w:rPr>
+          <w:rFonts w:ascii="Arial" w:hAnsi="Arial" w:cs="Arial"/>
+        </w:rPr>
+        <w:t>→</w:t>
+      </w:r>
+      <w:r>
+        <w:rPr>
+          <w:rFonts w:ascii="Arial" w:hAnsi="Arial" w:cs="Arial"/>
+        </w:rPr>
+        <w:t xml:space="preserve"> </w:t>
+      </w:r>
+      <w:r>
+        <w:rPr>
+          <w:rFonts w:ascii="Roboto Mono" w:hAnsi="Roboto Mono" w:cs="Arial"/>
+        </w:rPr>
+        <w:t>Public archive for non-sensitive, shareable, and reference content.</w:t>
       </w:r>
     </w:p>
     <w:p>
@@ -1757,26 +3439,55 @@
         </w:numPr>
         <w:rPr>
           <w:rFonts w:ascii="Roboto Mono" w:hAnsi="Roboto Mono"/>
-        </w:rPr>
-      </w:pPr>
-      <w:r>
-        <w:rPr>
-          <w:rFonts w:ascii="Roboto Mono" w:hAnsi="Roboto Mono"/>
-          <w:b/>
-        </w:rPr>
-        <w:t xml:space="preserve">1-Templates </w:t>
-      </w:r>
-      <w:r>
-        <w:rPr>
-          <w:rFonts w:ascii="Arial" w:hAnsi="Arial" w:cs="Arial"/>
-        </w:rPr>
-        <w:t>→</w:t>
-      </w:r>
-      <w:r>
-        <w:rPr>
-          <w:rFonts w:ascii="Roboto Mono" w:hAnsi="Roboto Mono"/>
-        </w:rPr>
-        <w:t xml:space="preserve"> Predefined templates for reuse</w:t>
+          <w:b/>
+          <w:bCs/>
+        </w:rPr>
+      </w:pPr>
+      <w:r>
+        <w:rPr>
+          <w:rFonts w:ascii="Roboto Mono" w:hAnsi="Roboto Mono"/>
+          <w:b/>
+          <w:bCs/>
+        </w:rPr>
+        <w:t>Old Automation</w:t>
+      </w:r>
+      <w:r>
+        <w:rPr>
+          <w:rFonts w:ascii="Roboto Mono" w:hAnsi="Roboto Mono"/>
+          <w:b/>
+          <w:bCs/>
+        </w:rPr>
+        <w:t xml:space="preserve"> </w:t>
+      </w:r>
+      <w:r>
+        <w:rPr>
+          <w:rFonts w:ascii="Arial" w:hAnsi="Arial" w:cs="Arial"/>
+        </w:rPr>
+        <w:t>→</w:t>
+      </w:r>
+      <w:r>
+        <w:rPr>
+          <w:rFonts w:ascii="Arial" w:hAnsi="Arial" w:cs="Arial"/>
+        </w:rPr>
+        <w:t xml:space="preserve"> </w:t>
+      </w:r>
+      <w:r>
+        <w:rPr>
+          <w:rFonts w:ascii="Roboto Mono" w:hAnsi="Roboto Mono" w:cs="Arial"/>
+        </w:rPr>
+        <w:t xml:space="preserve">Archived historical records of previous versions of the </w:t>
+      </w:r>
+      <w:r>
+        <w:rPr>
+          <w:rFonts w:ascii="Roboto Mono" w:hAnsi="Roboto Mono" w:cs="Arial"/>
+        </w:rPr>
+        <w:t>automation scripts</w:t>
+      </w:r>
+      <w:r>
+        <w:rPr>
+          <w:rFonts w:ascii="Roboto Mono" w:hAnsi="Roboto Mono" w:cs="Arial"/>
+        </w:rPr>
+        <w:t>.</w:t>
       </w:r>
     </w:p>
     <w:p>
@@ -1794,34 +3505,27 @@
         <w:rPr>
           <w:rFonts w:ascii="Roboto Mono" w:hAnsi="Roboto Mono"/>
           <w:b/>
-        </w:rPr>
-        <w:t>2-Data</w:t>
-      </w:r>
-      <w:r>
-        <w:rPr>
-          <w:rFonts w:ascii="Roboto Mono" w:hAnsi="Roboto Mono"/>
-          <w:b/>
-        </w:rPr>
-        <w:tab/>
-      </w:r>
-      <w:r>
-        <w:rPr>
-          <w:rFonts w:ascii="Roboto Mono" w:hAnsi="Roboto Mono"/>
-          <w:b/>
-        </w:rPr>
-        <w:t xml:space="preserve"> </w:t>
-      </w:r>
-      <w:r>
-        <w:rPr>
-          <w:rFonts w:ascii="Arial" w:hAnsi="Arial" w:cs="Arial"/>
-        </w:rPr>
-        <w:t>→</w:t>
-      </w:r>
-      <w:r>
-        <w:rPr>
-          <w:rFonts w:ascii="Roboto Mono" w:hAnsi="Roboto Mono"/>
-        </w:rPr>
-        <w:t xml:space="preserve"> structured data tables</w:t>
+          <w:bCs/>
+        </w:rPr>
+        <w:t>Old Data Collections</w:t>
+      </w:r>
+      <w:r>
+        <w:rPr>
+          <w:rFonts w:ascii="Roboto Mono" w:hAnsi="Roboto Mono"/>
+        </w:rPr>
+        <w:t xml:space="preserve"> </w:t>
+      </w:r>
+      <w:r>
+        <w:rPr>
+          <w:rFonts w:ascii="Arial" w:hAnsi="Arial" w:cs="Arial"/>
+        </w:rPr>
+        <w:t>→</w:t>
+      </w:r>
+      <w:r>
+        <w:rPr>
+          <w:rFonts w:ascii="Roboto Mono" w:hAnsi="Roboto Mono" w:cs="Arial"/>
+        </w:rPr>
+        <w:t xml:space="preserve"> Archived historical records of previous versions of the Data Collections file, preserved to record structures, table counts, and data scope at specific points in time. These files are read-only and retained for comparison, auditing, rollback reference, or system evolution tracking.</w:t>
       </w:r>
     </w:p>
     <w:p>
@@ -1839,2049 +3543,10 @@
         <w:rPr>
           <w:rFonts w:ascii="Roboto Mono" w:hAnsi="Roboto Mono"/>
           <w:b/>
-        </w:rPr>
-        <w:t xml:space="preserve">3-Events    </w:t>
-      </w:r>
-      <w:r>
-        <w:rPr>
-          <w:rFonts w:ascii="Arial" w:hAnsi="Arial" w:cs="Arial"/>
-        </w:rPr>
-        <w:t>→</w:t>
-      </w:r>
-      <w:r>
-        <w:rPr>
-          <w:rFonts w:ascii="Roboto Mono" w:hAnsi="Roboto Mono"/>
-        </w:rPr>
-        <w:t xml:space="preserve"> Event logs, schedules, or records</w:t>
-      </w:r>
-    </w:p>
-    <w:p>
-      <w:pPr>
-        <w:pStyle w:val="ListParagraph"/>
-        <w:numPr>
-          <w:ilvl w:val="2"/>
-          <w:numId w:val="4"/>
-        </w:numPr>
-        <w:rPr>
-          <w:rFonts w:ascii="Roboto Mono" w:hAnsi="Roboto Mono"/>
-        </w:rPr>
-      </w:pPr>
-      <w:r>
-        <w:rPr>
-          <w:rFonts w:ascii="Roboto Mono" w:hAnsi="Roboto Mono"/>
-          <w:b/>
-        </w:rPr>
-        <w:t xml:space="preserve">4-Plans     </w:t>
-      </w:r>
-      <w:r>
-        <w:rPr>
-          <w:rFonts w:ascii="Arial" w:hAnsi="Arial" w:cs="Arial"/>
-        </w:rPr>
-        <w:t>→</w:t>
-      </w:r>
-      <w:r>
-        <w:rPr>
-          <w:rFonts w:ascii="Roboto Mono" w:hAnsi="Roboto Mono"/>
-        </w:rPr>
-        <w:t xml:space="preserve"> Personal or work planning documents</w:t>
-      </w:r>
-    </w:p>
-    <w:p>
-      <w:pPr>
-        <w:pStyle w:val="ListParagraph"/>
-        <w:numPr>
-          <w:ilvl w:val="2"/>
-          <w:numId w:val="4"/>
-        </w:numPr>
-        <w:rPr>
-          <w:rFonts w:ascii="Roboto Mono" w:hAnsi="Roboto Mono"/>
-        </w:rPr>
-      </w:pPr>
-      <w:r>
-        <w:rPr>
-          <w:rFonts w:ascii="Roboto Mono" w:hAnsi="Roboto Mono"/>
-          <w:b/>
-        </w:rPr>
-        <w:t xml:space="preserve">5-Accounts </w:t>
-      </w:r>
-      <w:r>
-        <w:rPr>
-          <w:rFonts w:ascii="Arial" w:hAnsi="Arial" w:cs="Arial"/>
-          <w:b/>
-        </w:rPr>
-        <w:t>→</w:t>
-      </w:r>
-      <w:r>
-        <w:rPr>
-          <w:rFonts w:ascii="Roboto Mono" w:hAnsi="Roboto Mono"/>
-        </w:rPr>
-        <w:t xml:space="preserve"> </w:t>
-      </w:r>
-      <w:r>
-        <w:rPr>
-          <w:rFonts w:ascii="Roboto Mono" w:hAnsi="Roboto Mono"/>
-          <w:sz w:val="16"/>
-          <w:szCs w:val="16"/>
-        </w:rPr>
-        <w:t>User profiles, login credentials and access details</w:t>
-      </w:r>
-      <w:r>
-        <w:rPr>
-          <w:rFonts w:ascii="Roboto Mono" w:hAnsi="Roboto Mono"/>
-        </w:rPr>
-        <w:t xml:space="preserve">  </w:t>
-      </w:r>
-    </w:p>
-    <w:p>
-      <w:pPr>
-        <w:pStyle w:val="ListParagraph"/>
-        <w:numPr>
-          <w:ilvl w:val="2"/>
-          <w:numId w:val="4"/>
-        </w:numPr>
-        <w:rPr>
-          <w:rFonts w:ascii="Roboto Mono" w:hAnsi="Roboto Mono"/>
-        </w:rPr>
-      </w:pPr>
-      <w:r>
-        <w:rPr>
-          <w:rFonts w:ascii="Roboto Mono" w:hAnsi="Roboto Mono"/>
-          <w:b/>
-          <w:bCs/>
-        </w:rPr>
-        <w:t>6-Content Storage</w:t>
-      </w:r>
-      <w:r>
-        <w:rPr>
-          <w:rFonts w:ascii="Roboto Mono" w:hAnsi="Roboto Mono"/>
-          <w:b/>
-          <w:bCs/>
-        </w:rPr>
-        <w:t xml:space="preserve"> </w:t>
-      </w:r>
-      <w:r>
-        <w:rPr>
-          <w:rFonts w:ascii="Arial" w:hAnsi="Arial" w:cs="Arial"/>
-          <w:sz w:val="20"/>
-          <w:szCs w:val="20"/>
-        </w:rPr>
-        <w:t>→</w:t>
-      </w:r>
-      <w:r>
-        <w:rPr>
-          <w:rFonts w:ascii="Roboto Mono" w:hAnsi="Roboto Mono"/>
-          <w:sz w:val="20"/>
-          <w:szCs w:val="20"/>
-        </w:rPr>
-        <w:t xml:space="preserve"> Notes, drafts, and stored materials</w:t>
-      </w:r>
-    </w:p>
-    <w:p>
-      <w:pPr>
-        <w:pStyle w:val="ListParagraph"/>
-        <w:numPr>
-          <w:ilvl w:val="2"/>
-          <w:numId w:val="4"/>
-        </w:numPr>
-        <w:rPr>
-          <w:rFonts w:ascii="Roboto Mono" w:hAnsi="Roboto Mono"/>
-        </w:rPr>
-      </w:pPr>
-      <w:r>
-        <w:rPr>
-          <w:rFonts w:ascii="Roboto Mono" w:hAnsi="Roboto Mono"/>
-          <w:b/>
-          <w:bCs/>
-        </w:rPr>
-        <w:t>7-Resources</w:t>
-      </w:r>
-      <w:r>
-        <w:rPr>
-          <w:rFonts w:ascii="Roboto Mono" w:hAnsi="Roboto Mono"/>
-        </w:rPr>
-        <w:t xml:space="preserve"> </w:t>
-      </w:r>
-      <w:r>
-        <w:rPr>
-          <w:rFonts w:ascii="Arial" w:hAnsi="Arial" w:cs="Arial"/>
-          <w:sz w:val="20"/>
-          <w:szCs w:val="20"/>
-        </w:rPr>
-        <w:t>→</w:t>
-      </w:r>
-      <w:r>
-        <w:rPr>
-          <w:rFonts w:ascii="Roboto Mono" w:hAnsi="Roboto Mono"/>
-          <w:sz w:val="20"/>
-          <w:szCs w:val="20"/>
-        </w:rPr>
-        <w:t xml:space="preserve"> References, Bookmarks, and Source Materials</w:t>
-      </w:r>
-    </w:p>
-    <w:p>
-      <w:pPr>
-        <w:pStyle w:val="ListParagraph"/>
-        <w:numPr>
-          <w:ilvl w:val="2"/>
-          <w:numId w:val="4"/>
-        </w:numPr>
-        <w:rPr>
-          <w:rFonts w:ascii="Roboto Mono" w:hAnsi="Roboto Mono"/>
-        </w:rPr>
-      </w:pPr>
-      <w:r>
-        <w:rPr>
-          <w:rFonts w:ascii="Roboto Mono" w:hAnsi="Roboto Mono"/>
-          <w:b/>
-          <w:bCs/>
-        </w:rPr>
-        <w:t>8-Standards</w:t>
-      </w:r>
-      <w:r>
-        <w:rPr>
-          <w:rFonts w:ascii="Roboto Mono" w:hAnsi="Roboto Mono"/>
-        </w:rPr>
-        <w:t xml:space="preserve"> </w:t>
-      </w:r>
-      <w:r>
-        <w:rPr>
-          <w:rFonts w:ascii="Arial" w:hAnsi="Arial" w:cs="Arial"/>
-        </w:rPr>
-        <w:t>→</w:t>
-      </w:r>
-      <w:r>
-        <w:rPr>
-          <w:rFonts w:ascii="Roboto Mono" w:hAnsi="Roboto Mono"/>
-        </w:rPr>
-        <w:t xml:space="preserve"> </w:t>
-      </w:r>
-      <w:r>
-        <w:rPr>
-          <w:rFonts w:ascii="Roboto Mono" w:hAnsi="Roboto Mono"/>
-          <w:sz w:val="18"/>
-          <w:szCs w:val="18"/>
-        </w:rPr>
-        <w:t>Rules, procedures, regulations, best practices</w:t>
-      </w:r>
-    </w:p>
-    <w:p>
-      <w:pPr>
-        <w:pStyle w:val="ListParagraph"/>
-        <w:numPr>
-          <w:ilvl w:val="2"/>
-          <w:numId w:val="4"/>
-        </w:numPr>
-        <w:rPr>
-          <w:rFonts w:ascii="Roboto Mono" w:hAnsi="Roboto Mono"/>
-        </w:rPr>
-      </w:pPr>
-      <w:r>
-        <w:rPr>
-          <w:rFonts w:ascii="Roboto Mono" w:hAnsi="Roboto Mono"/>
-          <w:b/>
-          <w:bCs/>
-        </w:rPr>
-        <w:t>9-Knowledge</w:t>
-      </w:r>
-      <w:r>
-        <w:rPr>
-          <w:rFonts w:ascii="Roboto Mono" w:hAnsi="Roboto Mono"/>
-        </w:rPr>
-        <w:t xml:space="preserve"> </w:t>
-      </w:r>
-      <w:r>
-        <w:rPr>
-          <w:rFonts w:ascii="Arial" w:hAnsi="Arial" w:cs="Arial"/>
-        </w:rPr>
-        <w:t>→</w:t>
-      </w:r>
-      <w:r>
-        <w:rPr>
-          <w:rFonts w:ascii="Roboto Mono" w:hAnsi="Roboto Mono"/>
-        </w:rPr>
-        <w:t xml:space="preserve"> General study materials, guides, info</w:t>
-      </w:r>
-    </w:p>
-    <w:p>
-      <w:pPr>
-        <w:pStyle w:val="ListParagraph"/>
-        <w:numPr>
-          <w:ilvl w:val="2"/>
-          <w:numId w:val="4"/>
-        </w:numPr>
-        <w:rPr>
-          <w:rFonts w:ascii="Roboto Mono" w:hAnsi="Roboto Mono"/>
-        </w:rPr>
-      </w:pPr>
-      <w:r>
-        <w:rPr>
-          <w:rFonts w:ascii="Roboto Mono" w:hAnsi="Roboto Mono"/>
-          <w:b/>
-          <w:bCs/>
-        </w:rPr>
-        <w:t>10-Knowledge Materials</w:t>
-      </w:r>
-      <w:r>
-        <w:rPr>
-          <w:rFonts w:ascii="Roboto Mono" w:hAnsi="Roboto Mono"/>
-        </w:rPr>
-        <w:t xml:space="preserve"> </w:t>
-      </w:r>
-      <w:r>
-        <w:rPr>
-          <w:rFonts w:ascii="Arial" w:hAnsi="Arial" w:cs="Arial"/>
-        </w:rPr>
-        <w:t>→</w:t>
-      </w:r>
-      <w:r>
-        <w:rPr>
-          <w:rFonts w:ascii="Roboto Mono" w:hAnsi="Roboto Mono"/>
-        </w:rPr>
-        <w:t xml:space="preserve"> Domain-Specific Knowledge 10</w:t>
-      </w:r>
-    </w:p>
-    <w:p>
-      <w:pPr>
-        <w:pStyle w:val="ListParagraph"/>
-        <w:numPr>
-          <w:ilvl w:val="2"/>
-          <w:numId w:val="4"/>
-        </w:numPr>
-        <w:rPr>
-          <w:rFonts w:ascii="Roboto Mono" w:hAnsi="Roboto Mono"/>
-          <w:sz w:val="18"/>
-          <w:szCs w:val="18"/>
-        </w:rPr>
-      </w:pPr>
-      <w:r>
-        <w:rPr>
-          <w:rFonts w:ascii="Roboto Mono" w:hAnsi="Roboto Mono"/>
-          <w:b/>
-          <w:bCs/>
-        </w:rPr>
-        <w:t>11-Skills</w:t>
-      </w:r>
-      <w:r>
-        <w:rPr>
-          <w:rFonts w:ascii="Roboto Mono" w:hAnsi="Roboto Mono"/>
-        </w:rPr>
-        <w:t xml:space="preserve"> </w:t>
-      </w:r>
-      <w:r>
-        <w:rPr>
-          <w:rFonts w:ascii="Arial" w:hAnsi="Arial" w:cs="Arial"/>
-          <w:sz w:val="24"/>
-          <w:szCs w:val="24"/>
-        </w:rPr>
-        <w:t>→</w:t>
-      </w:r>
-      <w:r>
-        <w:rPr>
-          <w:rFonts w:ascii="Roboto Mono" w:hAnsi="Roboto Mono"/>
-          <w:sz w:val="18"/>
-          <w:szCs w:val="18"/>
-        </w:rPr>
-        <w:t xml:space="preserve"> Exercises, practice resources, progress tracking</w:t>
-      </w:r>
-    </w:p>
-    <w:p>
-      <w:pPr>
-        <w:pStyle w:val="ListParagraph"/>
-        <w:numPr>
-          <w:ilvl w:val="2"/>
-          <w:numId w:val="4"/>
-        </w:numPr>
-        <w:rPr>
-          <w:rFonts w:ascii="Roboto Mono" w:hAnsi="Roboto Mono"/>
-        </w:rPr>
-      </w:pPr>
-      <w:r>
-        <w:rPr>
-          <w:rFonts w:ascii="Roboto Mono" w:hAnsi="Roboto Mono"/>
-          <w:b/>
-          <w:bCs/>
-        </w:rPr>
-        <w:t>12-Literature</w:t>
-      </w:r>
-      <w:r>
-        <w:rPr>
-          <w:rFonts w:ascii="Roboto Mono" w:hAnsi="Roboto Mono"/>
-        </w:rPr>
-        <w:t xml:space="preserve"> </w:t>
-      </w:r>
-      <w:r>
-        <w:rPr>
-          <w:rFonts w:ascii="Arial" w:hAnsi="Arial" w:cs="Arial"/>
-          <w:sz w:val="24"/>
-          <w:szCs w:val="24"/>
-        </w:rPr>
-        <w:t>→</w:t>
-      </w:r>
-      <w:r>
-        <w:rPr>
-          <w:rFonts w:ascii="Roboto Mono" w:hAnsi="Roboto Mono"/>
-          <w:sz w:val="24"/>
-          <w:szCs w:val="24"/>
-        </w:rPr>
-        <w:t xml:space="preserve"> </w:t>
-      </w:r>
-      <w:r>
-        <w:rPr>
-          <w:rFonts w:ascii="Roboto Mono" w:hAnsi="Roboto Mono"/>
-        </w:rPr>
-        <w:t>Books, articles, reading archives</w:t>
-      </w:r>
-    </w:p>
-    <w:p>
-      <w:pPr>
-        <w:pStyle w:val="ListParagraph"/>
-        <w:numPr>
-          <w:ilvl w:val="2"/>
-          <w:numId w:val="4"/>
-        </w:numPr>
-        <w:rPr>
-          <w:rFonts w:ascii="Roboto Mono" w:hAnsi="Roboto Mono"/>
-        </w:rPr>
-      </w:pPr>
-      <w:r>
-        <w:rPr>
-          <w:rFonts w:ascii="Roboto Mono" w:hAnsi="Roboto Mono"/>
-          <w:b/>
-          <w:bCs/>
-        </w:rPr>
-        <w:t>13-Body Metrics</w:t>
-      </w:r>
-      <w:r>
-        <w:rPr>
-          <w:rFonts w:ascii="Roboto Mono" w:hAnsi="Roboto Mono"/>
-        </w:rPr>
-        <w:t xml:space="preserve"> </w:t>
-      </w:r>
-      <w:r>
-        <w:rPr>
-          <w:rFonts w:ascii="Arial" w:hAnsi="Arial" w:cs="Arial"/>
-          <w:sz w:val="24"/>
-          <w:szCs w:val="24"/>
-        </w:rPr>
-        <w:t>→</w:t>
-      </w:r>
-      <w:r>
-        <w:rPr>
-          <w:rFonts w:ascii="Roboto Mono" w:hAnsi="Roboto Mono"/>
-          <w:sz w:val="24"/>
-          <w:szCs w:val="24"/>
-        </w:rPr>
-        <w:t xml:space="preserve"> </w:t>
-      </w:r>
-      <w:r>
-        <w:rPr>
-          <w:rFonts w:ascii="Roboto Mono" w:hAnsi="Roboto Mono"/>
-          <w:sz w:val="16"/>
-          <w:szCs w:val="16"/>
-        </w:rPr>
-        <w:t>Health data, fitness tracking, medical records</w:t>
-      </w:r>
-    </w:p>
-    <w:p>
-      <w:pPr>
-        <w:pStyle w:val="ListParagraph"/>
-        <w:numPr>
-          <w:ilvl w:val="2"/>
-          <w:numId w:val="4"/>
-        </w:numPr>
-        <w:rPr>
-          <w:rFonts w:ascii="Roboto Mono" w:hAnsi="Roboto Mono"/>
-        </w:rPr>
-      </w:pPr>
-      <w:r>
-        <w:rPr>
-          <w:rFonts w:ascii="Roboto Mono" w:hAnsi="Roboto Mono"/>
-          <w:b/>
-          <w:bCs/>
-        </w:rPr>
-        <w:t>14-Entities</w:t>
-      </w:r>
-      <w:r>
-        <w:rPr>
-          <w:rFonts w:ascii="Roboto Mono" w:hAnsi="Roboto Mono"/>
-        </w:rPr>
-        <w:t xml:space="preserve"> </w:t>
-      </w:r>
-      <w:r>
-        <w:rPr>
-          <w:rFonts w:ascii="Arial" w:hAnsi="Arial" w:cs="Arial"/>
-        </w:rPr>
-        <w:t>→</w:t>
-      </w:r>
-      <w:r>
-        <w:rPr>
-          <w:rFonts w:ascii="Roboto Mono" w:hAnsi="Roboto Mono"/>
-        </w:rPr>
-        <w:t xml:space="preserve"> </w:t>
-      </w:r>
-      <w:r>
-        <w:rPr>
-          <w:rFonts w:ascii="Roboto Mono" w:hAnsi="Roboto Mono"/>
-          <w:sz w:val="20"/>
-          <w:szCs w:val="20"/>
-        </w:rPr>
-        <w:t>People, Items, Addresses, and Interactions</w:t>
-      </w:r>
-    </w:p>
-    <w:p>
-      <w:pPr>
-        <w:pStyle w:val="ListParagraph"/>
-        <w:numPr>
-          <w:ilvl w:val="2"/>
-          <w:numId w:val="4"/>
-        </w:numPr>
-        <w:rPr>
-          <w:rFonts w:ascii="Roboto Mono" w:hAnsi="Roboto Mono"/>
-        </w:rPr>
-      </w:pPr>
-      <w:r>
-        <w:rPr>
-          <w:rFonts w:ascii="Roboto Mono" w:hAnsi="Roboto Mono"/>
-          <w:b/>
-          <w:bCs/>
-        </w:rPr>
-        <w:t>15-Work</w:t>
-      </w:r>
-      <w:r>
-        <w:rPr>
-          <w:rFonts w:ascii="Roboto Mono" w:hAnsi="Roboto Mono"/>
-        </w:rPr>
-        <w:t xml:space="preserve"> </w:t>
-      </w:r>
-      <w:r>
-        <w:rPr>
-          <w:rFonts w:ascii="Arial" w:hAnsi="Arial" w:cs="Arial"/>
-        </w:rPr>
-        <w:t>→</w:t>
-      </w:r>
-      <w:r>
-        <w:rPr>
-          <w:rFonts w:ascii="Roboto Mono" w:hAnsi="Roboto Mono"/>
-        </w:rPr>
-        <w:t xml:space="preserve"> Work-related notes, drafts, and references</w:t>
-      </w:r>
-    </w:p>
-    <w:p>
-      <w:pPr>
-        <w:pStyle w:val="ListParagraph"/>
-        <w:numPr>
-          <w:ilvl w:val="2"/>
-          <w:numId w:val="4"/>
-        </w:numPr>
-        <w:rPr>
-          <w:rFonts w:ascii="Roboto Mono" w:hAnsi="Roboto Mono"/>
-        </w:rPr>
-      </w:pPr>
-      <w:r>
-        <w:rPr>
-          <w:rFonts w:ascii="Roboto Mono" w:hAnsi="Roboto Mono"/>
-          <w:b/>
-          <w:bCs/>
-        </w:rPr>
-        <w:t>16-Jobs</w:t>
-      </w:r>
-      <w:r>
-        <w:rPr>
-          <w:rFonts w:ascii="Roboto Mono" w:hAnsi="Roboto Mono"/>
-        </w:rPr>
-        <w:t xml:space="preserve"> </w:t>
-      </w:r>
-      <w:r>
-        <w:rPr>
-          <w:rFonts w:ascii="Arial" w:hAnsi="Arial" w:cs="Arial"/>
-        </w:rPr>
-        <w:t>→</w:t>
-      </w:r>
-      <w:r>
-        <w:rPr>
-          <w:rFonts w:ascii="Roboto Mono" w:hAnsi="Roboto Mono"/>
-        </w:rPr>
-        <w:t xml:space="preserve"> </w:t>
-      </w:r>
-      <w:r>
-        <w:rPr>
-          <w:rFonts w:ascii="Roboto Mono" w:hAnsi="Roboto Mono"/>
-          <w:sz w:val="20"/>
-          <w:szCs w:val="20"/>
-        </w:rPr>
-        <w:t>Job-specific tasks, details, and defect tracking</w:t>
-      </w:r>
-    </w:p>
-    <w:p>
-      <w:pPr>
-        <w:pStyle w:val="ListParagraph"/>
-        <w:numPr>
-          <w:ilvl w:val="2"/>
-          <w:numId w:val="4"/>
-        </w:numPr>
-        <w:rPr>
-          <w:rFonts w:ascii="Roboto Mono" w:hAnsi="Roboto Mono"/>
-        </w:rPr>
-      </w:pPr>
-      <w:r>
-        <w:rPr>
-          <w:rFonts w:ascii="Roboto Mono" w:hAnsi="Roboto Mono"/>
-          <w:b/>
-          <w:bCs/>
-        </w:rPr>
-        <w:lastRenderedPageBreak/>
-        <w:t>17-</w:t>
-      </w:r>
-      <w:r>
-        <w:rPr>
-          <w:rFonts w:ascii="Roboto Mono" w:hAnsi="Roboto Mono"/>
-          <w:b/>
-          <w:bCs/>
-        </w:rPr>
-        <w:t>Financial</w:t>
-      </w:r>
-      <w:r>
-        <w:rPr>
-          <w:rFonts w:ascii="Roboto Mono" w:hAnsi="Roboto Mono"/>
-        </w:rPr>
-        <w:t xml:space="preserve"> </w:t>
-      </w:r>
-      <w:r>
-        <w:rPr>
-          <w:rFonts w:ascii="Arial" w:hAnsi="Arial" w:cs="Arial"/>
-        </w:rPr>
-        <w:t>→</w:t>
-      </w:r>
-      <w:r>
-        <w:rPr>
-          <w:rFonts w:ascii="Roboto Mono" w:hAnsi="Roboto Mono"/>
-        </w:rPr>
-        <w:t xml:space="preserve"> </w:t>
-      </w:r>
-      <w:r>
-        <w:rPr>
-          <w:rFonts w:ascii="Roboto Mono" w:hAnsi="Roboto Mono"/>
-          <w:sz w:val="20"/>
-          <w:szCs w:val="20"/>
-        </w:rPr>
-        <w:t>Financial records, stored backups</w:t>
-      </w:r>
-    </w:p>
-    <w:p>
-      <w:pPr>
-        <w:pStyle w:val="ListParagraph"/>
-        <w:numPr>
-          <w:ilvl w:val="2"/>
-          <w:numId w:val="4"/>
-        </w:numPr>
-        <w:rPr>
-          <w:rFonts w:ascii="Roboto Mono" w:hAnsi="Roboto Mono"/>
-        </w:rPr>
-      </w:pPr>
-      <w:r>
-        <w:rPr>
-          <w:rFonts w:ascii="Roboto Mono" w:hAnsi="Roboto Mono"/>
-          <w:b/>
-          <w:bCs/>
-        </w:rPr>
-        <w:t>18-Entertainment</w:t>
-      </w:r>
-      <w:r>
-        <w:rPr>
-          <w:rFonts w:ascii="Roboto Mono" w:hAnsi="Roboto Mono"/>
-        </w:rPr>
-        <w:t xml:space="preserve"> </w:t>
-      </w:r>
-      <w:r>
-        <w:rPr>
-          <w:rFonts w:ascii="Arial" w:hAnsi="Arial" w:cs="Arial"/>
-        </w:rPr>
-        <w:t>→</w:t>
-      </w:r>
-      <w:r>
-        <w:rPr>
-          <w:rFonts w:ascii="Roboto Mono" w:hAnsi="Roboto Mono"/>
-        </w:rPr>
-        <w:t xml:space="preserve"> </w:t>
-      </w:r>
-      <w:r>
-        <w:rPr>
-          <w:rFonts w:ascii="Roboto Mono" w:hAnsi="Roboto Mono"/>
-          <w:sz w:val="20"/>
-          <w:szCs w:val="20"/>
-        </w:rPr>
-        <w:t>Entertainment-related notes and media</w:t>
-      </w:r>
-    </w:p>
-    <w:p>
-      <w:pPr>
-        <w:pStyle w:val="ListParagraph"/>
-        <w:numPr>
-          <w:ilvl w:val="2"/>
-          <w:numId w:val="4"/>
-        </w:numPr>
-        <w:rPr>
-          <w:rFonts w:ascii="Roboto Mono" w:hAnsi="Roboto Mono"/>
-        </w:rPr>
-      </w:pPr>
-      <w:r>
-        <w:rPr>
-          <w:rFonts w:ascii="Roboto Mono" w:hAnsi="Roboto Mono"/>
-          <w:b/>
-          <w:bCs/>
-        </w:rPr>
-        <w:t>19-Miscellaneous</w:t>
-      </w:r>
-      <w:r>
-        <w:rPr>
-          <w:rFonts w:ascii="Roboto Mono" w:hAnsi="Roboto Mono"/>
-        </w:rPr>
-        <w:t xml:space="preserve"> </w:t>
-      </w:r>
-      <w:r>
-        <w:rPr>
-          <w:rFonts w:ascii="Arial" w:hAnsi="Arial" w:cs="Arial"/>
-        </w:rPr>
-        <w:t>→</w:t>
-      </w:r>
-      <w:r>
-        <w:rPr>
-          <w:rFonts w:ascii="Roboto Mono" w:hAnsi="Roboto Mono"/>
-        </w:rPr>
-        <w:t xml:space="preserve"> </w:t>
-      </w:r>
-      <w:r>
-        <w:rPr>
-          <w:rFonts w:ascii="Roboto Mono" w:hAnsi="Roboto Mono"/>
-          <w:sz w:val="20"/>
-          <w:szCs w:val="20"/>
-        </w:rPr>
-        <w:t>Miscellaneous files, uncategorized materials, and other documents</w:t>
-      </w:r>
-    </w:p>
-    <w:p>
-      <w:pPr>
-        <w:pStyle w:val="ListParagraph"/>
-        <w:numPr>
-          <w:ilvl w:val="1"/>
-          <w:numId w:val="4"/>
-        </w:numPr>
-        <w:rPr>
-          <w:rFonts w:ascii="Roboto Mono" w:hAnsi="Roboto Mono"/>
-          <w:b/>
-          <w:bCs/>
-        </w:rPr>
-      </w:pPr>
-      <w:r>
-        <w:rPr>
-          <w:rFonts w:ascii="Roboto Mono" w:hAnsi="Roboto Mono"/>
-          <w:b/>
-          <w:bCs/>
-        </w:rPr>
-        <w:t>2-Public Data</w:t>
-      </w:r>
-      <w:r>
-        <w:rPr>
-          <w:rFonts w:ascii="Roboto Mono" w:hAnsi="Roboto Mono"/>
-          <w:b/>
-          <w:bCs/>
-        </w:rPr>
-        <w:t xml:space="preserve"> </w:t>
-      </w:r>
-      <w:r>
-        <w:rPr>
-          <w:rFonts w:ascii="Arial" w:hAnsi="Arial" w:cs="Arial"/>
-        </w:rPr>
-        <w:t>→</w:t>
-      </w:r>
-      <w:r>
-        <w:rPr>
-          <w:rFonts w:ascii="Arial" w:hAnsi="Arial" w:cs="Arial"/>
-        </w:rPr>
-        <w:t xml:space="preserve"> </w:t>
-      </w:r>
-      <w:r>
-        <w:rPr>
-          <w:rFonts w:ascii="Roboto Mono" w:hAnsi="Roboto Mono" w:cs="Arial"/>
-        </w:rPr>
-        <w:t>Public data storage for non-sensitive, shareable, or reference-based content</w:t>
-      </w:r>
-      <w:r>
-        <w:rPr>
-          <w:rFonts w:ascii="Roboto Mono" w:hAnsi="Roboto Mono" w:cs="Arial"/>
-        </w:rPr>
-        <w:t>.</w:t>
-      </w:r>
-    </w:p>
-    <w:p>
-      <w:pPr>
-        <w:pStyle w:val="ListParagraph"/>
-        <w:numPr>
-          <w:ilvl w:val="2"/>
-          <w:numId w:val="4"/>
-        </w:numPr>
-        <w:rPr>
-          <w:rFonts w:ascii="Roboto Mono" w:hAnsi="Roboto Mono"/>
-        </w:rPr>
-      </w:pPr>
-      <w:r>
-        <w:rPr>
-          <w:rFonts w:ascii="Roboto Mono" w:hAnsi="Roboto Mono"/>
-          <w:b/>
-        </w:rPr>
-        <w:t xml:space="preserve">1-Templates </w:t>
-      </w:r>
-      <w:r>
-        <w:rPr>
-          <w:rFonts w:ascii="Arial" w:hAnsi="Arial" w:cs="Arial"/>
-        </w:rPr>
-        <w:t>→</w:t>
-      </w:r>
-      <w:r>
-        <w:rPr>
-          <w:rFonts w:ascii="Roboto Mono" w:hAnsi="Roboto Mono"/>
-        </w:rPr>
-        <w:t xml:space="preserve"> Predefined templates for reuse</w:t>
-      </w:r>
-    </w:p>
-    <w:p>
-      <w:pPr>
-        <w:pStyle w:val="ListParagraph"/>
-        <w:numPr>
-          <w:ilvl w:val="2"/>
-          <w:numId w:val="4"/>
-        </w:numPr>
-        <w:rPr>
-          <w:rFonts w:ascii="Roboto Mono" w:hAnsi="Roboto Mono"/>
-        </w:rPr>
-      </w:pPr>
-      <w:r>
-        <w:rPr>
-          <w:rFonts w:ascii="Roboto Mono" w:hAnsi="Roboto Mono"/>
-          <w:b/>
-        </w:rPr>
-        <w:t>2-Data</w:t>
-      </w:r>
-      <w:r>
-        <w:rPr>
-          <w:rFonts w:ascii="Roboto Mono" w:hAnsi="Roboto Mono"/>
-          <w:b/>
-        </w:rPr>
-        <w:tab/>
-        <w:t xml:space="preserve"> </w:t>
-      </w:r>
-      <w:r>
-        <w:rPr>
-          <w:rFonts w:ascii="Arial" w:hAnsi="Arial" w:cs="Arial"/>
-        </w:rPr>
-        <w:t>→</w:t>
-      </w:r>
-      <w:r>
-        <w:rPr>
-          <w:rFonts w:ascii="Roboto Mono" w:hAnsi="Roboto Mono"/>
-        </w:rPr>
-        <w:t xml:space="preserve"> structured data tables</w:t>
-      </w:r>
-    </w:p>
-    <w:p>
-      <w:pPr>
-        <w:pStyle w:val="ListParagraph"/>
-        <w:numPr>
-          <w:ilvl w:val="2"/>
-          <w:numId w:val="4"/>
-        </w:numPr>
-        <w:rPr>
-          <w:rFonts w:ascii="Roboto Mono" w:hAnsi="Roboto Mono"/>
-        </w:rPr>
-      </w:pPr>
-      <w:r>
-        <w:rPr>
-          <w:rFonts w:ascii="Roboto Mono" w:hAnsi="Roboto Mono"/>
-          <w:b/>
-        </w:rPr>
-        <w:t xml:space="preserve">3-Events    </w:t>
-      </w:r>
-      <w:r>
-        <w:rPr>
-          <w:rFonts w:ascii="Arial" w:hAnsi="Arial" w:cs="Arial"/>
-        </w:rPr>
-        <w:t>→</w:t>
-      </w:r>
-      <w:r>
-        <w:rPr>
-          <w:rFonts w:ascii="Roboto Mono" w:hAnsi="Roboto Mono"/>
-        </w:rPr>
-        <w:t xml:space="preserve"> Event logs, schedules, or records</w:t>
-      </w:r>
-    </w:p>
-    <w:p>
-      <w:pPr>
-        <w:pStyle w:val="ListParagraph"/>
-        <w:numPr>
-          <w:ilvl w:val="2"/>
-          <w:numId w:val="4"/>
-        </w:numPr>
-        <w:rPr>
-          <w:rFonts w:ascii="Roboto Mono" w:hAnsi="Roboto Mono"/>
-        </w:rPr>
-      </w:pPr>
-      <w:r>
-        <w:rPr>
-          <w:rFonts w:ascii="Roboto Mono" w:hAnsi="Roboto Mono"/>
-          <w:b/>
-        </w:rPr>
-        <w:t xml:space="preserve">4-Plans     </w:t>
-      </w:r>
-      <w:r>
-        <w:rPr>
-          <w:rFonts w:ascii="Arial" w:hAnsi="Arial" w:cs="Arial"/>
-        </w:rPr>
-        <w:t>→</w:t>
-      </w:r>
-      <w:r>
-        <w:rPr>
-          <w:rFonts w:ascii="Roboto Mono" w:hAnsi="Roboto Mono"/>
-        </w:rPr>
-        <w:t xml:space="preserve"> Personal or work planning documents</w:t>
-      </w:r>
-    </w:p>
-    <w:p>
-      <w:pPr>
-        <w:pStyle w:val="ListParagraph"/>
-        <w:numPr>
-          <w:ilvl w:val="2"/>
-          <w:numId w:val="4"/>
-        </w:numPr>
-        <w:rPr>
-          <w:rFonts w:ascii="Roboto Mono" w:hAnsi="Roboto Mono"/>
-        </w:rPr>
-      </w:pPr>
-      <w:r>
-        <w:rPr>
-          <w:rFonts w:ascii="Roboto Mono" w:hAnsi="Roboto Mono"/>
-          <w:b/>
-        </w:rPr>
-        <w:t xml:space="preserve">5-Accounts </w:t>
-      </w:r>
-      <w:r>
-        <w:rPr>
-          <w:rFonts w:ascii="Arial" w:hAnsi="Arial" w:cs="Arial"/>
-          <w:b/>
-        </w:rPr>
-        <w:t>→</w:t>
-      </w:r>
-      <w:r>
-        <w:rPr>
-          <w:rFonts w:ascii="Roboto Mono" w:hAnsi="Roboto Mono"/>
-        </w:rPr>
-        <w:t xml:space="preserve"> </w:t>
-      </w:r>
-      <w:r>
-        <w:rPr>
-          <w:rFonts w:ascii="Roboto Mono" w:hAnsi="Roboto Mono"/>
-          <w:sz w:val="16"/>
-          <w:szCs w:val="16"/>
-        </w:rPr>
-        <w:t>User profiles, login credentials and access details</w:t>
-      </w:r>
-      <w:r>
-        <w:rPr>
-          <w:rFonts w:ascii="Roboto Mono" w:hAnsi="Roboto Mono"/>
-        </w:rPr>
-        <w:t xml:space="preserve">  </w:t>
-      </w:r>
-    </w:p>
-    <w:p>
-      <w:pPr>
-        <w:pStyle w:val="ListParagraph"/>
-        <w:numPr>
-          <w:ilvl w:val="2"/>
-          <w:numId w:val="4"/>
-        </w:numPr>
-        <w:rPr>
-          <w:rFonts w:ascii="Roboto Mono" w:hAnsi="Roboto Mono"/>
-        </w:rPr>
-      </w:pPr>
-      <w:r>
-        <w:rPr>
-          <w:rFonts w:ascii="Roboto Mono" w:hAnsi="Roboto Mono"/>
-          <w:b/>
-          <w:bCs/>
-        </w:rPr>
-        <w:t>6-Content Storage</w:t>
-      </w:r>
-      <w:r>
-        <w:rPr>
-          <w:rFonts w:ascii="Roboto Mono" w:hAnsi="Roboto Mono"/>
-          <w:b/>
-          <w:bCs/>
-        </w:rPr>
-        <w:t xml:space="preserve"> </w:t>
-      </w:r>
-      <w:r>
-        <w:rPr>
-          <w:rFonts w:ascii="Arial" w:hAnsi="Arial" w:cs="Arial"/>
-          <w:sz w:val="20"/>
-          <w:szCs w:val="20"/>
-        </w:rPr>
-        <w:t>→</w:t>
-      </w:r>
-      <w:r>
-        <w:rPr>
-          <w:rFonts w:ascii="Roboto Mono" w:hAnsi="Roboto Mono"/>
-          <w:sz w:val="20"/>
-          <w:szCs w:val="20"/>
-        </w:rPr>
-        <w:t xml:space="preserve"> Notes, drafts, and stored materials</w:t>
-      </w:r>
-    </w:p>
-    <w:p>
-      <w:pPr>
-        <w:pStyle w:val="ListParagraph"/>
-        <w:numPr>
-          <w:ilvl w:val="2"/>
-          <w:numId w:val="4"/>
-        </w:numPr>
-        <w:rPr>
-          <w:rFonts w:ascii="Roboto Mono" w:hAnsi="Roboto Mono"/>
-        </w:rPr>
-      </w:pPr>
-      <w:r>
-        <w:rPr>
-          <w:rFonts w:ascii="Roboto Mono" w:hAnsi="Roboto Mono"/>
-          <w:b/>
-          <w:bCs/>
-        </w:rPr>
-        <w:t>7-Resources</w:t>
-      </w:r>
-      <w:r>
-        <w:rPr>
-          <w:rFonts w:ascii="Roboto Mono" w:hAnsi="Roboto Mono"/>
-        </w:rPr>
-        <w:t xml:space="preserve"> </w:t>
-      </w:r>
-      <w:r>
-        <w:rPr>
-          <w:rFonts w:ascii="Arial" w:hAnsi="Arial" w:cs="Arial"/>
-          <w:sz w:val="20"/>
-          <w:szCs w:val="20"/>
-        </w:rPr>
-        <w:t>→</w:t>
-      </w:r>
-      <w:r>
-        <w:rPr>
-          <w:rFonts w:ascii="Roboto Mono" w:hAnsi="Roboto Mono"/>
-          <w:sz w:val="20"/>
-          <w:szCs w:val="20"/>
-        </w:rPr>
-        <w:t xml:space="preserve"> References, Bookmarks, and Source Materials</w:t>
-      </w:r>
-    </w:p>
-    <w:p>
-      <w:pPr>
-        <w:pStyle w:val="ListParagraph"/>
-        <w:numPr>
-          <w:ilvl w:val="2"/>
-          <w:numId w:val="4"/>
-        </w:numPr>
-        <w:rPr>
-          <w:rFonts w:ascii="Roboto Mono" w:hAnsi="Roboto Mono"/>
-        </w:rPr>
-      </w:pPr>
-      <w:r>
-        <w:rPr>
-          <w:rFonts w:ascii="Roboto Mono" w:hAnsi="Roboto Mono"/>
-          <w:b/>
-          <w:bCs/>
-        </w:rPr>
-        <w:t>8-Standards</w:t>
-      </w:r>
-      <w:r>
-        <w:rPr>
-          <w:rFonts w:ascii="Roboto Mono" w:hAnsi="Roboto Mono"/>
-        </w:rPr>
-        <w:t xml:space="preserve"> </w:t>
-      </w:r>
-      <w:r>
-        <w:rPr>
-          <w:rFonts w:ascii="Arial" w:hAnsi="Arial" w:cs="Arial"/>
-        </w:rPr>
-        <w:t>→</w:t>
-      </w:r>
-      <w:r>
-        <w:rPr>
-          <w:rFonts w:ascii="Roboto Mono" w:hAnsi="Roboto Mono"/>
-        </w:rPr>
-        <w:t xml:space="preserve"> </w:t>
-      </w:r>
-      <w:r>
-        <w:rPr>
-          <w:rFonts w:ascii="Roboto Mono" w:hAnsi="Roboto Mono"/>
-          <w:sz w:val="18"/>
-          <w:szCs w:val="18"/>
-        </w:rPr>
-        <w:t>Rules, procedures, regulations, best practices</w:t>
-      </w:r>
-    </w:p>
-    <w:p>
-      <w:pPr>
-        <w:pStyle w:val="ListParagraph"/>
-        <w:numPr>
-          <w:ilvl w:val="2"/>
-          <w:numId w:val="4"/>
-        </w:numPr>
-        <w:rPr>
-          <w:rFonts w:ascii="Roboto Mono" w:hAnsi="Roboto Mono"/>
-        </w:rPr>
-      </w:pPr>
-      <w:r>
-        <w:rPr>
-          <w:rFonts w:ascii="Roboto Mono" w:hAnsi="Roboto Mono"/>
-          <w:b/>
-          <w:bCs/>
-        </w:rPr>
-        <w:t>9-Knowledge</w:t>
-      </w:r>
-      <w:r>
-        <w:rPr>
-          <w:rFonts w:ascii="Roboto Mono" w:hAnsi="Roboto Mono"/>
-        </w:rPr>
-        <w:t xml:space="preserve"> </w:t>
-      </w:r>
-      <w:r>
-        <w:rPr>
-          <w:rFonts w:ascii="Arial" w:hAnsi="Arial" w:cs="Arial"/>
-        </w:rPr>
-        <w:t>→</w:t>
-      </w:r>
-      <w:r>
-        <w:rPr>
-          <w:rFonts w:ascii="Roboto Mono" w:hAnsi="Roboto Mono"/>
-        </w:rPr>
-        <w:t xml:space="preserve"> General study materials, guides, info</w:t>
-      </w:r>
-    </w:p>
-    <w:p>
-      <w:pPr>
-        <w:pStyle w:val="ListParagraph"/>
-        <w:numPr>
-          <w:ilvl w:val="2"/>
-          <w:numId w:val="4"/>
-        </w:numPr>
-        <w:rPr>
-          <w:rFonts w:ascii="Roboto Mono" w:hAnsi="Roboto Mono"/>
-        </w:rPr>
-      </w:pPr>
-      <w:r>
-        <w:rPr>
-          <w:rFonts w:ascii="Roboto Mono" w:hAnsi="Roboto Mono"/>
-          <w:b/>
-          <w:bCs/>
-        </w:rPr>
-        <w:t>10-Knowledge Materials</w:t>
-      </w:r>
-      <w:r>
-        <w:rPr>
-          <w:rFonts w:ascii="Roboto Mono" w:hAnsi="Roboto Mono"/>
-        </w:rPr>
-        <w:t xml:space="preserve"> </w:t>
-      </w:r>
-      <w:r>
-        <w:rPr>
-          <w:rFonts w:ascii="Arial" w:hAnsi="Arial" w:cs="Arial"/>
-        </w:rPr>
-        <w:t>→</w:t>
-      </w:r>
-      <w:r>
-        <w:rPr>
-          <w:rFonts w:ascii="Roboto Mono" w:hAnsi="Roboto Mono"/>
-        </w:rPr>
-        <w:t xml:space="preserve"> Domain-Specific Knowledge 10</w:t>
-      </w:r>
-    </w:p>
-    <w:p>
-      <w:pPr>
-        <w:pStyle w:val="ListParagraph"/>
-        <w:numPr>
-          <w:ilvl w:val="2"/>
-          <w:numId w:val="4"/>
-        </w:numPr>
-        <w:rPr>
-          <w:rFonts w:ascii="Roboto Mono" w:hAnsi="Roboto Mono"/>
-          <w:sz w:val="18"/>
-          <w:szCs w:val="18"/>
-        </w:rPr>
-      </w:pPr>
-      <w:r>
-        <w:rPr>
-          <w:rFonts w:ascii="Roboto Mono" w:hAnsi="Roboto Mono"/>
-          <w:b/>
-          <w:bCs/>
-        </w:rPr>
-        <w:t>11-Skills</w:t>
-      </w:r>
-      <w:r>
-        <w:rPr>
-          <w:rFonts w:ascii="Roboto Mono" w:hAnsi="Roboto Mono"/>
-        </w:rPr>
-        <w:t xml:space="preserve"> </w:t>
-      </w:r>
-      <w:r>
-        <w:rPr>
-          <w:rFonts w:ascii="Arial" w:hAnsi="Arial" w:cs="Arial"/>
-          <w:sz w:val="24"/>
-          <w:szCs w:val="24"/>
-        </w:rPr>
-        <w:t>→</w:t>
-      </w:r>
-      <w:r>
-        <w:rPr>
-          <w:rFonts w:ascii="Roboto Mono" w:hAnsi="Roboto Mono"/>
-          <w:sz w:val="18"/>
-          <w:szCs w:val="18"/>
-        </w:rPr>
-        <w:t xml:space="preserve"> Exercises, practice resources, progress tracking</w:t>
-      </w:r>
-    </w:p>
-    <w:p>
-      <w:pPr>
-        <w:pStyle w:val="ListParagraph"/>
-        <w:numPr>
-          <w:ilvl w:val="2"/>
-          <w:numId w:val="4"/>
-        </w:numPr>
-        <w:rPr>
-          <w:rFonts w:ascii="Roboto Mono" w:hAnsi="Roboto Mono"/>
-        </w:rPr>
-      </w:pPr>
-      <w:r>
-        <w:rPr>
-          <w:rFonts w:ascii="Roboto Mono" w:hAnsi="Roboto Mono"/>
-          <w:b/>
-          <w:bCs/>
-        </w:rPr>
-        <w:t>12-Literature</w:t>
-      </w:r>
-      <w:r>
-        <w:rPr>
-          <w:rFonts w:ascii="Roboto Mono" w:hAnsi="Roboto Mono"/>
-        </w:rPr>
-        <w:t xml:space="preserve"> </w:t>
-      </w:r>
-      <w:r>
-        <w:rPr>
-          <w:rFonts w:ascii="Arial" w:hAnsi="Arial" w:cs="Arial"/>
-          <w:sz w:val="24"/>
-          <w:szCs w:val="24"/>
-        </w:rPr>
-        <w:t>→</w:t>
-      </w:r>
-      <w:r>
-        <w:rPr>
-          <w:rFonts w:ascii="Roboto Mono" w:hAnsi="Roboto Mono"/>
-          <w:sz w:val="24"/>
-          <w:szCs w:val="24"/>
-        </w:rPr>
-        <w:t xml:space="preserve"> </w:t>
-      </w:r>
-      <w:r>
-        <w:rPr>
-          <w:rFonts w:ascii="Roboto Mono" w:hAnsi="Roboto Mono"/>
-        </w:rPr>
-        <w:t>Books, articles, reading archives</w:t>
-      </w:r>
-    </w:p>
-    <w:p>
-      <w:pPr>
-        <w:pStyle w:val="ListParagraph"/>
-        <w:numPr>
-          <w:ilvl w:val="2"/>
-          <w:numId w:val="4"/>
-        </w:numPr>
-        <w:rPr>
-          <w:rFonts w:ascii="Roboto Mono" w:hAnsi="Roboto Mono"/>
-        </w:rPr>
-      </w:pPr>
-      <w:r>
-        <w:rPr>
-          <w:rFonts w:ascii="Roboto Mono" w:hAnsi="Roboto Mono"/>
-          <w:b/>
-          <w:bCs/>
-        </w:rPr>
-        <w:t>13-Body Metrics</w:t>
-      </w:r>
-      <w:r>
-        <w:rPr>
-          <w:rFonts w:ascii="Roboto Mono" w:hAnsi="Roboto Mono"/>
-        </w:rPr>
-        <w:t xml:space="preserve"> </w:t>
-      </w:r>
-      <w:r>
-        <w:rPr>
-          <w:rFonts w:ascii="Arial" w:hAnsi="Arial" w:cs="Arial"/>
-          <w:sz w:val="24"/>
-          <w:szCs w:val="24"/>
-        </w:rPr>
-        <w:t>→</w:t>
-      </w:r>
-      <w:r>
-        <w:rPr>
-          <w:rFonts w:ascii="Roboto Mono" w:hAnsi="Roboto Mono"/>
-          <w:sz w:val="24"/>
-          <w:szCs w:val="24"/>
-        </w:rPr>
-        <w:t xml:space="preserve"> </w:t>
-      </w:r>
-      <w:r>
-        <w:rPr>
-          <w:rFonts w:ascii="Roboto Mono" w:hAnsi="Roboto Mono"/>
-          <w:sz w:val="16"/>
-          <w:szCs w:val="16"/>
-        </w:rPr>
-        <w:t>Health data, fitness tracking, medical records</w:t>
-      </w:r>
-    </w:p>
-    <w:p>
-      <w:pPr>
-        <w:pStyle w:val="ListParagraph"/>
-        <w:numPr>
-          <w:ilvl w:val="2"/>
-          <w:numId w:val="4"/>
-        </w:numPr>
-        <w:rPr>
-          <w:rFonts w:ascii="Roboto Mono" w:hAnsi="Roboto Mono"/>
-        </w:rPr>
-      </w:pPr>
-      <w:r>
-        <w:rPr>
-          <w:rFonts w:ascii="Roboto Mono" w:hAnsi="Roboto Mono"/>
-          <w:b/>
-          <w:bCs/>
-        </w:rPr>
-        <w:t>14-Entities</w:t>
-      </w:r>
-      <w:r>
-        <w:rPr>
-          <w:rFonts w:ascii="Roboto Mono" w:hAnsi="Roboto Mono"/>
-        </w:rPr>
-        <w:t xml:space="preserve"> </w:t>
-      </w:r>
-      <w:r>
-        <w:rPr>
-          <w:rFonts w:ascii="Arial" w:hAnsi="Arial" w:cs="Arial"/>
-        </w:rPr>
-        <w:t>→</w:t>
-      </w:r>
-      <w:r>
-        <w:rPr>
-          <w:rFonts w:ascii="Roboto Mono" w:hAnsi="Roboto Mono"/>
-        </w:rPr>
-        <w:t xml:space="preserve"> </w:t>
-      </w:r>
-      <w:r>
-        <w:rPr>
-          <w:rFonts w:ascii="Roboto Mono" w:hAnsi="Roboto Mono"/>
-          <w:sz w:val="20"/>
-          <w:szCs w:val="20"/>
-        </w:rPr>
-        <w:t>People, Items, Addresses, and Interactions</w:t>
-      </w:r>
-    </w:p>
-    <w:p>
-      <w:pPr>
-        <w:pStyle w:val="ListParagraph"/>
-        <w:numPr>
-          <w:ilvl w:val="2"/>
-          <w:numId w:val="4"/>
-        </w:numPr>
-        <w:rPr>
-          <w:rFonts w:ascii="Roboto Mono" w:hAnsi="Roboto Mono"/>
-        </w:rPr>
-      </w:pPr>
-      <w:r>
-        <w:rPr>
-          <w:rFonts w:ascii="Roboto Mono" w:hAnsi="Roboto Mono"/>
-          <w:b/>
-          <w:bCs/>
-        </w:rPr>
-        <w:t>15-Work</w:t>
-      </w:r>
-      <w:r>
-        <w:rPr>
-          <w:rFonts w:ascii="Roboto Mono" w:hAnsi="Roboto Mono"/>
-        </w:rPr>
-        <w:t xml:space="preserve"> </w:t>
-      </w:r>
-      <w:r>
-        <w:rPr>
-          <w:rFonts w:ascii="Arial" w:hAnsi="Arial" w:cs="Arial"/>
-        </w:rPr>
-        <w:t>→</w:t>
-      </w:r>
-      <w:r>
-        <w:rPr>
-          <w:rFonts w:ascii="Roboto Mono" w:hAnsi="Roboto Mono"/>
-        </w:rPr>
-        <w:t xml:space="preserve"> Work-related notes, drafts, and references</w:t>
-      </w:r>
-    </w:p>
-    <w:p>
-      <w:pPr>
-        <w:pStyle w:val="ListParagraph"/>
-        <w:numPr>
-          <w:ilvl w:val="2"/>
-          <w:numId w:val="4"/>
-        </w:numPr>
-        <w:rPr>
-          <w:rFonts w:ascii="Roboto Mono" w:hAnsi="Roboto Mono"/>
-        </w:rPr>
-      </w:pPr>
-      <w:r>
-        <w:rPr>
-          <w:rFonts w:ascii="Roboto Mono" w:hAnsi="Roboto Mono"/>
-          <w:b/>
-          <w:bCs/>
-        </w:rPr>
-        <w:t>16-Jobs</w:t>
-      </w:r>
-      <w:r>
-        <w:rPr>
-          <w:rFonts w:ascii="Roboto Mono" w:hAnsi="Roboto Mono"/>
-        </w:rPr>
-        <w:t xml:space="preserve"> </w:t>
-      </w:r>
-      <w:r>
-        <w:rPr>
-          <w:rFonts w:ascii="Arial" w:hAnsi="Arial" w:cs="Arial"/>
-        </w:rPr>
-        <w:t>→</w:t>
-      </w:r>
-      <w:r>
-        <w:rPr>
-          <w:rFonts w:ascii="Roboto Mono" w:hAnsi="Roboto Mono"/>
-        </w:rPr>
-        <w:t xml:space="preserve"> </w:t>
-      </w:r>
-      <w:r>
-        <w:rPr>
-          <w:rFonts w:ascii="Roboto Mono" w:hAnsi="Roboto Mono"/>
-          <w:sz w:val="20"/>
-          <w:szCs w:val="20"/>
-        </w:rPr>
-        <w:t>Job-specific tasks, details, and defect tracking</w:t>
-      </w:r>
-    </w:p>
-    <w:p>
-      <w:pPr>
-        <w:pStyle w:val="ListParagraph"/>
-        <w:numPr>
-          <w:ilvl w:val="2"/>
-          <w:numId w:val="4"/>
-        </w:numPr>
-        <w:rPr>
-          <w:rFonts w:ascii="Roboto Mono" w:hAnsi="Roboto Mono"/>
-        </w:rPr>
-      </w:pPr>
-      <w:r>
-        <w:rPr>
-          <w:rFonts w:ascii="Roboto Mono" w:hAnsi="Roboto Mono"/>
-          <w:b/>
-          <w:bCs/>
-        </w:rPr>
-        <w:t>17-</w:t>
-      </w:r>
-      <w:r>
-        <w:rPr>
-          <w:rFonts w:ascii="Roboto Mono" w:hAnsi="Roboto Mono"/>
-          <w:b/>
-          <w:bCs/>
-        </w:rPr>
-        <w:t>Financial</w:t>
-      </w:r>
-      <w:r>
-        <w:rPr>
-          <w:rFonts w:ascii="Roboto Mono" w:hAnsi="Roboto Mono"/>
-        </w:rPr>
-        <w:t xml:space="preserve"> </w:t>
-      </w:r>
-      <w:r>
-        <w:rPr>
-          <w:rFonts w:ascii="Arial" w:hAnsi="Arial" w:cs="Arial"/>
-        </w:rPr>
-        <w:t>→</w:t>
-      </w:r>
-      <w:r>
-        <w:rPr>
-          <w:rFonts w:ascii="Roboto Mono" w:hAnsi="Roboto Mono"/>
-        </w:rPr>
-        <w:t xml:space="preserve"> </w:t>
-      </w:r>
-      <w:r>
-        <w:rPr>
-          <w:rFonts w:ascii="Roboto Mono" w:hAnsi="Roboto Mono"/>
-          <w:sz w:val="20"/>
-          <w:szCs w:val="20"/>
-        </w:rPr>
-        <w:t>Financial records, stored backups</w:t>
-      </w:r>
-    </w:p>
-    <w:p>
-      <w:pPr>
-        <w:pStyle w:val="ListParagraph"/>
-        <w:numPr>
-          <w:ilvl w:val="2"/>
-          <w:numId w:val="4"/>
-        </w:numPr>
-        <w:rPr>
-          <w:rFonts w:ascii="Roboto Mono" w:hAnsi="Roboto Mono"/>
-        </w:rPr>
-      </w:pPr>
-      <w:r>
-        <w:rPr>
-          <w:rFonts w:ascii="Roboto Mono" w:hAnsi="Roboto Mono"/>
-          <w:b/>
-          <w:bCs/>
-        </w:rPr>
-        <w:t>18-Entertainment</w:t>
-      </w:r>
-      <w:r>
-        <w:rPr>
-          <w:rFonts w:ascii="Roboto Mono" w:hAnsi="Roboto Mono"/>
-        </w:rPr>
-        <w:t xml:space="preserve"> </w:t>
-      </w:r>
-      <w:r>
-        <w:rPr>
-          <w:rFonts w:ascii="Arial" w:hAnsi="Arial" w:cs="Arial"/>
-        </w:rPr>
-        <w:t>→</w:t>
-      </w:r>
-      <w:r>
-        <w:rPr>
-          <w:rFonts w:ascii="Roboto Mono" w:hAnsi="Roboto Mono"/>
-        </w:rPr>
-        <w:t xml:space="preserve"> </w:t>
-      </w:r>
-      <w:r>
-        <w:rPr>
-          <w:rFonts w:ascii="Roboto Mono" w:hAnsi="Roboto Mono"/>
-          <w:sz w:val="20"/>
-          <w:szCs w:val="20"/>
-        </w:rPr>
-        <w:t>Entertainment-related notes and media</w:t>
-      </w:r>
-    </w:p>
-    <w:p>
-      <w:pPr>
-        <w:pStyle w:val="ListParagraph"/>
-        <w:numPr>
-          <w:ilvl w:val="0"/>
-          <w:numId w:val="4"/>
-        </w:numPr>
-        <w:rPr>
-          <w:rFonts w:ascii="Roboto Mono" w:hAnsi="Roboto Mono"/>
-        </w:rPr>
-      </w:pPr>
-      <w:r>
-        <w:rPr>
-          <w:rFonts w:ascii="Roboto Mono" w:hAnsi="Roboto Mono"/>
-          <w:b/>
-          <w:bCs/>
-        </w:rPr>
-        <w:t>4-</w:t>
-      </w:r>
-      <w:r>
-        <w:rPr>
-          <w:rFonts w:ascii="Roboto Mono" w:hAnsi="Roboto Mono"/>
-          <w:b/>
-          <w:bCs/>
-        </w:rPr>
-        <w:t>Samples</w:t>
-      </w:r>
-      <w:r>
-        <w:rPr>
-          <w:rFonts w:ascii="Roboto Mono" w:hAnsi="Roboto Mono"/>
-        </w:rPr>
-        <w:t xml:space="preserve"> </w:t>
-      </w:r>
-      <w:r>
-        <w:rPr>
-          <w:rFonts w:ascii="Arial" w:hAnsi="Arial" w:cs="Arial"/>
-        </w:rPr>
-        <w:t>→</w:t>
-      </w:r>
-      <w:r>
-        <w:rPr>
-          <w:rFonts w:ascii="Roboto Mono" w:hAnsi="Roboto Mono"/>
-        </w:rPr>
-        <w:t xml:space="preserve"> Example files and reference data </w:t>
-      </w:r>
-    </w:p>
-    <w:p>
-      <w:pPr>
-        <w:pStyle w:val="ListParagraph"/>
-        <w:numPr>
-          <w:ilvl w:val="0"/>
-          <w:numId w:val="4"/>
-        </w:numPr>
-        <w:rPr>
-          <w:rFonts w:ascii="Roboto Mono" w:hAnsi="Roboto Mono"/>
-        </w:rPr>
-      </w:pPr>
-      <w:r>
-        <w:rPr>
-          <w:rFonts w:ascii="Roboto Mono" w:hAnsi="Roboto Mono"/>
-          <w:b/>
-          <w:bCs/>
-        </w:rPr>
-        <w:t>5</w:t>
-      </w:r>
-      <w:r>
-        <w:rPr>
-          <w:rFonts w:ascii="Roboto Mono" w:hAnsi="Roboto Mono"/>
-          <w:b/>
-          <w:bCs/>
-        </w:rPr>
-        <w:t>-</w:t>
-      </w:r>
-      <w:r>
-        <w:rPr>
-          <w:rFonts w:ascii="Roboto Mono" w:hAnsi="Roboto Mono"/>
-          <w:b/>
-          <w:bCs/>
-        </w:rPr>
-        <w:t>Snapshots</w:t>
-      </w:r>
-      <w:r>
-        <w:rPr>
-          <w:rFonts w:ascii="Roboto Mono" w:hAnsi="Roboto Mono"/>
-        </w:rPr>
-        <w:t xml:space="preserve"> </w:t>
-      </w:r>
-      <w:r>
-        <w:rPr>
-          <w:rFonts w:ascii="Arial" w:hAnsi="Arial" w:cs="Arial"/>
-        </w:rPr>
-        <w:t>→</w:t>
-      </w:r>
-      <w:r>
-        <w:rPr>
-          <w:rFonts w:ascii="Roboto Mono" w:hAnsi="Roboto Mono"/>
-        </w:rPr>
-        <w:t xml:space="preserve"> </w:t>
-      </w:r>
-      <w:r>
-        <w:rPr>
-          <w:rFonts w:ascii="Roboto Mono" w:hAnsi="Roboto Mono"/>
-        </w:rPr>
-        <w:t>checkpoint folders used to track progress or states of tasks, following the Snapshot Rules.</w:t>
-      </w:r>
-      <w:r>
-        <w:rPr>
-          <w:rFonts w:ascii="Roboto Mono" w:hAnsi="Roboto Mono"/>
-        </w:rPr>
-        <w:tab/>
-      </w:r>
-    </w:p>
-    <w:p>
-      <w:pPr>
-        <w:pStyle w:val="ListParagraph"/>
-        <w:numPr>
-          <w:ilvl w:val="1"/>
-          <w:numId w:val="4"/>
-        </w:numPr>
-        <w:rPr>
-          <w:rFonts w:ascii="Roboto Mono" w:hAnsi="Roboto Mono"/>
-        </w:rPr>
-      </w:pPr>
-      <w:r>
-        <w:rPr>
-          <w:rFonts w:ascii="Roboto Mono" w:hAnsi="Roboto Mono"/>
-        </w:rPr>
-        <w:t xml:space="preserve"> </w:t>
-      </w:r>
-      <w:r>
-        <w:rPr>
-          <w:rFonts w:ascii="Roboto Mono" w:hAnsi="Roboto Mono"/>
-          <w:b/>
-          <w:bCs/>
-        </w:rPr>
-        <w:t>Permanently</w:t>
-      </w:r>
-      <w:r>
-        <w:rPr>
-          <w:rFonts w:ascii="Roboto Mono" w:hAnsi="Roboto Mono"/>
-          <w:b/>
-          <w:bCs/>
-        </w:rPr>
-        <w:t xml:space="preserve"> </w:t>
-      </w:r>
-      <w:r>
-        <w:rPr>
-          <w:rFonts w:ascii="Arial" w:hAnsi="Arial" w:cs="Arial"/>
-        </w:rPr>
-        <w:t>→</w:t>
-      </w:r>
-      <w:r>
-        <w:rPr>
-          <w:rFonts w:ascii="Roboto Mono" w:hAnsi="Roboto Mono"/>
-        </w:rPr>
-        <w:t xml:space="preserve"> </w:t>
-      </w:r>
-      <w:r>
-        <w:rPr>
-          <w:rFonts w:ascii="Roboto Mono" w:hAnsi="Roboto Mono"/>
-        </w:rPr>
-        <w:t xml:space="preserve">Permanently </w:t>
-      </w:r>
-      <w:r>
-        <w:rPr>
-          <w:rFonts w:ascii="Roboto Mono" w:hAnsi="Roboto Mono"/>
-        </w:rPr>
-        <w:t>checkpoint folders</w:t>
-      </w:r>
-    </w:p>
-    <w:p>
-      <w:pPr>
-        <w:pStyle w:val="ListParagraph"/>
-        <w:numPr>
-          <w:ilvl w:val="1"/>
-          <w:numId w:val="4"/>
-        </w:numPr>
-        <w:rPr>
-          <w:rFonts w:ascii="Roboto Mono" w:hAnsi="Roboto Mono"/>
-        </w:rPr>
-      </w:pPr>
-      <w:r>
-        <w:rPr>
-          <w:rFonts w:ascii="Roboto Mono" w:hAnsi="Roboto Mono"/>
-          <w:b/>
-          <w:bCs/>
-        </w:rPr>
-        <w:lastRenderedPageBreak/>
-        <w:t>Temporary</w:t>
-      </w:r>
-      <w:r>
-        <w:rPr>
-          <w:rFonts w:ascii="Roboto Mono" w:hAnsi="Roboto Mono"/>
-          <w:b/>
-          <w:bCs/>
-        </w:rPr>
-        <w:t xml:space="preserve"> </w:t>
-      </w:r>
-      <w:r>
-        <w:rPr>
-          <w:rFonts w:ascii="Arial" w:hAnsi="Arial" w:cs="Arial"/>
-        </w:rPr>
-        <w:t>→</w:t>
-      </w:r>
-      <w:r>
-        <w:rPr>
-          <w:rFonts w:ascii="Roboto Mono" w:hAnsi="Roboto Mono"/>
-        </w:rPr>
-        <w:t xml:space="preserve"> </w:t>
-      </w:r>
-      <w:r>
-        <w:rPr>
-          <w:rFonts w:ascii="Roboto Mono" w:hAnsi="Roboto Mono"/>
-        </w:rPr>
-        <w:t xml:space="preserve">Temporary </w:t>
-      </w:r>
-      <w:r>
-        <w:rPr>
-          <w:rFonts w:ascii="Roboto Mono" w:hAnsi="Roboto Mono"/>
-        </w:rPr>
-        <w:t>checkpoint folders</w:t>
-      </w:r>
-    </w:p>
-    <w:p>
-      <w:pPr>
-        <w:pStyle w:val="ListParagraph"/>
-        <w:numPr>
-          <w:ilvl w:val="0"/>
-          <w:numId w:val="4"/>
-        </w:numPr>
-      </w:pPr>
-      <w:r>
-        <w:rPr>
-          <w:rFonts w:ascii="Roboto Mono" w:hAnsi="Roboto Mono"/>
-          <w:b/>
-          <w:bCs/>
-        </w:rPr>
-        <w:t>6</w:t>
-      </w:r>
-      <w:r>
-        <w:rPr>
-          <w:rFonts w:ascii="Roboto Mono" w:hAnsi="Roboto Mono"/>
-          <w:b/>
-          <w:bCs/>
-        </w:rPr>
-        <w:t>-</w:t>
-      </w:r>
-      <w:r>
-        <w:rPr>
-          <w:rFonts w:ascii="Roboto Mono" w:hAnsi="Roboto Mono"/>
-          <w:b/>
-          <w:bCs/>
-        </w:rPr>
-        <w:t>Archive</w:t>
-      </w:r>
-      <w:r>
-        <w:rPr>
-          <w:rFonts w:ascii="Roboto Mono" w:hAnsi="Roboto Mono"/>
-        </w:rPr>
-        <w:t xml:space="preserve"> </w:t>
-      </w:r>
-      <w:r>
-        <w:rPr>
-          <w:rFonts w:ascii="Arial" w:hAnsi="Arial" w:cs="Arial"/>
-        </w:rPr>
-        <w:t>→</w:t>
-      </w:r>
-      <w:r>
-        <w:rPr>
-          <w:rFonts w:ascii="Roboto Mono" w:hAnsi="Roboto Mono"/>
-        </w:rPr>
-        <w:t xml:space="preserve"> </w:t>
-      </w:r>
-      <w:r>
-        <w:rPr>
-          <w:rFonts w:ascii="Roboto Mono" w:hAnsi="Roboto Mono"/>
-        </w:rPr>
-        <w:t>Long-term storage for inactive or completed files and folders that are no longer in daily use but may be needed for reference or recovery.</w:t>
-      </w:r>
-    </w:p>
-    <w:p>
-      <w:pPr>
-        <w:pStyle w:val="ListParagraph"/>
-        <w:numPr>
-          <w:ilvl w:val="1"/>
-          <w:numId w:val="4"/>
-        </w:numPr>
-        <w:rPr>
-          <w:rFonts w:ascii="Roboto Mono" w:hAnsi="Roboto Mono"/>
-          <w:b/>
-          <w:bCs/>
-        </w:rPr>
-      </w:pPr>
-      <w:r>
-        <w:rPr>
-          <w:rFonts w:ascii="Roboto Mono" w:hAnsi="Roboto Mono"/>
-          <w:b/>
-          <w:bCs/>
-        </w:rPr>
-        <w:t>1-</w:t>
-      </w:r>
-      <w:r>
-        <w:rPr>
-          <w:rFonts w:ascii="Roboto Mono" w:hAnsi="Roboto Mono"/>
-          <w:b/>
-          <w:bCs/>
-        </w:rPr>
-        <w:t>Private Archive</w:t>
-      </w:r>
-      <w:r>
-        <w:rPr>
-          <w:rFonts w:ascii="Roboto Mono" w:hAnsi="Roboto Mono"/>
-          <w:b/>
-          <w:bCs/>
-        </w:rPr>
-        <w:t xml:space="preserve"> </w:t>
-      </w:r>
-      <w:r>
-        <w:rPr>
-          <w:rFonts w:ascii="Arial" w:hAnsi="Arial" w:cs="Arial"/>
-        </w:rPr>
-        <w:t>→</w:t>
-      </w:r>
-      <w:r>
-        <w:rPr>
-          <w:rFonts w:ascii="Arial" w:hAnsi="Arial" w:cs="Arial"/>
-        </w:rPr>
-        <w:t xml:space="preserve"> </w:t>
-      </w:r>
-      <w:r>
-        <w:rPr>
-          <w:rFonts w:ascii="Roboto Mono" w:hAnsi="Roboto Mono" w:cs="Arial"/>
-        </w:rPr>
-        <w:t>Private archive for sensitive, personal, or restricted content.</w:t>
-      </w:r>
-    </w:p>
-    <w:p>
-      <w:pPr>
-        <w:pStyle w:val="ListParagraph"/>
-        <w:numPr>
-          <w:ilvl w:val="1"/>
-          <w:numId w:val="4"/>
-        </w:numPr>
-        <w:rPr>
-          <w:rFonts w:ascii="Roboto Mono" w:hAnsi="Roboto Mono"/>
-          <w:b/>
-          <w:bCs/>
-        </w:rPr>
-      </w:pPr>
-      <w:r>
-        <w:rPr>
-          <w:rFonts w:ascii="Roboto Mono" w:hAnsi="Roboto Mono"/>
-          <w:b/>
-          <w:bCs/>
-        </w:rPr>
-        <w:t>2-Public Archive</w:t>
-      </w:r>
-      <w:r>
-        <w:rPr>
-          <w:rFonts w:ascii="Roboto Mono" w:hAnsi="Roboto Mono"/>
-          <w:b/>
-          <w:bCs/>
-        </w:rPr>
-        <w:t xml:space="preserve"> </w:t>
-      </w:r>
-      <w:r>
-        <w:rPr>
-          <w:rFonts w:ascii="Arial" w:hAnsi="Arial" w:cs="Arial"/>
-        </w:rPr>
-        <w:t>→</w:t>
-      </w:r>
-      <w:r>
-        <w:rPr>
-          <w:rFonts w:ascii="Arial" w:hAnsi="Arial" w:cs="Arial"/>
-        </w:rPr>
-        <w:t xml:space="preserve"> </w:t>
-      </w:r>
-      <w:r>
-        <w:rPr>
-          <w:rFonts w:ascii="Roboto Mono" w:hAnsi="Roboto Mono" w:cs="Arial"/>
-        </w:rPr>
-        <w:t>Public archive for non-sensitive, shareable, and reference content.</w:t>
-      </w:r>
-    </w:p>
-    <w:p>
-      <w:pPr>
-        <w:pStyle w:val="ListParagraph"/>
-        <w:numPr>
-          <w:ilvl w:val="2"/>
-          <w:numId w:val="4"/>
-        </w:numPr>
-        <w:rPr>
-          <w:rFonts w:ascii="Roboto Mono" w:hAnsi="Roboto Mono"/>
-          <w:b/>
-          <w:bCs/>
-        </w:rPr>
-      </w:pPr>
-      <w:r>
-        <w:rPr>
-          <w:rFonts w:ascii="Roboto Mono" w:hAnsi="Roboto Mono"/>
-          <w:b/>
-          <w:bCs/>
-        </w:rPr>
-        <w:t>Old Automation</w:t>
-      </w:r>
-      <w:r>
-        <w:rPr>
-          <w:rFonts w:ascii="Roboto Mono" w:hAnsi="Roboto Mono"/>
-          <w:b/>
-          <w:bCs/>
-        </w:rPr>
-        <w:t xml:space="preserve"> </w:t>
-      </w:r>
-      <w:r>
-        <w:rPr>
-          <w:rFonts w:ascii="Arial" w:hAnsi="Arial" w:cs="Arial"/>
-        </w:rPr>
-        <w:t>→</w:t>
-      </w:r>
-      <w:r>
-        <w:rPr>
-          <w:rFonts w:ascii="Arial" w:hAnsi="Arial" w:cs="Arial"/>
-        </w:rPr>
-        <w:t xml:space="preserve"> </w:t>
-      </w:r>
-      <w:r>
-        <w:rPr>
-          <w:rFonts w:ascii="Roboto Mono" w:hAnsi="Roboto Mono" w:cs="Arial"/>
-        </w:rPr>
-        <w:t xml:space="preserve">Archived historical records of previous versions of the </w:t>
-      </w:r>
-      <w:r>
-        <w:rPr>
-          <w:rFonts w:ascii="Roboto Mono" w:hAnsi="Roboto Mono" w:cs="Arial"/>
-        </w:rPr>
-        <w:t>automation scripts</w:t>
-      </w:r>
-      <w:r>
-        <w:rPr>
-          <w:rFonts w:ascii="Roboto Mono" w:hAnsi="Roboto Mono" w:cs="Arial"/>
-        </w:rPr>
-        <w:t>.</w:t>
-      </w:r>
-    </w:p>
-    <w:p>
-      <w:pPr>
-        <w:pStyle w:val="ListParagraph"/>
-        <w:numPr>
-          <w:ilvl w:val="2"/>
-          <w:numId w:val="4"/>
-        </w:numPr>
-        <w:rPr>
-          <w:rFonts w:ascii="Roboto Mono" w:hAnsi="Roboto Mono"/>
-        </w:rPr>
-      </w:pPr>
-      <w:r>
-        <w:rPr>
-          <w:rFonts w:ascii="Roboto Mono" w:hAnsi="Roboto Mono"/>
-          <w:b/>
-          <w:bCs/>
-        </w:rPr>
-        <w:t>Old Data Collections</w:t>
-      </w:r>
-      <w:r>
-        <w:rPr>
-          <w:rFonts w:ascii="Roboto Mono" w:hAnsi="Roboto Mono"/>
-        </w:rPr>
-        <w:t xml:space="preserve"> </w:t>
-      </w:r>
-      <w:r>
-        <w:rPr>
-          <w:rFonts w:ascii="Arial" w:hAnsi="Arial" w:cs="Arial"/>
-        </w:rPr>
-        <w:t>→</w:t>
-      </w:r>
-      <w:r>
-        <w:rPr>
-          <w:rFonts w:ascii="Roboto Mono" w:hAnsi="Roboto Mono" w:cs="Arial"/>
-        </w:rPr>
-        <w:t xml:space="preserve"> Archived historical records of previous versions of the Data Collections file, preserved to record structures, table counts, and data scope at specific points in time. These files are read-only and retained for comparison, auditing, rollback reference, or system evolution tracking.</w:t>
-      </w:r>
-    </w:p>
-    <w:p>
-      <w:pPr>
-        <w:pStyle w:val="ListParagraph"/>
-        <w:numPr>
-          <w:ilvl w:val="2"/>
-          <w:numId w:val="4"/>
-        </w:numPr>
-        <w:rPr>
-          <w:rFonts w:ascii="Roboto Mono" w:hAnsi="Roboto Mono"/>
-        </w:rPr>
-      </w:pPr>
-      <w:r>
-        <w:rPr>
-          <w:rFonts w:ascii="Roboto Mono" w:hAnsi="Roboto Mono"/>
-          <w:b/>
-          <w:bCs/>
-        </w:rPr>
-        <w:t xml:space="preserve">old </w:t>
-      </w:r>
-      <w:proofErr w:type="spellStart"/>
-      <w:r>
-        <w:rPr>
-          <w:rFonts w:ascii="Roboto Mono" w:hAnsi="Roboto Mono"/>
-          <w:b/>
-          <w:bCs/>
-        </w:rPr>
-        <w:t>FileHistory</w:t>
-      </w:r>
-      <w:proofErr w:type="spellEnd"/>
+          <w:bCs/>
+        </w:rPr>
+        <w:t>old FileHistory</w:t>
+      </w:r>
       <w:r>
         <w:rPr>
           <w:rFonts w:ascii="Roboto Mono" w:hAnsi="Roboto Mono"/>
@@ -8081,6 +7746,7 @@
   <w:style w:type="character" w:default="1" w:styleId="DefaultParagraphFont">
     <w:name w:val="Default Paragraph Font"/>
     <w:uiPriority w:val="1"/>
+    <w:semiHidden/>
     <w:unhideWhenUsed/>
   </w:style>
   <w:style w:type="table" w:default="1" w:styleId="TableNormal">
